--- a/CV/ZhangShuyang_CV_251006.docx
+++ b/CV/ZhangShuyang_CV_251006.docx
@@ -1601,7 +1601,7 @@
         <w:rPr>
           <w:rFonts w:ascii="Times New Roman" w:hAnsi="Times New Roman" w:cs="Times New Roman" w:hint="eastAsia"/>
         </w:rPr>
-        <w:t>21</w:t>
+        <w:t>58</w:t>
       </w:r>
       <w:r>
         <w:rPr>
@@ -1613,7 +1613,7 @@
         <w:rPr>
           <w:rFonts w:ascii="Times New Roman" w:hAnsi="Times New Roman" w:cs="Times New Roman" w:hint="eastAsia"/>
         </w:rPr>
-        <w:t>6</w:t>
+        <w:t>7</w:t>
       </w:r>
       <w:r>
         <w:rPr>
@@ -7975,7 +7975,7 @@
           <w:sz w:val="24"/>
           <w:szCs w:val="28"/>
         </w:rPr>
-        <w:t>February</w:t>
+        <w:t>July</w:t>
       </w:r>
       <w:r>
         <w:rPr>
@@ -7995,7 +7995,17 @@
           <w:sz w:val="24"/>
           <w:szCs w:val="28"/>
         </w:rPr>
-        <w:t>27</w:t>
+        <w:t>2</w:t>
+      </w:r>
+      <w:r>
+        <w:rPr>
+          <w:rFonts w:ascii="Times New Roman" w:hAnsi="Times New Roman" w:cs="Times New Roman" w:hint="eastAsia"/>
+          <w:i/>
+          <w:iCs/>
+          <w:sz w:val="24"/>
+          <w:szCs w:val="28"/>
+        </w:rPr>
+        <w:t>1</w:t>
       </w:r>
       <w:r>
         <w:rPr>

--- a/CV/ZhangShuyang_CV_251006.docx
+++ b/CV/ZhangShuyang_CV_251006.docx
@@ -1819,19 +1819,145 @@
         <w:rPr>
           <w:rFonts w:ascii="Times New Roman" w:hAnsi="Times New Roman" w:cs="Times New Roman"/>
         </w:rPr>
-        <w:t xml:space="preserve">, Wu X, Xu P, Liu N*, Li N*. </w:t>
+        <w:t xml:space="preserve">, </w:t>
       </w:r>
       <w:r>
         <w:rPr>
           <w:rFonts w:ascii="Times New Roman" w:hAnsi="Times New Roman" w:cs="Times New Roman" w:hint="eastAsia"/>
         </w:rPr>
+        <w:t>Chen</w:t>
+      </w:r>
+      <w:r>
+        <w:rPr>
+          <w:rFonts w:ascii="Times New Roman" w:hAnsi="Times New Roman" w:cs="Times New Roman"/>
+        </w:rPr>
+        <w:t xml:space="preserve"> </w:t>
+      </w:r>
+      <w:r>
+        <w:rPr>
+          <w:rFonts w:ascii="Times New Roman" w:hAnsi="Times New Roman" w:cs="Times New Roman" w:hint="eastAsia"/>
+        </w:rPr>
+        <w:t>T</w:t>
+      </w:r>
+      <w:r>
+        <w:rPr>
+          <w:rFonts w:ascii="Times New Roman" w:hAnsi="Times New Roman" w:cs="Times New Roman"/>
+        </w:rPr>
+        <w:t xml:space="preserve">, </w:t>
+      </w:r>
+      <w:r>
+        <w:rPr>
+          <w:rFonts w:ascii="Times New Roman" w:hAnsi="Times New Roman" w:cs="Times New Roman" w:hint="eastAsia"/>
+        </w:rPr>
+        <w:t>Zhang</w:t>
+      </w:r>
+      <w:r>
+        <w:rPr>
+          <w:rFonts w:ascii="Times New Roman" w:hAnsi="Times New Roman" w:cs="Times New Roman"/>
+        </w:rPr>
+        <w:t xml:space="preserve"> </w:t>
+      </w:r>
+      <w:r>
+        <w:rPr>
+          <w:rFonts w:ascii="Times New Roman" w:hAnsi="Times New Roman" w:cs="Times New Roman" w:hint="eastAsia"/>
+        </w:rPr>
+        <w:t>X</w:t>
+      </w:r>
+      <w:r>
+        <w:rPr>
+          <w:rFonts w:ascii="Times New Roman" w:hAnsi="Times New Roman" w:cs="Times New Roman"/>
+        </w:rPr>
+        <w:t xml:space="preserve">, </w:t>
+      </w:r>
+      <w:r>
+        <w:rPr>
+          <w:rFonts w:ascii="Times New Roman" w:hAnsi="Times New Roman" w:cs="Times New Roman" w:hint="eastAsia"/>
+        </w:rPr>
+        <w:t>Gao</w:t>
+      </w:r>
+      <w:r>
+        <w:rPr>
+          <w:rFonts w:ascii="Times New Roman" w:hAnsi="Times New Roman" w:cs="Times New Roman"/>
+        </w:rPr>
+        <w:t xml:space="preserve"> </w:t>
+      </w:r>
+      <w:r>
+        <w:rPr>
+          <w:rFonts w:ascii="Times New Roman" w:hAnsi="Times New Roman" w:cs="Times New Roman" w:hint="eastAsia"/>
+        </w:rPr>
+        <w:t>X</w:t>
+      </w:r>
+      <w:r>
+        <w:rPr>
+          <w:rFonts w:ascii="Times New Roman" w:hAnsi="Times New Roman" w:cs="Times New Roman"/>
+        </w:rPr>
+        <w:t xml:space="preserve">, </w:t>
+      </w:r>
+      <w:r>
+        <w:rPr>
+          <w:rFonts w:ascii="Times New Roman" w:hAnsi="Times New Roman" w:cs="Times New Roman" w:hint="eastAsia"/>
+        </w:rPr>
+        <w:t>Chao</w:t>
+      </w:r>
+      <w:r>
+        <w:rPr>
+          <w:rFonts w:ascii="Times New Roman" w:hAnsi="Times New Roman" w:cs="Times New Roman"/>
+        </w:rPr>
+        <w:t xml:space="preserve"> </w:t>
+      </w:r>
+      <w:r>
+        <w:rPr>
+          <w:rFonts w:ascii="Times New Roman" w:hAnsi="Times New Roman" w:cs="Times New Roman" w:hint="eastAsia"/>
+        </w:rPr>
+        <w:t>Y</w:t>
+      </w:r>
+      <w:r>
+        <w:rPr>
+          <w:rFonts w:ascii="Times New Roman" w:hAnsi="Times New Roman" w:cs="Times New Roman"/>
+        </w:rPr>
+        <w:t xml:space="preserve">, </w:t>
+      </w:r>
+      <w:r>
+        <w:rPr>
+          <w:rFonts w:ascii="Times New Roman" w:hAnsi="Times New Roman" w:cs="Times New Roman"/>
+        </w:rPr>
+        <w:t>Li</w:t>
+      </w:r>
+      <w:r>
+        <w:rPr>
+          <w:rFonts w:ascii="Times New Roman" w:hAnsi="Times New Roman" w:cs="Times New Roman" w:hint="eastAsia"/>
+        </w:rPr>
+        <w:t>u</w:t>
+      </w:r>
+      <w:r>
+        <w:rPr>
+          <w:rFonts w:ascii="Times New Roman" w:hAnsi="Times New Roman" w:cs="Times New Roman"/>
+        </w:rPr>
+        <w:t xml:space="preserve"> N*. </w:t>
+      </w:r>
+      <w:r>
+        <w:rPr>
+          <w:rFonts w:ascii="Times New Roman" w:hAnsi="Times New Roman" w:cs="Times New Roman" w:hint="eastAsia"/>
+        </w:rPr>
         <w:t xml:space="preserve">(2026). </w:t>
       </w:r>
       <w:r>
         <w:rPr>
           <w:rFonts w:ascii="Times New Roman" w:hAnsi="Times New Roman" w:cs="Times New Roman"/>
         </w:rPr>
-        <w:t>Local UHI mitigation and utilization: Urban building energy modeling, simulation, and urban design responses based on localized weather data.</w:t>
+        <w:t xml:space="preserve">Local UHI mitigation and utilization: </w:t>
+      </w:r>
+      <w:r>
+        <w:rPr>
+          <w:rFonts w:ascii="Times New Roman" w:hAnsi="Times New Roman" w:cs="Times New Roman" w:hint="eastAsia"/>
+        </w:rPr>
+        <w:t>UBEM driven by localized weather data for addressing urban building energy risks under compound heatwave and UHI: a campus-scale study</w:t>
+      </w:r>
+      <w:r>
+        <w:rPr>
+          <w:rFonts w:ascii="Times New Roman" w:hAnsi="Times New Roman" w:cs="Times New Roman"/>
+        </w:rPr>
+        <w:t>.</w:t>
       </w:r>
       <w:r>
         <w:rPr>
@@ -1847,6 +1973,131 @@
           <w:i/>
           <w:iCs/>
         </w:rPr>
+        <w:t>Building and Environment</w:t>
+      </w:r>
+      <w:r>
+        <w:rPr>
+          <w:rFonts w:ascii="Times New Roman" w:hAnsi="Times New Roman" w:cs="Times New Roman"/>
+        </w:rPr>
+        <w:t xml:space="preserve">, </w:t>
+      </w:r>
+      <w:r>
+        <w:rPr>
+          <w:rFonts w:ascii="Times New Roman" w:hAnsi="Times New Roman" w:cs="Times New Roman" w:hint="eastAsia"/>
+          <w:u w:val="single"/>
+        </w:rPr>
+        <w:t>305</w:t>
+      </w:r>
+      <w:r>
+        <w:rPr>
+          <w:rFonts w:ascii="Times New Roman" w:hAnsi="Times New Roman" w:cs="Times New Roman" w:hint="eastAsia"/>
+        </w:rPr>
+        <w:t xml:space="preserve">, </w:t>
+      </w:r>
+      <w:r>
+        <w:rPr>
+          <w:rFonts w:ascii="Times New Roman" w:hAnsi="Times New Roman" w:cs="Times New Roman"/>
+        </w:rPr>
+        <w:t>11</w:t>
+      </w:r>
+      <w:r>
+        <w:rPr>
+          <w:rFonts w:ascii="Times New Roman" w:hAnsi="Times New Roman" w:cs="Times New Roman" w:hint="eastAsia"/>
+        </w:rPr>
+        <w:t>5168</w:t>
+      </w:r>
+      <w:r>
+        <w:rPr>
+          <w:rFonts w:ascii="Times New Roman" w:hAnsi="Times New Roman" w:cs="Times New Roman"/>
+        </w:rPr>
+        <w:t>.</w:t>
+      </w:r>
+      <w:r>
+        <w:rPr>
+          <w:rFonts w:ascii="Times New Roman" w:hAnsi="Times New Roman" w:cs="Times New Roman"/>
+        </w:rPr>
+        <w:t xml:space="preserve"> (SCI Q1, IF=</w:t>
+      </w:r>
+      <w:r>
+        <w:rPr>
+          <w:rFonts w:ascii="Times New Roman" w:hAnsi="Times New Roman" w:cs="Times New Roman" w:hint="eastAsia"/>
+        </w:rPr>
+        <w:t>7.6</w:t>
+      </w:r>
+      <w:r>
+        <w:rPr>
+          <w:rFonts w:ascii="Times New Roman" w:hAnsi="Times New Roman" w:cs="Times New Roman"/>
+        </w:rPr>
+        <w:t>)</w:t>
+      </w:r>
+      <w:r>
+        <w:rPr>
+          <w:rFonts w:ascii="Times New Roman" w:hAnsi="Times New Roman" w:cs="Times New Roman" w:hint="eastAsia"/>
+          <w:u w:val="single"/>
+        </w:rPr>
+        <w:t xml:space="preserve"> </w:t>
+      </w:r>
+      <w:r>
+        <w:rPr>
+          <w:rStyle w:val="af2"/>
+          <w:rFonts w:ascii="Times New Roman" w:hAnsi="Times New Roman" w:cs="Times New Roman" w:hint="eastAsia"/>
+          <w:u w:val="none"/>
+        </w:rPr>
+        <w:t>https://doi.org/10.1016/j.buildenv.2026.115168</w:t>
+      </w:r>
+      <w:hyperlink r:id="rId16" w:history="1"/>
+    </w:p>
+    <w:p>
+      <w:pPr>
+        <w:pStyle w:val="a9"/>
+        <w:numPr>
+          <w:ilvl w:val="0"/>
+          <w:numId w:val="1"/>
+        </w:numPr>
+        <w:rPr>
+          <w:rFonts w:ascii="Times New Roman" w:hAnsi="Times New Roman" w:cs="Times New Roman"/>
+        </w:rPr>
+      </w:pPr>
+      <w:r>
+        <w:rPr>
+          <w:rFonts w:ascii="Times New Roman" w:hAnsi="Times New Roman" w:cs="Times New Roman"/>
+          <w:b/>
+          <w:bCs/>
+        </w:rPr>
+        <w:t>Zhang S</w:t>
+      </w:r>
+      <w:r>
+        <w:rPr>
+          <w:rFonts w:ascii="Times New Roman" w:hAnsi="Times New Roman" w:cs="Times New Roman"/>
+        </w:rPr>
+        <w:t xml:space="preserve">, Wu X, Xu P, Liu N*, Li N*. </w:t>
+      </w:r>
+      <w:r>
+        <w:rPr>
+          <w:rFonts w:ascii="Times New Roman" w:hAnsi="Times New Roman" w:cs="Times New Roman" w:hint="eastAsia"/>
+        </w:rPr>
+        <w:t xml:space="preserve">(2026). </w:t>
+      </w:r>
+      <w:r>
+        <w:rPr>
+          <w:rFonts w:ascii="Times New Roman" w:hAnsi="Times New Roman" w:cs="Times New Roman"/>
+        </w:rPr>
+        <w:t>Local UHI mitigation and utilization: Urban building energy modeling, simulation, and urban design responses based on localized weather data.</w:t>
+      </w:r>
+      <w:r>
+        <w:rPr>
+          <w:rFonts w:ascii="Times New Roman" w:hAnsi="Times New Roman" w:cs="Times New Roman" w:hint="eastAsia"/>
+        </w:rPr>
+        <w:t xml:space="preserve"> </w:t>
+      </w:r>
+      <w:r>
+        <w:rPr>
+          <w:rFonts w:ascii="Times New Roman" w:hAnsi="Times New Roman" w:cs="Times New Roman"/>
+          <w:b/>
+          <w:bCs/>
+          <w:i/>
+          <w:iCs/>
+        </w:rPr>
         <w:t>Building Simulation</w:t>
       </w:r>
       <w:r>
@@ -1861,7 +2112,7 @@
         </w:rPr>
         <w:t xml:space="preserve"> </w:t>
       </w:r>
-      <w:hyperlink r:id="rId16" w:history="1">
+      <w:hyperlink r:id="rId17" w:history="1">
         <w:r>
           <w:rPr>
             <w:rStyle w:val="af2"/>
@@ -1871,7 +2122,7 @@
           <w:t>https://doi.org/10.1007/s12273-026-1410-7</w:t>
         </w:r>
       </w:hyperlink>
-      <w:hyperlink r:id="rId17" w:history="1"/>
+      <w:hyperlink r:id="rId18" w:history="1"/>
     </w:p>
     <w:p>
       <w:pPr>
@@ -1926,7 +2177,7 @@
         </w:rPr>
         <w:t xml:space="preserve">113824. (SCI Q1, IF=7.6) </w:t>
       </w:r>
-      <w:hyperlink r:id="rId18" w:tgtFrame="_blank" w:tooltip="Persistent link using digital object identifier" w:history="1">
+      <w:hyperlink r:id="rId19" w:tgtFrame="_blank" w:tooltip="Persistent link using digital object identifier" w:history="1">
         <w:r>
           <w:rPr>
             <w:rStyle w:val="af2"/>
@@ -2052,7 +2303,7 @@
         </w:rPr>
         <w:t xml:space="preserve"> </w:t>
       </w:r>
-      <w:hyperlink r:id="rId19" w:tgtFrame="_blank" w:tooltip="Persistent link using digital object identifier" w:history="1">
+      <w:hyperlink r:id="rId20" w:tgtFrame="_blank" w:tooltip="Persistent link using digital object identifier" w:history="1">
         <w:r>
           <w:rPr>
             <w:rStyle w:val="af2"/>
@@ -2146,7 +2397,7 @@
         </w:rPr>
         <w:t xml:space="preserve"> </w:t>
       </w:r>
-      <w:hyperlink r:id="rId20" w:tgtFrame="_blank" w:tooltip="Persistent link using digital object identifier" w:history="1">
+      <w:hyperlink r:id="rId21" w:tgtFrame="_blank" w:tooltip="Persistent link using digital object identifier" w:history="1">
         <w:r>
           <w:rPr>
             <w:rStyle w:val="af2"/>
@@ -2210,7 +2461,7 @@
         </w:rPr>
         <w:t xml:space="preserve">, 51(2), 529-545. (SSCI Q1, IF=3.1) </w:t>
       </w:r>
-      <w:hyperlink r:id="rId21" w:history="1">
+      <w:hyperlink r:id="rId22" w:history="1">
         <w:r>
           <w:rPr>
             <w:rStyle w:val="af2"/>
@@ -2396,7 +2647,7 @@
         </w:rPr>
         <w:t xml:space="preserve"> </w:t>
       </w:r>
-      <w:hyperlink r:id="rId22" w:tgtFrame="_blank" w:tooltip="Persistent link using digital object identifier" w:history="1">
+      <w:hyperlink r:id="rId23" w:tgtFrame="_blank" w:tooltip="Persistent link using digital object identifier" w:history="1">
         <w:r>
           <w:rPr>
             <w:rStyle w:val="af2"/>
@@ -2478,7 +2729,7 @@
         </w:rPr>
         <w:t xml:space="preserve">. (SCI Q1, IF=15.7) </w:t>
       </w:r>
-      <w:hyperlink r:id="rId23" w:history="1">
+      <w:hyperlink r:id="rId24" w:history="1">
         <w:r>
           <w:rPr>
             <w:rStyle w:val="af2"/>
@@ -2669,7 +2920,7 @@
         </w:rPr>
         <w:t xml:space="preserve"> </w:t>
       </w:r>
-      <w:hyperlink r:id="rId24" w:history="1">
+      <w:hyperlink r:id="rId25" w:history="1">
         <w:r>
           <w:rPr>
             <w:rStyle w:val="af2"/>
@@ -2782,7 +3033,7 @@
         </w:rPr>
         <w:t xml:space="preserve"> </w:t>
       </w:r>
-      <w:hyperlink r:id="rId25" w:history="1">
+      <w:hyperlink r:id="rId26" w:history="1">
         <w:r>
           <w:rPr>
             <w:rStyle w:val="af2"/>
@@ -2932,7 +3183,7 @@
         </w:rPr>
         <w:t xml:space="preserve"> </w:t>
       </w:r>
-      <w:hyperlink r:id="rId26" w:history="1">
+      <w:hyperlink r:id="rId27" w:history="1">
         <w:r>
           <w:rPr>
             <w:rStyle w:val="af2"/>
@@ -2959,6 +3210,7 @@
         <w:rPr>
           <w:rFonts w:ascii="Times New Roman" w:hAnsi="Times New Roman" w:cs="Times New Roman"/>
         </w:rPr>
+        <w:lastRenderedPageBreak/>
         <w:t>Zhang X, Chen T</w:t>
       </w:r>
       <w:r>
@@ -3057,7 +3309,7 @@
         </w:rPr>
         <w:t xml:space="preserve"> </w:t>
       </w:r>
-      <w:hyperlink r:id="rId27" w:tgtFrame="_blank" w:tooltip="Persistent link using digital object identifier" w:history="1">
+      <w:hyperlink r:id="rId28" w:tgtFrame="_blank" w:tooltip="Persistent link using digital object identifier" w:history="1">
         <w:r>
           <w:rPr>
             <w:rStyle w:val="af2"/>
@@ -3083,7 +3335,6 @@
         <w:rPr>
           <w:rFonts w:ascii="Times New Roman" w:hAnsi="Times New Roman" w:cs="Times New Roman"/>
         </w:rPr>
-        <w:lastRenderedPageBreak/>
         <w:t xml:space="preserve">Chen T, Singh V K, </w:t>
       </w:r>
       <w:r>
@@ -3140,7 +3391,7 @@
         </w:rPr>
         <w:t xml:space="preserve"> </w:t>
       </w:r>
-      <w:hyperlink r:id="rId28" w:tgtFrame="_blank" w:tooltip="Persistent link using digital object identifier" w:history="1">
+      <w:hyperlink r:id="rId29" w:tgtFrame="_blank" w:tooltip="Persistent link using digital object identifier" w:history="1">
         <w:r>
           <w:rPr>
             <w:rStyle w:val="af2"/>
@@ -3240,7 +3491,7 @@
         </w:rPr>
         <w:t xml:space="preserve"> </w:t>
       </w:r>
-      <w:hyperlink r:id="rId29" w:history="1">
+      <w:hyperlink r:id="rId30" w:history="1">
         <w:r>
           <w:rPr>
             <w:rStyle w:val="af2"/>
@@ -3304,7 +3555,7 @@
         </w:rPr>
         <w:t xml:space="preserve"> </w:t>
       </w:r>
-      <w:hyperlink r:id="rId30" w:history="1">
+      <w:hyperlink r:id="rId31" w:history="1">
         <w:r>
           <w:rPr>
             <w:rStyle w:val="af2"/>
@@ -3491,7 +3742,7 @@
         </w:rPr>
         <w:t xml:space="preserve"> </w:t>
       </w:r>
-      <w:hyperlink r:id="rId31" w:tgtFrame="_blank" w:history="1">
+      <w:hyperlink r:id="rId32" w:tgtFrame="_blank" w:history="1">
         <w:r>
           <w:rPr>
             <w:rStyle w:val="af2"/>
@@ -3590,10 +3841,10 @@
       </w:r>
       <w:r>
         <w:rPr>
-          <w:rFonts w:ascii="Times New Roman" w:hAnsi="Times New Roman" w:cs="Times New Roman"/>
+          <w:rFonts w:ascii="Times New Roman" w:hAnsi="Times New Roman" w:cs="Times New Roman" w:hint="eastAsia"/>
           <w:u w:val="single"/>
         </w:rPr>
-        <w:t>Excellent PhD Thesis Award</w:t>
+        <w:t>Excellent Doctoral Dissertation</w:t>
       </w:r>
       <w:r>
         <w:rPr>
@@ -4370,26 +4621,6 @@
     <w:p>
       <w:pPr>
         <w:spacing w:after="60"/>
-        <w:rPr>
-          <w:rFonts w:ascii="Times New Roman" w:hAnsi="Times New Roman" w:cs="Times New Roman"/>
-          <w:b/>
-          <w:bCs/>
-        </w:rPr>
-      </w:pPr>
-    </w:p>
-    <w:p>
-      <w:pPr>
-        <w:spacing w:after="60"/>
-        <w:rPr>
-          <w:rFonts w:ascii="Times New Roman" w:hAnsi="Times New Roman" w:cs="Times New Roman"/>
-          <w:b/>
-          <w:bCs/>
-        </w:rPr>
-      </w:pPr>
-    </w:p>
-    <w:p>
-      <w:pPr>
-        <w:spacing w:after="60"/>
         <w:outlineLvl w:val="1"/>
         <w:rPr>
           <w:rFonts w:ascii="Times New Roman" w:hAnsi="Times New Roman" w:cs="Times New Roman"/>
@@ -4403,7 +4634,6 @@
           <w:b/>
           <w:bCs/>
         </w:rPr>
-        <w:lastRenderedPageBreak/>
         <w:t>AWARDS AND GRANTS</w:t>
       </w:r>
     </w:p>
@@ -4454,15 +4684,65 @@
             <w:pPr>
               <w:rPr>
                 <w:rFonts w:ascii="Times New Roman" w:hAnsi="Times New Roman" w:cs="Times New Roman"/>
-              </w:rPr>
-            </w:pPr>
-            <w:r>
-              <w:rPr>
-                <w:rFonts w:ascii="Times New Roman" w:hAnsi="Times New Roman" w:cs="Times New Roman"/>
-                <w:b/>
-                <w:bCs/>
-              </w:rPr>
-              <w:t>Excellent PhD Thesis Award</w:t>
+                <w:b/>
+                <w:bCs/>
+              </w:rPr>
+            </w:pPr>
+            <w:r>
+              <w:rPr>
+                <w:rFonts w:ascii="Times New Roman" w:hAnsi="Times New Roman" w:cs="Times New Roman" w:hint="eastAsia"/>
+                <w:b/>
+                <w:bCs/>
+              </w:rPr>
+              <w:t>Excellent Doctoral Dissertation (School Level)</w:t>
+            </w:r>
+            <w:r>
+              <w:rPr>
+                <w:rFonts w:ascii="Times New Roman" w:hAnsi="Times New Roman" w:cs="Times New Roman" w:hint="eastAsia"/>
+                <w:b/>
+                <w:bCs/>
+              </w:rPr>
+              <w:t xml:space="preserve"> </w:t>
+            </w:r>
+            <w:r>
+              <w:rPr>
+                <w:rFonts w:ascii="Times New Roman" w:hAnsi="Times New Roman" w:cs="Times New Roman" w:hint="eastAsia"/>
+                <w:b/>
+                <w:bCs/>
+              </w:rPr>
+              <w:t>·</w:t>
+            </w:r>
+            <w:r>
+              <w:rPr>
+                <w:rFonts w:ascii="Times New Roman" w:hAnsi="Times New Roman" w:cs="Times New Roman" w:hint="eastAsia"/>
+                <w:b/>
+                <w:bCs/>
+              </w:rPr>
+              <w:t xml:space="preserve"> </w:t>
+            </w:r>
+            <w:r>
+              <w:rPr>
+                <w:rFonts w:ascii="Times New Roman" w:hAnsi="Times New Roman" w:cs="Times New Roman" w:hint="eastAsia"/>
+                <w:b/>
+                <w:bCs/>
+              </w:rPr>
+              <w:t>Merit</w:t>
+            </w:r>
+            <w:r>
+              <w:rPr>
+                <w:rFonts w:ascii="Times New Roman" w:hAnsi="Times New Roman" w:cs="Times New Roman" w:hint="eastAsia"/>
+                <w:b/>
+                <w:bCs/>
+              </w:rPr>
+              <w:t xml:space="preserve"> </w:t>
+            </w:r>
+            <w:r>
+              <w:rPr>
+                <w:rFonts w:ascii="Times New Roman" w:hAnsi="Times New Roman" w:cs="Times New Roman" w:hint="eastAsia"/>
+                <w:b/>
+                <w:bCs/>
+              </w:rPr>
+              <w:t>Graduate (Univ. Level)</w:t>
             </w:r>
           </w:p>
           <w:p>
@@ -6380,7 +6660,6 @@
           <w:b/>
           <w:bCs/>
         </w:rPr>
-        <w:lastRenderedPageBreak/>
         <w:t>DESIGN AWARD</w:t>
       </w:r>
       <w:r>
@@ -7975,7 +8254,8 @@
           <w:sz w:val="24"/>
           <w:szCs w:val="28"/>
         </w:rPr>
-        <w:t>July</w:t>
+        <w:lastRenderedPageBreak/>
+        <w:t>Aug</w:t>
       </w:r>
       <w:r>
         <w:rPr>
@@ -8005,7 +8285,7 @@
           <w:sz w:val="24"/>
           <w:szCs w:val="28"/>
         </w:rPr>
-        <w:t>1</w:t>
+        <w:t>6</w:t>
       </w:r>
       <w:r>
         <w:rPr>
@@ -8029,8 +8309,8 @@
       </w:r>
     </w:p>
     <w:sectPr>
-      <w:headerReference w:type="default" r:id="rId32"/>
-      <w:footerReference w:type="default" r:id="rId33"/>
+      <w:headerReference w:type="default" r:id="rId33"/>
+      <w:footerReference w:type="default" r:id="rId34"/>
       <w:pgSz w:w="11906" w:h="16838"/>
       <w:pgMar w:top="1077" w:right="1077" w:bottom="1077" w:left="1077" w:header="737" w:footer="992" w:gutter="0"/>
       <w:cols w:space="425"/>

--- a/CV/ZhangShuyang_CV_251006.docx
+++ b/CV/ZhangShuyang_CV_251006.docx
@@ -1589,31 +1589,43 @@
         <w:rPr>
           <w:rFonts w:ascii="Times New Roman" w:hAnsi="Times New Roman" w:cs="Times New Roman"/>
         </w:rPr>
-        <w:t xml:space="preserve"> (Total citations: </w:t>
+        <w:t xml:space="preserve"> (</w:t>
+      </w:r>
+      <w:r>
+        <w:rPr>
+          <w:rFonts w:ascii="Times New Roman" w:hAnsi="Times New Roman" w:cs="Times New Roman"/>
+        </w:rPr>
+        <w:t xml:space="preserve">H-index: </w:t>
       </w:r>
       <w:r>
         <w:rPr>
           <w:rFonts w:ascii="Times New Roman" w:hAnsi="Times New Roman" w:cs="Times New Roman" w:hint="eastAsia"/>
         </w:rPr>
+        <w:t>8</w:t>
+      </w:r>
+      <w:r>
+        <w:rPr>
+          <w:rFonts w:ascii="Times New Roman" w:hAnsi="Times New Roman" w:cs="Times New Roman"/>
+        </w:rPr>
+        <w:t xml:space="preserve">, </w:t>
+      </w:r>
+      <w:r>
+        <w:rPr>
+          <w:rFonts w:ascii="Times New Roman" w:hAnsi="Times New Roman" w:cs="Times New Roman"/>
+        </w:rPr>
+        <w:t xml:space="preserve">Total citations: </w:t>
+      </w:r>
+      <w:r>
+        <w:rPr>
+          <w:rFonts w:ascii="Times New Roman" w:hAnsi="Times New Roman" w:cs="Times New Roman" w:hint="eastAsia"/>
+        </w:rPr>
         <w:t>1</w:t>
       </w:r>
       <w:r>
         <w:rPr>
           <w:rFonts w:ascii="Times New Roman" w:hAnsi="Times New Roman" w:cs="Times New Roman" w:hint="eastAsia"/>
         </w:rPr>
-        <w:t>58</w:t>
-      </w:r>
-      <w:r>
-        <w:rPr>
-          <w:rFonts w:ascii="Times New Roman" w:hAnsi="Times New Roman" w:cs="Times New Roman"/>
-        </w:rPr>
-        <w:t xml:space="preserve">, H-index: </w:t>
-      </w:r>
-      <w:r>
-        <w:rPr>
-          <w:rFonts w:ascii="Times New Roman" w:hAnsi="Times New Roman" w:cs="Times New Roman" w:hint="eastAsia"/>
-        </w:rPr>
-        <w:t>7</w:t>
+        <w:t>94</w:t>
       </w:r>
       <w:r>
         <w:rPr>
@@ -1763,7 +1775,7 @@
         <w:rPr>
           <w:rFonts w:ascii="Times New Roman" w:hAnsi="Times New Roman" w:cs="Times New Roman" w:hint="eastAsia"/>
         </w:rPr>
-        <w:t>5</w:t>
+        <w:t>6</w:t>
       </w:r>
       <w:r>
         <w:rPr>
@@ -1775,7 +1787,7 @@
         <w:rPr>
           <w:rFonts w:ascii="Times New Roman" w:hAnsi="Times New Roman" w:cs="Times New Roman" w:hint="eastAsia"/>
         </w:rPr>
-        <w:t>9</w:t>
+        <w:t>10</w:t>
       </w:r>
       <w:r>
         <w:rPr>
@@ -1984,7 +1996,6 @@
       <w:r>
         <w:rPr>
           <w:rFonts w:ascii="Times New Roman" w:hAnsi="Times New Roman" w:cs="Times New Roman" w:hint="eastAsia"/>
-          <w:u w:val="single"/>
         </w:rPr>
         <w:t>305</w:t>
       </w:r>
@@ -2925,6 +2936,7 @@
           <w:rPr>
             <w:rStyle w:val="af2"/>
             <w:rFonts w:ascii="Times New Roman" w:hAnsi="Times New Roman" w:cs="Times New Roman" w:hint="eastAsia"/>
+            <w:color w:val="000000" w:themeColor="text1"/>
             <w:u w:val="none"/>
           </w:rPr>
           <w:t>https://d.wanfangdata.com.cn/periodical/jzs202003013</w:t>
@@ -3515,13 +3527,13 @@
       </w:pPr>
       <w:r>
         <w:rPr>
-          <w:rFonts w:ascii="Times New Roman" w:hAnsi="Times New Roman" w:cs="Times New Roman" w:hint="eastAsia"/>
-        </w:rPr>
-        <w:t xml:space="preserve">Gao X, Yuan M, Yang Y, </w:t>
-      </w:r>
-      <w:r>
-        <w:rPr>
-          <w:rFonts w:ascii="Times New Roman" w:hAnsi="Times New Roman" w:cs="Times New Roman" w:hint="eastAsia"/>
+          <w:rFonts w:ascii="Times New Roman" w:hAnsi="Times New Roman" w:cs="Times New Roman"/>
+        </w:rPr>
+        <w:t xml:space="preserve">Wang G, Zhang X, </w:t>
+      </w:r>
+      <w:r>
+        <w:rPr>
+          <w:rFonts w:ascii="Times New Roman" w:hAnsi="Times New Roman" w:cs="Times New Roman"/>
           <w:b/>
           <w:bCs/>
         </w:rPr>
@@ -3529,18 +3541,124 @@
       </w:r>
       <w:r>
         <w:rPr>
-          <w:rFonts w:ascii="Times New Roman" w:hAnsi="Times New Roman" w:cs="Times New Roman" w:hint="eastAsia"/>
-        </w:rPr>
-        <w:t xml:space="preserve">, Ni J, Zhuang W, Geng Y*. (2026). Decoding occupant behavior in shared spaces of open-plan offices: A multi-sensor data fusion and machine learning approach. </w:t>
-      </w:r>
-      <w:r>
-        <w:rPr>
-          <w:rFonts w:ascii="Times New Roman" w:hAnsi="Times New Roman" w:cs="Times New Roman" w:hint="eastAsia"/>
+          <w:rFonts w:ascii="Times New Roman" w:hAnsi="Times New Roman" w:cs="Times New Roman"/>
+        </w:rPr>
+        <w:t xml:space="preserve">, Wang X, Chen T, Heng CK. (2026). The rural-urban gradient modulates ecosystem health’s impact on environmental factors: evidence from Middle Yangtze. </w:t>
+      </w:r>
+      <w:r>
+        <w:rPr>
+          <w:rFonts w:ascii="Times New Roman" w:hAnsi="Times New Roman" w:cs="Times New Roman"/>
           <w:b/>
           <w:bCs/>
           <w:i/>
           <w:iCs/>
         </w:rPr>
+        <w:t>Stochastic Environmental Research and Risk Assessment</w:t>
+      </w:r>
+      <w:r>
+        <w:rPr>
+          <w:rFonts w:ascii="Times New Roman" w:hAnsi="Times New Roman" w:cs="Times New Roman"/>
+        </w:rPr>
+        <w:t xml:space="preserve">, 40, 204. (SCI Q1) </w:t>
+      </w:r>
+      <w:hyperlink r:id="rId31" w:history="1">
+        <w:r>
+          <w:rPr>
+            <w:rStyle w:val="af2"/>
+            <w:rFonts w:ascii="Times New Roman" w:hAnsi="Times New Roman" w:cs="Times New Roman"/>
+            <w:u w:val="none"/>
+          </w:rPr>
+          <w:t>https://doi.org/10.1007/s00477-026-03341-9</w:t>
+        </w:r>
+      </w:hyperlink>
+    </w:p>
+    <w:p>
+      <w:pPr>
+        <w:pStyle w:val="a9"/>
+        <w:numPr>
+          <w:ilvl w:val="0"/>
+          <w:numId w:val="1"/>
+        </w:numPr>
+        <w:rPr>
+          <w:rFonts w:ascii="Times New Roman" w:hAnsi="Times New Roman" w:cs="Times New Roman"/>
+        </w:rPr>
+      </w:pPr>
+      <w:r>
+        <w:rPr>
+          <w:rFonts w:ascii="Times New Roman" w:hAnsi="Times New Roman" w:cs="Times New Roman" w:hint="eastAsia"/>
+        </w:rPr>
+        <w:t xml:space="preserve">Xu P, Zhao P, </w:t>
+      </w:r>
+      <w:r>
+        <w:rPr>
+          <w:rFonts w:ascii="Times New Roman" w:hAnsi="Times New Roman" w:cs="Times New Roman" w:hint="eastAsia"/>
+          <w:b/>
+          <w:bCs/>
+        </w:rPr>
+        <w:t>Zhang S</w:t>
+      </w:r>
+      <w:r>
+        <w:rPr>
+          <w:rFonts w:ascii="Times New Roman" w:hAnsi="Times New Roman" w:cs="Times New Roman" w:hint="eastAsia"/>
+        </w:rPr>
+        <w:t xml:space="preserve">, Xu Z*. (2025). An intelligent construction system for timber structures without human intervention: a case study of Chinese timber reciprocal structures. </w:t>
+      </w:r>
+      <w:r>
+        <w:rPr>
+          <w:rFonts w:ascii="Times New Roman" w:hAnsi="Times New Roman" w:cs="Times New Roman" w:hint="eastAsia"/>
+          <w:b/>
+          <w:bCs/>
+          <w:i/>
+          <w:iCs/>
+        </w:rPr>
+        <w:t>Architectural Journal</w:t>
+      </w:r>
+      <w:r>
+        <w:rPr>
+          <w:rFonts w:ascii="Times New Roman" w:hAnsi="Times New Roman" w:cs="Times New Roman" w:hint="eastAsia"/>
+        </w:rPr>
+        <w:t>, 2025(11), 107-114 (in Chinese, Tier 2 Chinese National Core Journal in Building Science) https://doi.org/10.19819/j.cnki.ISSN0529-1399.202511014</w:t>
+      </w:r>
+    </w:p>
+    <w:p>
+      <w:pPr>
+        <w:pStyle w:val="a9"/>
+        <w:numPr>
+          <w:ilvl w:val="0"/>
+          <w:numId w:val="1"/>
+        </w:numPr>
+        <w:rPr>
+          <w:rFonts w:ascii="Times New Roman" w:hAnsi="Times New Roman" w:cs="Times New Roman"/>
+        </w:rPr>
+      </w:pPr>
+      <w:r>
+        <w:rPr>
+          <w:rFonts w:ascii="Times New Roman" w:hAnsi="Times New Roman" w:cs="Times New Roman" w:hint="eastAsia"/>
+        </w:rPr>
+        <w:t xml:space="preserve">Gao X, Yuan M, Yang Y, </w:t>
+      </w:r>
+      <w:r>
+        <w:rPr>
+          <w:rFonts w:ascii="Times New Roman" w:hAnsi="Times New Roman" w:cs="Times New Roman" w:hint="eastAsia"/>
+          <w:b/>
+          <w:bCs/>
+        </w:rPr>
+        <w:t>Zhang S</w:t>
+      </w:r>
+      <w:r>
+        <w:rPr>
+          <w:rFonts w:ascii="Times New Roman" w:hAnsi="Times New Roman" w:cs="Times New Roman" w:hint="eastAsia"/>
+        </w:rPr>
+        <w:t xml:space="preserve">, Ni J, Zhuang W, Geng Y*. (2026). Decoding occupant behavior in shared spaces of open-plan offices: A multi-sensor data fusion and machine learning approach. </w:t>
+      </w:r>
+      <w:r>
+        <w:rPr>
+          <w:rFonts w:ascii="Times New Roman" w:hAnsi="Times New Roman" w:cs="Times New Roman" w:hint="eastAsia"/>
+          <w:b/>
+          <w:bCs/>
+          <w:i/>
+          <w:iCs/>
+        </w:rPr>
         <w:t>Building and Environment</w:t>
       </w:r>
       <w:r>
@@ -3555,7 +3673,7 @@
         </w:rPr>
         <w:t xml:space="preserve"> </w:t>
       </w:r>
-      <w:hyperlink r:id="rId31" w:history="1">
+      <w:hyperlink r:id="rId32" w:history="1">
         <w:r>
           <w:rPr>
             <w:rStyle w:val="af2"/>
@@ -3742,7 +3860,7 @@
         </w:rPr>
         <w:t xml:space="preserve"> </w:t>
       </w:r>
-      <w:hyperlink r:id="rId32" w:tgtFrame="_blank" w:history="1">
+      <w:hyperlink r:id="rId33" w:tgtFrame="_blank" w:history="1">
         <w:r>
           <w:rPr>
             <w:rStyle w:val="af2"/>
@@ -4091,6 +4209,24 @@
       </w:r>
       <w:r>
         <w:rPr>
+          <w:rFonts w:ascii="Times New Roman" w:hAnsi="Times New Roman" w:cs="Times New Roman" w:hint="eastAsia"/>
+        </w:rPr>
+        <w:t xml:space="preserve">ISBN </w:t>
+      </w:r>
+      <w:r>
+        <w:rPr>
+          <w:rFonts w:ascii="Times New Roman" w:hAnsi="Times New Roman" w:cs="Times New Roman" w:hint="eastAsia"/>
+        </w:rPr>
+        <w:t>978-7-302-57312-8</w:t>
+      </w:r>
+      <w:r>
+        <w:rPr>
+          <w:rFonts w:ascii="Times New Roman" w:hAnsi="Times New Roman" w:cs="Times New Roman" w:hint="eastAsia"/>
+        </w:rPr>
+        <w:t xml:space="preserve">, </w:t>
+      </w:r>
+      <w:r>
+        <w:rPr>
           <w:rFonts w:ascii="Times New Roman" w:hAnsi="Times New Roman" w:cs="Times New Roman"/>
           <w:b/>
           <w:bCs/>
@@ -4206,6 +4342,18 @@
           <w:rFonts w:ascii="Times New Roman" w:hAnsi="Times New Roman" w:cs="Times New Roman"/>
         </w:rPr>
         <w:t xml:space="preserve"> (in Chinese, </w:t>
+      </w:r>
+      <w:r>
+        <w:rPr>
+          <w:rFonts w:ascii="Times New Roman" w:hAnsi="Times New Roman" w:cs="Times New Roman" w:hint="eastAsia"/>
+        </w:rPr>
+        <w:t>ISBN 978-7-112-31625-0</w:t>
+      </w:r>
+      <w:r>
+        <w:rPr>
+          <w:rFonts w:ascii="Times New Roman" w:hAnsi="Times New Roman" w:cs="Times New Roman" w:hint="eastAsia"/>
+        </w:rPr>
+        <w:t xml:space="preserve">, </w:t>
       </w:r>
       <w:r>
         <w:rPr>
@@ -8002,6 +8150,7 @@
           <w:b/>
           <w:bCs/>
         </w:rPr>
+        <w:lastRenderedPageBreak/>
         <w:t>PROFESSIONAL AFFILIATIONS</w:t>
       </w:r>
     </w:p>
@@ -8254,8 +8403,7 @@
           <w:sz w:val="24"/>
           <w:szCs w:val="28"/>
         </w:rPr>
-        <w:lastRenderedPageBreak/>
-        <w:t>Aug</w:t>
+        <w:t>Oct</w:t>
       </w:r>
       <w:r>
         <w:rPr>
@@ -8275,7 +8423,17 @@
           <w:sz w:val="24"/>
           <w:szCs w:val="28"/>
         </w:rPr>
-        <w:t>2</w:t>
+        <w:t>07</w:t>
+      </w:r>
+      <w:r>
+        <w:rPr>
+          <w:rFonts w:ascii="Times New Roman" w:hAnsi="Times New Roman" w:cs="Times New Roman"/>
+          <w:i/>
+          <w:iCs/>
+          <w:sz w:val="24"/>
+          <w:szCs w:val="28"/>
+        </w:rPr>
+        <w:t>, 202</w:t>
       </w:r>
       <w:r>
         <w:rPr>
@@ -8287,30 +8445,10 @@
         </w:rPr>
         <w:t>6</w:t>
       </w:r>
-      <w:r>
-        <w:rPr>
-          <w:rFonts w:ascii="Times New Roman" w:hAnsi="Times New Roman" w:cs="Times New Roman"/>
-          <w:i/>
-          <w:iCs/>
-          <w:sz w:val="24"/>
-          <w:szCs w:val="28"/>
-        </w:rPr>
-        <w:t>, 202</w:t>
-      </w:r>
-      <w:r>
-        <w:rPr>
-          <w:rFonts w:ascii="Times New Roman" w:hAnsi="Times New Roman" w:cs="Times New Roman" w:hint="eastAsia"/>
-          <w:i/>
-          <w:iCs/>
-          <w:sz w:val="24"/>
-          <w:szCs w:val="28"/>
-        </w:rPr>
-        <w:t>6</w:t>
-      </w:r>
     </w:p>
     <w:sectPr>
-      <w:headerReference w:type="default" r:id="rId33"/>
-      <w:footerReference w:type="default" r:id="rId34"/>
+      <w:headerReference w:type="default" r:id="rId34"/>
+      <w:footerReference w:type="default" r:id="rId35"/>
       <w:pgSz w:w="11906" w:h="16838"/>
       <w:pgMar w:top="1077" w:right="1077" w:bottom="1077" w:left="1077" w:header="737" w:footer="992" w:gutter="0"/>
       <w:cols w:space="425"/>

--- a/CV/ZhangShuyang_CV_251006.docx
+++ b/CV/ZhangShuyang_CV_251006.docx
@@ -2991,7 +2991,19 @@
         <w:rPr>
           <w:rFonts w:ascii="Times New Roman" w:hAnsi="Times New Roman" w:cs="Times New Roman"/>
         </w:rPr>
-        <w:t xml:space="preserve">The historical evolution and contemporary value of umbrella structure: cases study based on the practice in Western Europe and Latin America since the 20th century. </w:t>
+        <w:t xml:space="preserve">The historical evolution and contemporary value of umbrella structure: cases study based on the practice in Western Europe and Latin America since the 20th </w:t>
+      </w:r>
+      <w:r>
+        <w:rPr>
+          <w:rFonts w:ascii="Times New Roman" w:hAnsi="Times New Roman" w:cs="Times New Roman" w:hint="eastAsia"/>
+        </w:rPr>
+        <w:t>C</w:t>
+      </w:r>
+      <w:r>
+        <w:rPr>
+          <w:rFonts w:ascii="Times New Roman" w:hAnsi="Times New Roman" w:cs="Times New Roman"/>
+        </w:rPr>
+        <w:t xml:space="preserve">entury. </w:t>
       </w:r>
       <w:r>
         <w:rPr>
@@ -3601,7 +3613,43 @@
         <w:rPr>
           <w:rFonts w:ascii="Times New Roman" w:hAnsi="Times New Roman" w:cs="Times New Roman" w:hint="eastAsia"/>
         </w:rPr>
-        <w:t xml:space="preserve">, Xu Z*. (2025). An intelligent construction system for timber structures without human intervention: a case study of Chinese timber reciprocal structures. </w:t>
+        <w:t xml:space="preserve">, Xu Z*. (2025). </w:t>
+      </w:r>
+      <w:r>
+        <w:rPr>
+          <w:rFonts w:ascii="Times New Roman" w:hAnsi="Times New Roman" w:cs="Times New Roman" w:hint="eastAsia"/>
+        </w:rPr>
+        <w:t>A</w:t>
+      </w:r>
+      <w:r>
+        <w:rPr>
+          <w:rFonts w:ascii="Times New Roman" w:hAnsi="Times New Roman" w:cs="Times New Roman"/>
+        </w:rPr>
+        <w:t xml:space="preserve">n intelligent construction system for timber structures without human intervention a case study of </w:t>
+      </w:r>
+      <w:r>
+        <w:rPr>
+          <w:rFonts w:ascii="Times New Roman" w:hAnsi="Times New Roman" w:cs="Times New Roman" w:hint="eastAsia"/>
+        </w:rPr>
+        <w:t>C</w:t>
+      </w:r>
+      <w:r>
+        <w:rPr>
+          <w:rFonts w:ascii="Times New Roman" w:hAnsi="Times New Roman" w:cs="Times New Roman"/>
+        </w:rPr>
+        <w:t>hinese timber reciprocal structures</w:t>
+      </w:r>
+      <w:r>
+        <w:rPr>
+          <w:rFonts w:ascii="Times New Roman" w:hAnsi="Times New Roman" w:cs="Times New Roman"/>
+        </w:rPr>
+        <w:t>.</w:t>
+      </w:r>
+      <w:r>
+        <w:rPr>
+          <w:rFonts w:ascii="Times New Roman" w:hAnsi="Times New Roman" w:cs="Times New Roman" w:hint="eastAsia"/>
+        </w:rPr>
+        <w:t xml:space="preserve"> </w:t>
       </w:r>
       <w:r>
         <w:rPr>
@@ -4016,21 +4064,15 @@
       </w:r>
       <w:r>
         <w:rPr>
-          <w:rFonts w:ascii="Times New Roman" w:hAnsi="Times New Roman" w:cs="Times New Roman"/>
-        </w:rPr>
-        <w:t>Research on Spa</w:t>
-      </w:r>
-      <w:r>
-        <w:rPr>
-          <w:rFonts w:ascii="Times New Roman" w:hAnsi="Times New Roman" w:cs="Times New Roman"/>
-        </w:rPr>
-        <w:t xml:space="preserve">ce and </w:t>
-      </w:r>
-      <w:r>
-        <w:rPr>
-          <w:rFonts w:ascii="Times New Roman" w:hAnsi="Times New Roman" w:cs="Times New Roman"/>
-        </w:rPr>
-        <w:t xml:space="preserve">Morphology Design of Umbrella Structures Building. </w:t>
+          <w:rFonts w:ascii="Times New Roman" w:hAnsi="Times New Roman" w:cs="Times New Roman" w:hint="eastAsia"/>
+        </w:rPr>
+        <w:t>Research on Spatial Morphology Design of Umbrella Structures Building</w:t>
+      </w:r>
+      <w:r>
+        <w:rPr>
+          <w:rFonts w:ascii="Times New Roman" w:hAnsi="Times New Roman" w:cs="Times New Roman"/>
+        </w:rPr>
+        <w:t xml:space="preserve">. </w:t>
       </w:r>
       <w:r>
         <w:rPr>
@@ -4498,81 +4540,20 @@
     </w:p>
     <w:p>
       <w:pPr>
-        <w:rPr>
-          <w:rFonts w:ascii="Times New Roman" w:hAnsi="Times New Roman" w:cs="Times New Roman"/>
-        </w:rPr>
-      </w:pPr>
-    </w:p>
-    <w:p>
-      <w:pPr>
-        <w:spacing w:after="60"/>
-        <w:outlineLvl w:val="2"/>
-        <w:rPr>
-          <w:rFonts w:ascii="Times New Roman" w:hAnsi="Times New Roman" w:cs="Times New Roman"/>
-          <w:b/>
-          <w:bCs/>
-        </w:rPr>
-      </w:pPr>
-      <w:r>
-        <w:rPr>
-          <w:rFonts w:ascii="Times New Roman" w:hAnsi="Times New Roman" w:cs="Times New Roman"/>
-        </w:rPr>
-        <w:t xml:space="preserve">• </w:t>
-      </w:r>
-      <w:r>
-        <w:rPr>
-          <w:rFonts w:ascii="Times New Roman" w:hAnsi="Times New Roman" w:cs="Times New Roman"/>
-          <w:b/>
-          <w:bCs/>
-        </w:rPr>
-        <w:t>Patents</w:t>
-      </w:r>
-      <w:r>
-        <w:rPr>
-          <w:rFonts w:ascii="Times New Roman" w:hAnsi="Times New Roman" w:cs="Times New Roman"/>
-        </w:rPr>
-        <w:t xml:space="preserve"> </w:t>
-      </w:r>
-      <w:r>
-        <w:rPr>
-          <w:rFonts w:ascii="Times New Roman" w:hAnsi="Times New Roman" w:cs="Times New Roman"/>
-          <w:b/>
-          <w:bCs/>
-        </w:rPr>
-        <w:t>P</w:t>
-      </w:r>
-      <w:r>
-        <w:rPr>
-          <w:rFonts w:ascii="Times New Roman" w:hAnsi="Times New Roman" w:cs="Times New Roman"/>
-          <w:b/>
-          <w:bCs/>
-        </w:rPr>
-        <w:t>ending</w:t>
-      </w:r>
-      <w:r>
-        <w:rPr>
-          <w:rFonts w:ascii="Times New Roman" w:hAnsi="Times New Roman" w:cs="Times New Roman"/>
-          <w:b/>
-          <w:bCs/>
-        </w:rPr>
-        <w:t>:</w:t>
-      </w:r>
-    </w:p>
-    <w:p>
-      <w:pPr>
         <w:pStyle w:val="a9"/>
         <w:numPr>
           <w:ilvl w:val="0"/>
-          <w:numId w:val="5"/>
+          <w:numId w:val="4"/>
         </w:numPr>
         <w:rPr>
-          <w:rFonts w:ascii="Times New Roman" w:hAnsi="Times New Roman" w:cs="Times New Roman"/>
-        </w:rPr>
-      </w:pPr>
-      <w:r>
-        <w:rPr>
-          <w:rFonts w:ascii="Times New Roman" w:hAnsi="Times New Roman" w:cs="Times New Roman"/>
-        </w:rPr>
+          <w:rFonts w:ascii="Times New Roman" w:hAnsi="Times New Roman" w:cs="Times New Roman" w:hint="eastAsia"/>
+        </w:rPr>
+      </w:pPr>
+      <w:r>
+        <w:rPr>
+          <w:rFonts w:ascii="Times New Roman" w:hAnsi="Times New Roman" w:cs="Times New Roman"/>
+        </w:rPr>
+        <w:lastRenderedPageBreak/>
         <w:t xml:space="preserve">Liu N, </w:t>
       </w:r>
       <w:r>
@@ -4591,45 +4572,113 @@
       </w:r>
       <w:r>
         <w:rPr>
-          <w:rFonts w:ascii="Times New Roman" w:hAnsi="Times New Roman" w:cs="Times New Roman"/>
-        </w:rPr>
-        <w:t>A</w:t>
-      </w:r>
-      <w:r>
-        <w:rPr>
-          <w:rFonts w:ascii="Times New Roman" w:hAnsi="Times New Roman" w:cs="Times New Roman"/>
-        </w:rPr>
-        <w:t xml:space="preserve"> simulation method for urban building energy consumption based on local</w:t>
-      </w:r>
-      <w:r>
-        <w:rPr>
-          <w:rFonts w:ascii="Times New Roman" w:hAnsi="Times New Roman" w:cs="Times New Roman"/>
-        </w:rPr>
-        <w:t>ized</w:t>
-      </w:r>
-      <w:r>
-        <w:rPr>
-          <w:rFonts w:ascii="Times New Roman" w:hAnsi="Times New Roman" w:cs="Times New Roman"/>
-        </w:rPr>
-        <w:t xml:space="preserve"> weather data and photovoltaic system</w:t>
-      </w:r>
-      <w:r>
-        <w:rPr>
-          <w:rFonts w:ascii="Times New Roman" w:hAnsi="Times New Roman" w:cs="Times New Roman"/>
-        </w:rPr>
-        <w:t>s. (Invention patents</w:t>
-      </w:r>
-      <w:r>
-        <w:rPr>
-          <w:rFonts w:ascii="Times New Roman" w:hAnsi="Times New Roman" w:cs="Times New Roman"/>
-        </w:rPr>
-        <w:t>, originally submitted in July 2025</w:t>
-      </w:r>
-      <w:r>
-        <w:rPr>
-          <w:rFonts w:ascii="Times New Roman" w:hAnsi="Times New Roman" w:cs="Times New Roman"/>
-        </w:rPr>
-        <w:t>)</w:t>
+          <w:rFonts w:ascii="Times New Roman" w:hAnsi="Times New Roman" w:cs="Times New Roman" w:hint="eastAsia"/>
+        </w:rPr>
+        <w:t xml:space="preserve">(2026). </w:t>
+      </w:r>
+      <w:r>
+        <w:rPr>
+          <w:rFonts w:ascii="Times New Roman" w:hAnsi="Times New Roman" w:cs="Times New Roman" w:hint="eastAsia"/>
+        </w:rPr>
+        <w:t>Calculation method and device of urban building energy consumption based on local weather data</w:t>
+      </w:r>
+      <w:r>
+        <w:rPr>
+          <w:rFonts w:ascii="Times New Roman" w:hAnsi="Times New Roman" w:cs="Times New Roman"/>
+        </w:rPr>
+        <w:t xml:space="preserve">. </w:t>
+      </w:r>
+      <w:r>
+        <w:rPr>
+          <w:rFonts w:ascii="Times New Roman" w:hAnsi="Times New Roman" w:cs="Times New Roman"/>
+        </w:rPr>
+        <w:t xml:space="preserve">China: </w:t>
+      </w:r>
+      <w:r>
+        <w:rPr>
+          <w:rFonts w:ascii="Times New Roman" w:hAnsi="Times New Roman" w:cs="Times New Roman" w:hint="eastAsia"/>
+        </w:rPr>
+        <w:t>CN121615206B</w:t>
+      </w:r>
+      <w:r>
+        <w:rPr>
+          <w:rFonts w:ascii="Times New Roman" w:hAnsi="Times New Roman" w:cs="Times New Roman"/>
+        </w:rPr>
+        <w:t>.</w:t>
+      </w:r>
+      <w:r>
+        <w:rPr>
+          <w:rFonts w:ascii="Times New Roman" w:hAnsi="Times New Roman" w:cs="Times New Roman"/>
+        </w:rPr>
+        <w:t xml:space="preserve"> </w:t>
+      </w:r>
+      <w:r>
+        <w:rPr>
+          <w:rFonts w:ascii="Times New Roman" w:hAnsi="Times New Roman" w:cs="Times New Roman"/>
+        </w:rPr>
+        <w:t>(Invention patents)</w:t>
+      </w:r>
+    </w:p>
+    <w:p>
+      <w:pPr>
+        <w:rPr>
+          <w:rFonts w:ascii="Times New Roman" w:hAnsi="Times New Roman" w:cs="Times New Roman"/>
+        </w:rPr>
+      </w:pPr>
+    </w:p>
+    <w:p>
+      <w:pPr>
+        <w:spacing w:after="60"/>
+        <w:outlineLvl w:val="2"/>
+        <w:rPr>
+          <w:rFonts w:ascii="Times New Roman" w:hAnsi="Times New Roman" w:cs="Times New Roman"/>
+          <w:b/>
+          <w:bCs/>
+        </w:rPr>
+      </w:pPr>
+      <w:r>
+        <w:rPr>
+          <w:rFonts w:ascii="Times New Roman" w:hAnsi="Times New Roman" w:cs="Times New Roman"/>
+        </w:rPr>
+        <w:t xml:space="preserve">• </w:t>
+      </w:r>
+      <w:r>
+        <w:rPr>
+          <w:rFonts w:ascii="Times New Roman" w:hAnsi="Times New Roman" w:cs="Times New Roman"/>
+          <w:b/>
+          <w:bCs/>
+        </w:rPr>
+        <w:t>Patents</w:t>
+      </w:r>
+      <w:r>
+        <w:rPr>
+          <w:rFonts w:ascii="Times New Roman" w:hAnsi="Times New Roman" w:cs="Times New Roman"/>
+        </w:rPr>
+        <w:t xml:space="preserve"> </w:t>
+      </w:r>
+      <w:r>
+        <w:rPr>
+          <w:rFonts w:ascii="Times New Roman" w:hAnsi="Times New Roman" w:cs="Times New Roman"/>
+          <w:b/>
+          <w:bCs/>
+        </w:rPr>
+        <w:t>P</w:t>
+      </w:r>
+      <w:r>
+        <w:rPr>
+          <w:rFonts w:ascii="Times New Roman" w:hAnsi="Times New Roman" w:cs="Times New Roman"/>
+          <w:b/>
+          <w:bCs/>
+        </w:rPr>
+        <w:t>ending</w:t>
+      </w:r>
+      <w:r>
+        <w:rPr>
+          <w:rFonts w:ascii="Times New Roman" w:hAnsi="Times New Roman" w:cs="Times New Roman"/>
+          <w:b/>
+          <w:bCs/>
+        </w:rPr>
+        <w:t>:</w:t>
       </w:r>
     </w:p>
     <w:p>

--- a/CV/ZhangShuyang_CV_251006.docx
+++ b/CV/ZhangShuyang_CV_251006.docx
@@ -4546,7 +4546,7 @@
           <w:numId w:val="4"/>
         </w:numPr>
         <w:rPr>
-          <w:rFonts w:ascii="Times New Roman" w:hAnsi="Times New Roman" w:cs="Times New Roman" w:hint="eastAsia"/>
+          <w:rFonts w:ascii="Times New Roman" w:hAnsi="Times New Roman" w:cs="Times New Roman"/>
         </w:rPr>
       </w:pPr>
       <w:r>
@@ -4604,13 +4604,7 @@
         <w:rPr>
           <w:rFonts w:ascii="Times New Roman" w:hAnsi="Times New Roman" w:cs="Times New Roman"/>
         </w:rPr>
-        <w:t>.</w:t>
-      </w:r>
-      <w:r>
-        <w:rPr>
-          <w:rFonts w:ascii="Times New Roman" w:hAnsi="Times New Roman" w:cs="Times New Roman"/>
-        </w:rPr>
-        <w:t xml:space="preserve"> </w:t>
+        <w:t xml:space="preserve">. </w:t>
       </w:r>
       <w:r>
         <w:rPr>
@@ -5254,16 +5248,6 @@
     <w:p>
       <w:pPr>
         <w:spacing w:after="60"/>
-        <w:rPr>
-          <w:rFonts w:ascii="Times New Roman" w:hAnsi="Times New Roman" w:cs="Times New Roman"/>
-          <w:b/>
-          <w:bCs/>
-        </w:rPr>
-      </w:pPr>
-    </w:p>
-    <w:p>
-      <w:pPr>
-        <w:spacing w:after="60"/>
         <w:outlineLvl w:val="1"/>
         <w:rPr>
           <w:rFonts w:ascii="Times New Roman" w:hAnsi="Times New Roman" w:cs="Times New Roman"/>
@@ -5307,15 +5291,31 @@
             <w:pPr>
               <w:rPr>
                 <w:rFonts w:ascii="Times New Roman" w:hAnsi="Times New Roman" w:cs="Times New Roman"/>
-                <w:b/>
-                <w:bCs/>
-              </w:rPr>
-            </w:pPr>
-            <w:r>
-              <w:rPr>
-                <w:rFonts w:ascii="Times New Roman" w:hAnsi="Times New Roman" w:cs="Times New Roman"/>
-              </w:rPr>
-              <w:t>• 2022-2025</w:t>
+              </w:rPr>
+            </w:pPr>
+            <w:r>
+              <w:rPr>
+                <w:rFonts w:ascii="Times New Roman" w:hAnsi="Times New Roman" w:cs="Times New Roman"/>
+              </w:rPr>
+              <w:t xml:space="preserve">• </w:t>
+            </w:r>
+            <w:r>
+              <w:rPr>
+                <w:rFonts w:ascii="Times New Roman" w:hAnsi="Times New Roman" w:cs="Times New Roman" w:hint="eastAsia"/>
+              </w:rPr>
+              <w:t>2026</w:t>
+            </w:r>
+            <w:r>
+              <w:rPr>
+                <w:rFonts w:ascii="Times New Roman" w:hAnsi="Times New Roman" w:cs="Times New Roman" w:hint="eastAsia"/>
+              </w:rPr>
+              <w:t>.03</w:t>
+            </w:r>
+            <w:r>
+              <w:rPr>
+                <w:rFonts w:ascii="Times New Roman" w:hAnsi="Times New Roman" w:cs="Times New Roman" w:hint="eastAsia"/>
+              </w:rPr>
+              <w:t>-</w:t>
             </w:r>
           </w:p>
         </w:tc>
@@ -5333,15 +5333,40 @@
             </w:pPr>
             <w:r>
               <w:rPr>
-                <w:rFonts w:ascii="Times New Roman" w:hAnsi="Times New Roman" w:cs="Times New Roman"/>
-                <w:b/>
-                <w:bCs/>
-              </w:rPr>
-              <w:t>The National Key R&amp;D Program of China, Supervisor as Co-PI</w:t>
-            </w:r>
-            <w:r>
-              <w:rPr>
-                <w:rFonts w:ascii="Times New Roman" w:hAnsi="Times New Roman" w:cs="Times New Roman"/>
+                <w:rFonts w:ascii="Times New Roman" w:hAnsi="Times New Roman" w:cs="Times New Roman" w:hint="eastAsia"/>
+                <w:b/>
+                <w:bCs/>
+              </w:rPr>
+              <w:t>Using physics-based and AI-driven urban building energy modeling (UBEM) for</w:t>
+            </w:r>
+          </w:p>
+          <w:p>
+            <w:pPr>
+              <w:rPr>
+                <w:rFonts w:ascii="Times New Roman" w:hAnsi="Times New Roman" w:cs="Times New Roman"/>
+                <w:b/>
+                <w:bCs/>
+              </w:rPr>
+            </w:pPr>
+            <w:r>
+              <w:rPr>
+                <w:rFonts w:ascii="Times New Roman" w:hAnsi="Times New Roman" w:cs="Times New Roman" w:hint="eastAsia"/>
+                <w:b/>
+                <w:bCs/>
+              </w:rPr>
+              <w:t>operational and embodied carbon emissions estimation in a seed region</w:t>
+            </w:r>
+            <w:r>
+              <w:rPr>
+                <w:rFonts w:ascii="Times New Roman" w:hAnsi="Times New Roman" w:cs="Times New Roman"/>
+                <w:b/>
+                <w:bCs/>
+              </w:rPr>
+              <w:t>, Supervisor as PI</w:t>
+            </w:r>
+            <w:r>
+              <w:rPr>
+                <w:rFonts w:ascii="Times New Roman" w:hAnsi="Times New Roman" w:cs="Times New Roman" w:hint="eastAsia"/>
                 <w:b/>
                 <w:bCs/>
               </w:rPr>
@@ -5349,26 +5374,81 @@
             </w:r>
             <w:r>
               <w:rPr>
-                <w:rFonts w:ascii="Times New Roman" w:hAnsi="Times New Roman" w:cs="Times New Roman"/>
-              </w:rPr>
-              <w:t>(Subproject coordinator, Principal Researchers)</w:t>
-            </w:r>
-          </w:p>
-          <w:p>
-            <w:pPr>
+                <w:rFonts w:ascii="Times New Roman" w:hAnsi="Times New Roman" w:cs="Times New Roman" w:hint="eastAsia"/>
+              </w:rPr>
+              <w:t>(</w:t>
+            </w:r>
+            <w:r>
+              <w:rPr>
+                <w:rFonts w:ascii="Times New Roman" w:hAnsi="Times New Roman" w:cs="Times New Roman"/>
+              </w:rPr>
+              <w:t>Principal Researchers</w:t>
+            </w:r>
+            <w:r>
+              <w:rPr>
+                <w:rFonts w:ascii="Times New Roman" w:hAnsi="Times New Roman" w:cs="Times New Roman" w:hint="eastAsia"/>
+              </w:rPr>
+              <w:t>)</w:t>
+            </w:r>
+          </w:p>
+          <w:p>
+            <w:pPr>
+              <w:rPr>
+                <w:rFonts w:ascii="Times New Roman" w:hAnsi="Times New Roman" w:cs="Times New Roman"/>
+                <w:b/>
+                <w:bCs/>
+              </w:rPr>
+            </w:pPr>
+            <w:r>
               <w:rPr>
                 <w:rFonts w:ascii="Times New Roman" w:hAnsi="Times New Roman" w:cs="Times New Roman"/>
                 <w:i/>
                 <w:iCs/>
               </w:rPr>
-            </w:pPr>
-            <w:r>
-              <w:rPr>
-                <w:rFonts w:ascii="Times New Roman" w:hAnsi="Times New Roman" w:cs="Times New Roman"/>
+              <w:t xml:space="preserve">Funding amount: </w:t>
+            </w:r>
+            <w:r>
+              <w:rPr>
+                <w:rFonts w:ascii="Times New Roman" w:hAnsi="Times New Roman" w:cs="Times New Roman" w:hint="eastAsia"/>
                 <w:i/>
                 <w:iCs/>
               </w:rPr>
-              <w:t>Funding amount: CNY 3,200,000, Grant No.2022YFC3803801</w:t>
+              <w:t>SDG</w:t>
+            </w:r>
+            <w:r>
+              <w:rPr>
+                <w:rFonts w:ascii="Times New Roman" w:hAnsi="Times New Roman" w:cs="Times New Roman"/>
+                <w:i/>
+                <w:iCs/>
+              </w:rPr>
+              <w:t xml:space="preserve"> </w:t>
+            </w:r>
+            <w:r>
+              <w:rPr>
+                <w:rFonts w:ascii="Times New Roman" w:hAnsi="Times New Roman" w:cs="Times New Roman"/>
+                <w:i/>
+                <w:iCs/>
+              </w:rPr>
+              <w:t>714,000</w:t>
+            </w:r>
+            <w:r>
+              <w:rPr>
+                <w:rFonts w:ascii="Times New Roman" w:hAnsi="Times New Roman" w:cs="Times New Roman"/>
+                <w:i/>
+                <w:iCs/>
+              </w:rPr>
+              <w:t>, Grant No.</w:t>
+            </w:r>
+            <w:r>
+              <w:t xml:space="preserve"> </w:t>
+            </w:r>
+            <w:r>
+              <w:rPr>
+                <w:rFonts w:ascii="Times New Roman" w:hAnsi="Times New Roman" w:cs="Times New Roman"/>
+                <w:i/>
+                <w:iCs/>
+              </w:rPr>
+              <w:t>SC-URA-NUS-2025-1</w:t>
             </w:r>
           </w:p>
         </w:tc>
@@ -5390,7 +5470,7 @@
               <w:rPr>
                 <w:rFonts w:ascii="Times New Roman" w:hAnsi="Times New Roman" w:cs="Times New Roman"/>
               </w:rPr>
-              <w:t>• 2021-2025</w:t>
+              <w:t>• 2022-2025</w:t>
             </w:r>
           </w:p>
         </w:tc>
@@ -5402,29 +5482,37 @@
             <w:pPr>
               <w:rPr>
                 <w:rFonts w:ascii="Times New Roman" w:hAnsi="Times New Roman" w:cs="Times New Roman"/>
-              </w:rPr>
-            </w:pPr>
-            <w:r>
-              <w:rPr>
-                <w:rFonts w:ascii="Times New Roman" w:hAnsi="Times New Roman" w:cs="Times New Roman"/>
-                <w:b/>
-                <w:bCs/>
-              </w:rPr>
-              <w:t>The National Natural Science Foundation of China (Key Program), Supervisor as Co-PI</w:t>
-            </w:r>
-            <w:r>
-              <w:rPr>
-                <w:rFonts w:ascii="Times New Roman" w:hAnsi="Times New Roman" w:cs="Times New Roman"/>
-              </w:rPr>
-              <w:t xml:space="preserve"> (Participation)</w:t>
-            </w:r>
-          </w:p>
-          <w:p>
-            <w:pPr>
-              <w:rPr>
-                <w:rFonts w:ascii="Times New Roman" w:hAnsi="Times New Roman" w:cs="Times New Roman"/>
-                <w:b/>
-                <w:bCs/>
+                <w:b/>
+                <w:bCs/>
+              </w:rPr>
+            </w:pPr>
+            <w:r>
+              <w:rPr>
+                <w:rFonts w:ascii="Times New Roman" w:hAnsi="Times New Roman" w:cs="Times New Roman"/>
+                <w:b/>
+                <w:bCs/>
+              </w:rPr>
+              <w:t>The National Key R&amp;D Program of China, Supervisor as Co-PI</w:t>
+            </w:r>
+            <w:r>
+              <w:rPr>
+                <w:rFonts w:ascii="Times New Roman" w:hAnsi="Times New Roman" w:cs="Times New Roman"/>
+                <w:b/>
+                <w:bCs/>
+              </w:rPr>
+              <w:t xml:space="preserve"> </w:t>
+            </w:r>
+            <w:r>
+              <w:rPr>
+                <w:rFonts w:ascii="Times New Roman" w:hAnsi="Times New Roman" w:cs="Times New Roman"/>
+              </w:rPr>
+              <w:t>(Subproject coordinator, Principal Researchers)</w:t>
+            </w:r>
+          </w:p>
+          <w:p>
+            <w:pPr>
+              <w:rPr>
+                <w:rFonts w:ascii="Times New Roman" w:hAnsi="Times New Roman" w:cs="Times New Roman"/>
                 <w:i/>
                 <w:iCs/>
               </w:rPr>
@@ -5435,7 +5523,7 @@
                 <w:i/>
                 <w:iCs/>
               </w:rPr>
-              <w:t>Funding amount: CNY 3,000,000, Grant No.52130803</w:t>
+              <w:t>Funding amount: CNY 3,200,000, Grant No.2022YFC3803801</w:t>
             </w:r>
           </w:p>
         </w:tc>
@@ -5457,7 +5545,7 @@
               <w:rPr>
                 <w:rFonts w:ascii="Times New Roman" w:hAnsi="Times New Roman" w:cs="Times New Roman"/>
               </w:rPr>
-              <w:t>• 2020-2025</w:t>
+              <w:t>• 2021-2025</w:t>
             </w:r>
           </w:p>
         </w:tc>
@@ -5477,7 +5565,7 @@
                 <w:b/>
                 <w:bCs/>
               </w:rPr>
-              <w:t>The National Natural Science Foundation of China (General Program), Supervisor as PI</w:t>
+              <w:t>The National Natural Science Foundation of China (Key Program), Supervisor as Co-PI</w:t>
             </w:r>
             <w:r>
               <w:rPr>
@@ -5492,37 +5580,17 @@
                 <w:rFonts w:ascii="Times New Roman" w:hAnsi="Times New Roman" w:cs="Times New Roman"/>
                 <w:b/>
                 <w:bCs/>
-              </w:rPr>
-            </w:pPr>
-            <w:r>
-              <w:rPr>
-                <w:rFonts w:ascii="Times New Roman" w:hAnsi="Times New Roman" w:cs="Times New Roman"/>
                 <w:i/>
                 <w:iCs/>
               </w:rPr>
-              <w:t>Funding amount: CNY 580,000</w:t>
-            </w:r>
+            </w:pPr>
             <w:r>
               <w:rPr>
                 <w:rFonts w:ascii="Times New Roman" w:hAnsi="Times New Roman" w:cs="Times New Roman"/>
                 <w:i/>
                 <w:iCs/>
               </w:rPr>
-              <w:t>,</w:t>
-            </w:r>
-            <w:r>
-              <w:rPr>
-                <w:rFonts w:ascii="Times New Roman" w:hAnsi="Times New Roman" w:cs="Times New Roman"/>
-              </w:rPr>
-              <w:t xml:space="preserve"> </w:t>
-            </w:r>
-            <w:r>
-              <w:rPr>
-                <w:rFonts w:ascii="Times New Roman" w:hAnsi="Times New Roman" w:cs="Times New Roman"/>
-                <w:i/>
-                <w:iCs/>
-              </w:rPr>
-              <w:t>Grant No.52078262</w:t>
+              <w:t>Funding amount: CNY 3,000,000, Grant No.52130803</w:t>
             </w:r>
           </w:p>
         </w:tc>
@@ -5536,13 +5604,15 @@
             <w:pPr>
               <w:rPr>
                 <w:rFonts w:ascii="Times New Roman" w:hAnsi="Times New Roman" w:cs="Times New Roman"/>
-              </w:rPr>
-            </w:pPr>
-            <w:r>
-              <w:rPr>
-                <w:rFonts w:ascii="Times New Roman" w:hAnsi="Times New Roman" w:cs="Times New Roman"/>
-              </w:rPr>
-              <w:t>• 2016-2020</w:t>
+                <w:b/>
+                <w:bCs/>
+              </w:rPr>
+            </w:pPr>
+            <w:r>
+              <w:rPr>
+                <w:rFonts w:ascii="Times New Roman" w:hAnsi="Times New Roman" w:cs="Times New Roman"/>
+              </w:rPr>
+              <w:t>• 2020-2025</w:t>
             </w:r>
           </w:p>
         </w:tc>
@@ -5562,6 +5632,91 @@
                 <w:b/>
                 <w:bCs/>
               </w:rPr>
+              <w:t>The National Natural Science Foundation of China (General Program), Supervisor as PI</w:t>
+            </w:r>
+            <w:r>
+              <w:rPr>
+                <w:rFonts w:ascii="Times New Roman" w:hAnsi="Times New Roman" w:cs="Times New Roman"/>
+              </w:rPr>
+              <w:t xml:space="preserve"> (Participation)</w:t>
+            </w:r>
+          </w:p>
+          <w:p>
+            <w:pPr>
+              <w:rPr>
+                <w:rFonts w:ascii="Times New Roman" w:hAnsi="Times New Roman" w:cs="Times New Roman"/>
+                <w:b/>
+                <w:bCs/>
+              </w:rPr>
+            </w:pPr>
+            <w:r>
+              <w:rPr>
+                <w:rFonts w:ascii="Times New Roman" w:hAnsi="Times New Roman" w:cs="Times New Roman"/>
+                <w:i/>
+                <w:iCs/>
+              </w:rPr>
+              <w:t>Funding amount: CNY 580,000</w:t>
+            </w:r>
+            <w:r>
+              <w:rPr>
+                <w:rFonts w:ascii="Times New Roman" w:hAnsi="Times New Roman" w:cs="Times New Roman"/>
+                <w:i/>
+                <w:iCs/>
+              </w:rPr>
+              <w:t>,</w:t>
+            </w:r>
+            <w:r>
+              <w:rPr>
+                <w:rFonts w:ascii="Times New Roman" w:hAnsi="Times New Roman" w:cs="Times New Roman"/>
+              </w:rPr>
+              <w:t xml:space="preserve"> </w:t>
+            </w:r>
+            <w:r>
+              <w:rPr>
+                <w:rFonts w:ascii="Times New Roman" w:hAnsi="Times New Roman" w:cs="Times New Roman"/>
+                <w:i/>
+                <w:iCs/>
+              </w:rPr>
+              <w:t>Grant No.52078262</w:t>
+            </w:r>
+          </w:p>
+        </w:tc>
+      </w:tr>
+      <w:tr>
+        <w:tc>
+          <w:tcPr>
+            <w:tcW w:w="1985" w:type="dxa"/>
+          </w:tcPr>
+          <w:p>
+            <w:pPr>
+              <w:rPr>
+                <w:rFonts w:ascii="Times New Roman" w:hAnsi="Times New Roman" w:cs="Times New Roman"/>
+              </w:rPr>
+            </w:pPr>
+            <w:r>
+              <w:rPr>
+                <w:rFonts w:ascii="Times New Roman" w:hAnsi="Times New Roman" w:cs="Times New Roman"/>
+              </w:rPr>
+              <w:t>• 2016-2020</w:t>
+            </w:r>
+          </w:p>
+        </w:tc>
+        <w:tc>
+          <w:tcPr>
+            <w:tcW w:w="7757" w:type="dxa"/>
+          </w:tcPr>
+          <w:p>
+            <w:pPr>
+              <w:rPr>
+                <w:rFonts w:ascii="Times New Roman" w:hAnsi="Times New Roman" w:cs="Times New Roman"/>
+              </w:rPr>
+            </w:pPr>
+            <w:r>
+              <w:rPr>
+                <w:rFonts w:ascii="Times New Roman" w:hAnsi="Times New Roman" w:cs="Times New Roman"/>
+                <w:b/>
+                <w:bCs/>
+              </w:rPr>
               <w:t>The National Key R&amp;D Program of China, Supervisor as PI</w:t>
             </w:r>
             <w:r>
@@ -5591,15 +5746,6 @@
         </w:tc>
       </w:tr>
     </w:tbl>
-    <w:p>
-      <w:pPr>
-        <w:rPr>
-          <w:rFonts w:ascii="Times New Roman" w:hAnsi="Times New Roman" w:cs="Times New Roman"/>
-          <w:b/>
-          <w:bCs/>
-        </w:rPr>
-      </w:pPr>
-    </w:p>
     <w:p>
       <w:pPr>
         <w:rPr>
@@ -6075,6 +6221,7 @@
               <w:rPr>
                 <w:rFonts w:ascii="Times New Roman" w:hAnsi="Times New Roman" w:cs="Times New Roman"/>
               </w:rPr>
+              <w:lastRenderedPageBreak/>
               <w:t>•</w:t>
             </w:r>
             <w:r>
@@ -8132,6 +8279,7 @@
                 <w:i/>
                 <w:iCs/>
               </w:rPr>
+              <w:lastRenderedPageBreak/>
               <w:t>Sustainable Cities and Society</w:t>
             </w:r>
             <w:r>
@@ -8199,7 +8347,6 @@
           <w:b/>
           <w:bCs/>
         </w:rPr>
-        <w:lastRenderedPageBreak/>
         <w:t>PROFESSIONAL AFFILIATIONS</w:t>
       </w:r>
     </w:p>
@@ -10459,7 +10606,6 @@
   <w:style w:type="character" w:default="1" w:styleId="a0">
     <w:name w:val="Default Paragraph Font"/>
     <w:uiPriority w:val="1"/>
-    <w:semiHidden/>
     <w:unhideWhenUsed/>
   </w:style>
   <w:style w:type="table" w:default="1" w:styleId="a1">

--- a/CV/ZhangShuyang_CV_251006.docx
+++ b/CV/ZhangShuyang_CV_251006.docx
@@ -4010,7 +4010,7 @@
           <w:rFonts w:ascii="Times New Roman" w:hAnsi="Times New Roman" w:cs="Times New Roman" w:hint="eastAsia"/>
           <w:u w:val="single"/>
         </w:rPr>
-        <w:t>Excellent Doctoral Dissertation</w:t>
+        <w:t>Nomination for the Excellent Doctoral Dissertation Award</w:t>
       </w:r>
       <w:r>
         <w:rPr>
@@ -4854,16 +4854,22 @@
           <w:p>
             <w:pPr>
               <w:rPr>
-                <w:rFonts w:ascii="Times New Roman" w:hAnsi="Times New Roman" w:cs="Times New Roman"/>
-                <w:b/>
-                <w:bCs/>
-              </w:rPr>
-            </w:pPr>
-            <w:r>
-              <w:rPr>
-                <w:rFonts w:ascii="Times New Roman" w:hAnsi="Times New Roman" w:cs="Times New Roman"/>
-              </w:rPr>
-              <w:t>• 2025</w:t>
+                <w:rFonts w:ascii="Times New Roman" w:hAnsi="Times New Roman" w:cs="Times New Roman" w:hint="eastAsia"/>
+                <w:b/>
+                <w:bCs/>
+              </w:rPr>
+            </w:pPr>
+            <w:r>
+              <w:rPr>
+                <w:rFonts w:ascii="Times New Roman" w:hAnsi="Times New Roman" w:cs="Times New Roman"/>
+              </w:rPr>
+              <w:t>• 202</w:t>
+            </w:r>
+            <w:r>
+              <w:rPr>
+                <w:rFonts w:ascii="Times New Roman" w:hAnsi="Times New Roman" w:cs="Times New Roman" w:hint="eastAsia"/>
+              </w:rPr>
+              <w:t>5</w:t>
             </w:r>
           </w:p>
         </w:tc>
@@ -4885,7 +4891,7 @@
                 <w:b/>
                 <w:bCs/>
               </w:rPr>
-              <w:t>Excellent Doctoral Dissertation (School Level)</w:t>
+              <w:t>Merit</w:t>
             </w:r>
             <w:r>
               <w:rPr>
@@ -4901,15 +4907,24 @@
                 <w:b/>
                 <w:bCs/>
               </w:rPr>
-              <w:t>·</w:t>
-            </w:r>
+              <w:t>Graduate (Univ. Level)</w:t>
+            </w:r>
+          </w:p>
+          <w:p>
+            <w:pPr>
+              <w:rPr>
+                <w:rFonts w:ascii="Times New Roman" w:hAnsi="Times New Roman" w:cs="Times New Roman"/>
+                <w:b/>
+                <w:bCs/>
+              </w:rPr>
+            </w:pPr>
             <w:r>
               <w:rPr>
                 <w:rFonts w:ascii="Times New Roman" w:hAnsi="Times New Roman" w:cs="Times New Roman" w:hint="eastAsia"/>
                 <w:b/>
                 <w:bCs/>
               </w:rPr>
-              <w:t xml:space="preserve"> </w:t>
+              <w:t>Nomination for the Excellent Doctoral Dissertation Award</w:t>
             </w:r>
             <w:r>
               <w:rPr>
@@ -4917,23 +4932,7 @@
                 <w:b/>
                 <w:bCs/>
               </w:rPr>
-              <w:t>Merit</w:t>
-            </w:r>
-            <w:r>
-              <w:rPr>
-                <w:rFonts w:ascii="Times New Roman" w:hAnsi="Times New Roman" w:cs="Times New Roman" w:hint="eastAsia"/>
-                <w:b/>
-                <w:bCs/>
-              </w:rPr>
-              <w:t xml:space="preserve"> </w:t>
-            </w:r>
-            <w:r>
-              <w:rPr>
-                <w:rFonts w:ascii="Times New Roman" w:hAnsi="Times New Roman" w:cs="Times New Roman" w:hint="eastAsia"/>
-                <w:b/>
-                <w:bCs/>
-              </w:rPr>
-              <w:t>Graduate (Univ. Level)</w:t>
+              <w:t xml:space="preserve"> (School Level)</w:t>
             </w:r>
           </w:p>
           <w:p>
@@ -6221,7 +6220,6 @@
               <w:rPr>
                 <w:rFonts w:ascii="Times New Roman" w:hAnsi="Times New Roman" w:cs="Times New Roman"/>
               </w:rPr>
-              <w:lastRenderedPageBreak/>
               <w:t>•</w:t>
             </w:r>
             <w:r>
@@ -8238,6 +8236,7 @@
           <w:b/>
           <w:bCs/>
         </w:rPr>
+        <w:lastRenderedPageBreak/>
         <w:t>REVIEWER ASSIGNMENTS</w:t>
       </w:r>
     </w:p>
@@ -8279,7 +8278,6 @@
                 <w:i/>
                 <w:iCs/>
               </w:rPr>
-              <w:lastRenderedPageBreak/>
               <w:t>Sustainable Cities and Society</w:t>
             </w:r>
             <w:r>
@@ -10606,6 +10604,7 @@
   <w:style w:type="character" w:default="1" w:styleId="a0">
     <w:name w:val="Default Paragraph Font"/>
     <w:uiPriority w:val="1"/>
+    <w:semiHidden/>
     <w:unhideWhenUsed/>
   </w:style>
   <w:style w:type="table" w:default="1" w:styleId="a1">

--- a/CV/ZhangShuyang_CV_251006.docx
+++ b/CV/ZhangShuyang_CV_251006.docx
@@ -4854,7 +4854,7 @@
           <w:p>
             <w:pPr>
               <w:rPr>
-                <w:rFonts w:ascii="Times New Roman" w:hAnsi="Times New Roman" w:cs="Times New Roman" w:hint="eastAsia"/>
+                <w:rFonts w:ascii="Times New Roman" w:hAnsi="Times New Roman" w:cs="Times New Roman"/>
                 <w:b/>
                 <w:bCs/>
               </w:rPr>
@@ -7701,7 +7701,47 @@
                 <w:b/>
                 <w:bCs/>
               </w:rPr>
-              <w:t>Empirical Analysis and Application of UCM and UBEM Tools Based on Localized Weather Data</w:t>
+              <w:t>Empiri</w:t>
+            </w:r>
+            <w:r>
+              <w:rPr>
+                <w:rFonts w:ascii="Times New Roman" w:hAnsi="Times New Roman" w:cs="Times New Roman"/>
+                <w:b/>
+                <w:bCs/>
+              </w:rPr>
+              <w:t xml:space="preserve">cal analysis and application of </w:t>
+            </w:r>
+            <w:r>
+              <w:rPr>
+                <w:rFonts w:ascii="Times New Roman" w:hAnsi="Times New Roman" w:cs="Times New Roman" w:hint="eastAsia"/>
+                <w:b/>
+                <w:bCs/>
+              </w:rPr>
+              <w:t>UCM</w:t>
+            </w:r>
+            <w:r>
+              <w:rPr>
+                <w:rFonts w:ascii="Times New Roman" w:hAnsi="Times New Roman" w:cs="Times New Roman"/>
+                <w:b/>
+                <w:bCs/>
+              </w:rPr>
+              <w:t xml:space="preserve"> and </w:t>
+            </w:r>
+            <w:r>
+              <w:rPr>
+                <w:rFonts w:ascii="Times New Roman" w:hAnsi="Times New Roman" w:cs="Times New Roman" w:hint="eastAsia"/>
+                <w:b/>
+                <w:bCs/>
+              </w:rPr>
+              <w:t>UBEM</w:t>
+            </w:r>
+            <w:r>
+              <w:rPr>
+                <w:rFonts w:ascii="Times New Roman" w:hAnsi="Times New Roman" w:cs="Times New Roman"/>
+                <w:b/>
+                <w:bCs/>
+              </w:rPr>
+              <w:t xml:space="preserve"> tools based on localized weather data</w:t>
             </w:r>
           </w:p>
           <w:p>

--- a/CV/ZhangShuyang_CV_251006.docx
+++ b/CV/ZhangShuyang_CV_251006.docx
@@ -2133,7 +2133,6 @@
           <w:t>https://doi.org/10.1007/s12273-026-1410-7</w:t>
         </w:r>
       </w:hyperlink>
-      <w:hyperlink r:id="rId18" w:history="1"/>
     </w:p>
     <w:p>
       <w:pPr>
@@ -2149,6 +2148,24 @@
       <w:r>
         <w:rPr>
           <w:rFonts w:ascii="Times New Roman" w:hAnsi="Times New Roman" w:cs="Times New Roman"/>
+        </w:rPr>
+        <w:t xml:space="preserve">Xu P†, Zhao P†, Xia B, Zhao Z, </w:t>
+      </w:r>
+      <w:r>
+        <w:rPr>
+          <w:rFonts w:ascii="Times New Roman" w:hAnsi="Times New Roman" w:cs="Times New Roman"/>
+        </w:rPr>
+        <w:t>Liu N*,</w:t>
+      </w:r>
+      <w:r>
+        <w:rPr>
+          <w:rFonts w:ascii="Times New Roman" w:hAnsi="Times New Roman" w:cs="Times New Roman" w:hint="eastAsia"/>
+        </w:rPr>
+        <w:t xml:space="preserve"> </w:t>
+      </w:r>
+      <w:r>
+        <w:rPr>
+          <w:rFonts w:ascii="Times New Roman" w:hAnsi="Times New Roman" w:cs="Times New Roman"/>
           <w:b/>
           <w:bCs/>
         </w:rPr>
@@ -2158,7 +2175,25 @@
         <w:rPr>
           <w:rFonts w:ascii="Times New Roman" w:hAnsi="Times New Roman" w:cs="Times New Roman"/>
         </w:rPr>
-        <w:t xml:space="preserve">, Liu N*, Wu X, Han Y, Li W, Guo F, Song X, Yuan C. (2025). An empirical study on the compound effects of extreme weather and UHI on building energy consumption under urban local climate. </w:t>
+        <w:t>*, Du J*.</w:t>
+      </w:r>
+      <w:r>
+        <w:rPr>
+          <w:rFonts w:ascii="Times New Roman" w:hAnsi="Times New Roman" w:cs="Times New Roman" w:hint="eastAsia"/>
+        </w:rPr>
+        <w:t xml:space="preserve"> (2025). </w:t>
+      </w:r>
+      <w:r>
+        <w:rPr>
+          <w:rFonts w:ascii="Times New Roman" w:hAnsi="Times New Roman" w:cs="Times New Roman" w:hint="eastAsia"/>
+        </w:rPr>
+        <w:t>Reciprocal frame design for large-scale timber construction</w:t>
+      </w:r>
+      <w:r>
+        <w:rPr>
+          <w:rFonts w:ascii="Times New Roman" w:hAnsi="Times New Roman" w:cs="Times New Roman"/>
+        </w:rPr>
+        <w:t xml:space="preserve">. </w:t>
       </w:r>
       <w:r>
         <w:rPr>
@@ -2168,13 +2203,189 @@
           <w:i/>
           <w:iCs/>
         </w:rPr>
+        <w:t>Nature communications</w:t>
+      </w:r>
+      <w:r>
+        <w:rPr>
+          <w:rFonts w:ascii="Times New Roman" w:hAnsi="Times New Roman" w:cs="Times New Roman" w:hint="eastAsia"/>
+        </w:rPr>
+        <w:t xml:space="preserve">, </w:t>
+      </w:r>
+      <w:r>
+        <w:rPr>
+          <w:rFonts w:ascii="Times New Roman" w:hAnsi="Times New Roman" w:cs="Times New Roman"/>
+        </w:rPr>
+        <w:t>16, 11482</w:t>
+      </w:r>
+      <w:r>
+        <w:rPr>
+          <w:rFonts w:ascii="Times New Roman" w:hAnsi="Times New Roman" w:cs="Times New Roman"/>
+        </w:rPr>
+        <w:t>.</w:t>
+      </w:r>
+      <w:r>
+        <w:rPr>
+          <w:rFonts w:ascii="Times New Roman" w:hAnsi="Times New Roman" w:cs="Times New Roman"/>
+        </w:rPr>
+        <w:t xml:space="preserve"> (SCI Q1, IF=15.7</w:t>
+      </w:r>
+      <w:r>
+        <w:rPr>
+          <w:rFonts w:ascii="Times New Roman" w:hAnsi="Times New Roman" w:cs="Times New Roman" w:hint="eastAsia"/>
+        </w:rPr>
+        <w:t xml:space="preserve">, </w:t>
+      </w:r>
+      <w:r>
+        <w:rPr>
+          <w:rFonts w:ascii="Times New Roman" w:hAnsi="Times New Roman" w:cs="Times New Roman" w:hint="eastAsia"/>
+          <w:u w:val="single"/>
+        </w:rPr>
+        <w:t>t</w:t>
+      </w:r>
+      <w:r>
+        <w:rPr>
+          <w:rFonts w:ascii="Times New Roman" w:hAnsi="Times New Roman" w:cs="Times New Roman" w:hint="eastAsia"/>
+          <w:u w:val="single"/>
+        </w:rPr>
+        <w:t>he article is cited in</w:t>
+      </w:r>
+      <w:r>
+        <w:rPr>
+          <w:rFonts w:ascii="Times New Roman" w:hAnsi="Times New Roman" w:cs="Times New Roman"/>
+          <w:u w:val="single"/>
+        </w:rPr>
+        <w:t xml:space="preserve"> </w:t>
+      </w:r>
+      <w:r>
+        <w:rPr>
+          <w:rFonts w:ascii="Times New Roman" w:hAnsi="Times New Roman" w:cs="Times New Roman" w:hint="eastAsia"/>
+          <w:b/>
+          <w:bCs/>
+          <w:i/>
+          <w:iCs/>
+          <w:u w:val="single"/>
+        </w:rPr>
+        <w:t>N</w:t>
+      </w:r>
+      <w:r>
+        <w:rPr>
+          <w:rFonts w:ascii="Times New Roman" w:hAnsi="Times New Roman" w:cs="Times New Roman" w:hint="eastAsia"/>
+          <w:b/>
+          <w:bCs/>
+          <w:i/>
+          <w:iCs/>
+          <w:u w:val="single"/>
+        </w:rPr>
+        <w:t xml:space="preserve">ature </w:t>
+      </w:r>
+      <w:r>
+        <w:rPr>
+          <w:rFonts w:ascii="Times New Roman" w:hAnsi="Times New Roman" w:cs="Times New Roman" w:hint="eastAsia"/>
+          <w:b/>
+          <w:bCs/>
+          <w:i/>
+          <w:iCs/>
+          <w:u w:val="single"/>
+        </w:rPr>
+        <w:t>R</w:t>
+      </w:r>
+      <w:r>
+        <w:rPr>
+          <w:rFonts w:ascii="Times New Roman" w:hAnsi="Times New Roman" w:cs="Times New Roman" w:hint="eastAsia"/>
+          <w:b/>
+          <w:bCs/>
+          <w:i/>
+          <w:iCs/>
+          <w:u w:val="single"/>
+        </w:rPr>
+        <w:t xml:space="preserve">eviews </w:t>
+      </w:r>
+      <w:r>
+        <w:rPr>
+          <w:rFonts w:ascii="Times New Roman" w:hAnsi="Times New Roman" w:cs="Times New Roman" w:hint="eastAsia"/>
+          <w:b/>
+          <w:bCs/>
+          <w:i/>
+          <w:iCs/>
+          <w:u w:val="single"/>
+        </w:rPr>
+        <w:t>M</w:t>
+      </w:r>
+      <w:r>
+        <w:rPr>
+          <w:rFonts w:ascii="Times New Roman" w:hAnsi="Times New Roman" w:cs="Times New Roman" w:hint="eastAsia"/>
+          <w:b/>
+          <w:bCs/>
+          <w:i/>
+          <w:iCs/>
+          <w:u w:val="single"/>
+        </w:rPr>
+        <w:t>aterials</w:t>
+      </w:r>
+      <w:r>
+        <w:rPr>
+          <w:rFonts w:ascii="Times New Roman" w:hAnsi="Times New Roman" w:cs="Times New Roman"/>
+        </w:rPr>
+        <w:t xml:space="preserve">) </w:t>
+      </w:r>
+      <w:hyperlink r:id="rId18" w:history="1">
+        <w:r>
+          <w:rPr>
+            <w:rStyle w:val="af2"/>
+            <w:rFonts w:ascii="Times New Roman" w:hAnsi="Times New Roman" w:cs="Times New Roman" w:hint="eastAsia"/>
+            <w:u w:val="none"/>
+          </w:rPr>
+          <w:t>https://doi.org/10.1038/s41467-025-66491-4</w:t>
+        </w:r>
+      </w:hyperlink>
+      <w:hyperlink r:id="rId19" w:history="1"/>
+    </w:p>
+    <w:p>
+      <w:pPr>
+        <w:pStyle w:val="a9"/>
+        <w:numPr>
+          <w:ilvl w:val="0"/>
+          <w:numId w:val="1"/>
+        </w:numPr>
+        <w:rPr>
+          <w:rFonts w:ascii="Times New Roman" w:hAnsi="Times New Roman" w:cs="Times New Roman"/>
+        </w:rPr>
+      </w:pPr>
+      <w:r>
+        <w:rPr>
+          <w:rFonts w:ascii="Times New Roman" w:hAnsi="Times New Roman" w:cs="Times New Roman"/>
+          <w:b/>
+          <w:bCs/>
+        </w:rPr>
+        <w:t>Zhang S</w:t>
+      </w:r>
+      <w:r>
+        <w:rPr>
+          <w:rFonts w:ascii="Times New Roman" w:hAnsi="Times New Roman" w:cs="Times New Roman"/>
+        </w:rPr>
+        <w:t xml:space="preserve">, Liu N*, Wu X, Han Y, Li W, Guo F, Song X, Yuan C. (2025). An empirical study on the compound effects of extreme weather and UHI on building energy consumption under urban local climate. </w:t>
+      </w:r>
+      <w:r>
+        <w:rPr>
+          <w:rFonts w:ascii="Times New Roman" w:hAnsi="Times New Roman" w:cs="Times New Roman"/>
+          <w:b/>
+          <w:bCs/>
+          <w:i/>
+          <w:iCs/>
+        </w:rPr>
         <w:t>Building and Environment</w:t>
       </w:r>
       <w:r>
         <w:rPr>
           <w:rFonts w:ascii="Times New Roman" w:hAnsi="Times New Roman" w:cs="Times New Roman"/>
         </w:rPr>
-        <w:t xml:space="preserve">, </w:t>
+        <w:t>,</w:t>
+      </w:r>
+      <w:r>
+        <w:rPr>
+          <w:rFonts w:ascii="Times New Roman" w:hAnsi="Times New Roman" w:cs="Times New Roman"/>
+        </w:rPr>
+        <w:t xml:space="preserve"> </w:t>
       </w:r>
       <w:r>
         <w:rPr>
@@ -2188,7 +2399,7 @@
         </w:rPr>
         <w:t xml:space="preserve">113824. (SCI Q1, IF=7.6) </w:t>
       </w:r>
-      <w:hyperlink r:id="rId19" w:tgtFrame="_blank" w:tooltip="Persistent link using digital object identifier" w:history="1">
+      <w:hyperlink r:id="rId20" w:tgtFrame="_blank" w:tooltip="Persistent link using digital object identifier" w:history="1">
         <w:r>
           <w:rPr>
             <w:rStyle w:val="af2"/>
@@ -2240,7 +2451,13 @@
         <w:rPr>
           <w:rFonts w:ascii="Times New Roman" w:hAnsi="Times New Roman" w:cs="Times New Roman"/>
         </w:rPr>
-        <w:t>(2024). A cross-scale indicator framework for the study of annual stability of land surface temperature in different land uses. </w:t>
+        <w:t>(2024). A cross-scale indicator framework for the study of annual stability of land surface temperature in different land uses.</w:t>
+      </w:r>
+      <w:r>
+        <w:rPr>
+          <w:rFonts w:ascii="Times New Roman" w:hAnsi="Times New Roman" w:cs="Times New Roman" w:hint="eastAsia"/>
+        </w:rPr>
+        <w:t xml:space="preserve"> </w:t>
       </w:r>
       <w:r>
         <w:rPr>
@@ -2314,7 +2531,7 @@
         </w:rPr>
         <w:t xml:space="preserve"> </w:t>
       </w:r>
-      <w:hyperlink r:id="rId20" w:tgtFrame="_blank" w:tooltip="Persistent link using digital object identifier" w:history="1">
+      <w:hyperlink r:id="rId21" w:tgtFrame="_blank" w:tooltip="Persistent link using digital object identifier" w:history="1">
         <w:r>
           <w:rPr>
             <w:rStyle w:val="af2"/>
@@ -2408,7 +2625,7 @@
         </w:rPr>
         <w:t xml:space="preserve"> </w:t>
       </w:r>
-      <w:hyperlink r:id="rId21" w:tgtFrame="_blank" w:tooltip="Persistent link using digital object identifier" w:history="1">
+      <w:hyperlink r:id="rId22" w:tgtFrame="_blank" w:tooltip="Persistent link using digital object identifier" w:history="1">
         <w:r>
           <w:rPr>
             <w:rStyle w:val="af2"/>
@@ -2472,7 +2689,7 @@
         </w:rPr>
         <w:t xml:space="preserve">, 51(2), 529-545. (SSCI Q1, IF=3.1) </w:t>
       </w:r>
-      <w:hyperlink r:id="rId22" w:history="1">
+      <w:hyperlink r:id="rId23" w:history="1">
         <w:r>
           <w:rPr>
             <w:rStyle w:val="af2"/>
@@ -2658,7 +2875,7 @@
         </w:rPr>
         <w:t xml:space="preserve"> </w:t>
       </w:r>
-      <w:hyperlink r:id="rId23" w:tgtFrame="_blank" w:tooltip="Persistent link using digital object identifier" w:history="1">
+      <w:hyperlink r:id="rId24" w:tgtFrame="_blank" w:tooltip="Persistent link using digital object identifier" w:history="1">
         <w:r>
           <w:rPr>
             <w:rStyle w:val="af2"/>
@@ -2666,88 +2883,6 @@
             <w:u w:val="none"/>
           </w:rPr>
           <w:t>https://doi.org/10.1016/j.jobe.2021.103542</w:t>
-        </w:r>
-      </w:hyperlink>
-    </w:p>
-    <w:p>
-      <w:pPr>
-        <w:pStyle w:val="a9"/>
-        <w:numPr>
-          <w:ilvl w:val="0"/>
-          <w:numId w:val="1"/>
-        </w:numPr>
-        <w:rPr>
-          <w:rFonts w:ascii="Times New Roman" w:hAnsi="Times New Roman" w:cs="Times New Roman"/>
-        </w:rPr>
-      </w:pPr>
-      <w:r>
-        <w:rPr>
-          <w:rFonts w:ascii="Times New Roman" w:hAnsi="Times New Roman" w:cs="Times New Roman"/>
-        </w:rPr>
-        <w:t xml:space="preserve">Xu P†, Zhao P†, Xia B, Zhao Z, </w:t>
-      </w:r>
-      <w:r>
-        <w:rPr>
-          <w:rFonts w:ascii="Times New Roman" w:hAnsi="Times New Roman" w:cs="Times New Roman"/>
-        </w:rPr>
-        <w:t>Liu N*,</w:t>
-      </w:r>
-      <w:r>
-        <w:rPr>
-          <w:rFonts w:ascii="Times New Roman" w:hAnsi="Times New Roman" w:cs="Times New Roman" w:hint="eastAsia"/>
-        </w:rPr>
-        <w:t xml:space="preserve"> </w:t>
-      </w:r>
-      <w:r>
-        <w:rPr>
-          <w:rFonts w:ascii="Times New Roman" w:hAnsi="Times New Roman" w:cs="Times New Roman"/>
-          <w:b/>
-          <w:bCs/>
-        </w:rPr>
-        <w:t>Zhang S</w:t>
-      </w:r>
-      <w:r>
-        <w:rPr>
-          <w:rFonts w:ascii="Times New Roman" w:hAnsi="Times New Roman" w:cs="Times New Roman"/>
-        </w:rPr>
-        <w:t>*, Du J*. </w:t>
-      </w:r>
-      <w:r>
-        <w:rPr>
-          <w:rFonts w:ascii="Times New Roman" w:hAnsi="Times New Roman" w:cs="Times New Roman" w:hint="eastAsia"/>
-        </w:rPr>
-        <w:t>Reciprocal frame design for large-scale timber construction</w:t>
-      </w:r>
-      <w:r>
-        <w:rPr>
-          <w:rFonts w:ascii="Times New Roman" w:hAnsi="Times New Roman" w:cs="Times New Roman"/>
-        </w:rPr>
-        <w:t xml:space="preserve">. </w:t>
-      </w:r>
-      <w:r>
-        <w:rPr>
-          <w:rFonts w:ascii="Times New Roman" w:hAnsi="Times New Roman" w:cs="Times New Roman"/>
-          <w:b/>
-          <w:bCs/>
-          <w:i/>
-          <w:iCs/>
-        </w:rPr>
-        <w:t>Nature communications</w:t>
-      </w:r>
-      <w:r>
-        <w:rPr>
-          <w:rFonts w:ascii="Times New Roman" w:hAnsi="Times New Roman" w:cs="Times New Roman"/>
-        </w:rPr>
-        <w:t xml:space="preserve">. (SCI Q1, IF=15.7) </w:t>
-      </w:r>
-      <w:hyperlink r:id="rId24" w:history="1">
-        <w:r>
-          <w:rPr>
-            <w:rStyle w:val="af2"/>
-            <w:rFonts w:ascii="Times New Roman" w:hAnsi="Times New Roman" w:cs="Times New Roman" w:hint="eastAsia"/>
-            <w:u w:val="none"/>
-          </w:rPr>
-          <w:t>https://doi.org/10.1038/s41467-025-66491-4</w:t>
         </w:r>
       </w:hyperlink>
     </w:p>
@@ -3214,7 +3349,16 @@
             <w:rFonts w:ascii="Times New Roman" w:hAnsi="Times New Roman" w:cs="Times New Roman" w:hint="eastAsia"/>
             <w:u w:val="none"/>
           </w:rPr>
-          <w:t>https://d.wanfangdata.com.cn/periodical/fcyyy201908022</w:t>
+          <w:t>https://d.wanfangdata.</w:t>
+        </w:r>
+        <w:r>
+          <w:rPr>
+            <w:rStyle w:val="af2"/>
+            <w:rFonts w:ascii="Times New Roman" w:hAnsi="Times New Roman" w:cs="Times New Roman" w:hint="eastAsia"/>
+            <w:u w:val="none"/>
+          </w:rPr>
+          <w:lastRenderedPageBreak/>
+          <w:t>com.cn/periodical/fcyyy201908022</w:t>
         </w:r>
       </w:hyperlink>
     </w:p>
@@ -3234,7 +3378,6 @@
         <w:rPr>
           <w:rFonts w:ascii="Times New Roman" w:hAnsi="Times New Roman" w:cs="Times New Roman"/>
         </w:rPr>
-        <w:lastRenderedPageBreak/>
         <w:t>Zhang X, Chen T</w:t>
       </w:r>
       <w:r>
@@ -4535,7 +4678,14 @@
         <w:rPr>
           <w:rFonts w:ascii="Times New Roman" w:hAnsi="Times New Roman" w:cs="Times New Roman"/>
         </w:rPr>
-        <w:t>High airtight flush doors with replaceable thresholds and construction methods. China: CN113914746A. (Invention patents)</w:t>
+        <w:t xml:space="preserve">High airtight flush doors with replaceable </w:t>
+      </w:r>
+      <w:r>
+        <w:rPr>
+          <w:rFonts w:ascii="Times New Roman" w:hAnsi="Times New Roman" w:cs="Times New Roman"/>
+        </w:rPr>
+        <w:lastRenderedPageBreak/>
+        <w:t>thresholds and construction methods. China: CN113914746A. (Invention patents)</w:t>
       </w:r>
     </w:p>
     <w:p>
@@ -4553,7 +4703,6 @@
         <w:rPr>
           <w:rFonts w:ascii="Times New Roman" w:hAnsi="Times New Roman" w:cs="Times New Roman"/>
         </w:rPr>
-        <w:lastRenderedPageBreak/>
         <w:t xml:space="preserve">Liu N, </w:t>
       </w:r>
       <w:r>
@@ -4580,7 +4729,19 @@
         <w:rPr>
           <w:rFonts w:ascii="Times New Roman" w:hAnsi="Times New Roman" w:cs="Times New Roman" w:hint="eastAsia"/>
         </w:rPr>
-        <w:t>Calculation method and device of urban building energy consumption based on local weather data</w:t>
+        <w:t>Calculation method and device of urban building energy consumption based on local</w:t>
+      </w:r>
+      <w:r>
+        <w:rPr>
+          <w:rFonts w:ascii="Times New Roman" w:hAnsi="Times New Roman" w:cs="Times New Roman" w:hint="eastAsia"/>
+        </w:rPr>
+        <w:t>ized</w:t>
+      </w:r>
+      <w:r>
+        <w:rPr>
+          <w:rFonts w:ascii="Times New Roman" w:hAnsi="Times New Roman" w:cs="Times New Roman" w:hint="eastAsia"/>
+        </w:rPr>
+        <w:t xml:space="preserve"> weather data</w:t>
       </w:r>
       <w:r>
         <w:rPr>
@@ -6115,6 +6276,7 @@
                 <w:b/>
                 <w:bCs/>
               </w:rPr>
+              <w:lastRenderedPageBreak/>
               <w:t>Ceramic Arts and Craf</w:t>
             </w:r>
             <w:r>
@@ -6160,6 +6322,7 @@
               <w:rPr>
                 <w:rFonts w:ascii="Times New Roman" w:hAnsi="Times New Roman" w:cs="Times New Roman"/>
               </w:rPr>
+              <w:lastRenderedPageBreak/>
               <w:t>Jingdezhen, Jiangxi, China</w:t>
             </w:r>
           </w:p>
@@ -8276,7 +8439,6 @@
           <w:b/>
           <w:bCs/>
         </w:rPr>
-        <w:lastRenderedPageBreak/>
         <w:t>REVIEWER ASSIGNMENTS</w:t>
       </w:r>
     </w:p>
@@ -10644,7 +10806,6 @@
   <w:style w:type="character" w:default="1" w:styleId="a0">
     <w:name w:val="Default Paragraph Font"/>
     <w:uiPriority w:val="1"/>
-    <w:semiHidden/>
     <w:unhideWhenUsed/>
   </w:style>
   <w:style w:type="table" w:default="1" w:styleId="a1">

--- a/CV/ZhangShuyang_CV_251006.docx
+++ b/CV/ZhangShuyang_CV_251006.docx
@@ -2113,9 +2113,39 @@
       </w:r>
       <w:r>
         <w:rPr>
-          <w:rFonts w:ascii="Times New Roman" w:hAnsi="Times New Roman" w:cs="Times New Roman"/>
-        </w:rPr>
-        <w:t>. (SCI Q1, IF=5.9)</w:t>
+          <w:rFonts w:ascii="Times New Roman" w:hAnsi="Times New Roman" w:cs="Times New Roman" w:hint="eastAsia"/>
+        </w:rPr>
+        <w:t>,</w:t>
+      </w:r>
+      <w:r>
+        <w:rPr>
+          <w:rFonts w:ascii="Times New Roman" w:hAnsi="Times New Roman" w:cs="Times New Roman" w:hint="eastAsia"/>
+        </w:rPr>
+        <w:t xml:space="preserve"> 19, 859</w:t>
+      </w:r>
+      <w:r>
+        <w:rPr>
+          <w:rFonts w:ascii="Times New Roman" w:hAnsi="Times New Roman" w:cs="Times New Roman" w:hint="eastAsia"/>
+        </w:rPr>
+        <w:t>–</w:t>
+      </w:r>
+      <w:r>
+        <w:rPr>
+          <w:rFonts w:ascii="Times New Roman" w:hAnsi="Times New Roman" w:cs="Times New Roman" w:hint="eastAsia"/>
+        </w:rPr>
+        <w:t>883</w:t>
+      </w:r>
+      <w:r>
+        <w:rPr>
+          <w:rFonts w:ascii="Times New Roman" w:hAnsi="Times New Roman" w:cs="Times New Roman" w:hint="eastAsia"/>
+        </w:rPr>
+        <w:t>.</w:t>
+      </w:r>
+      <w:r>
+        <w:rPr>
+          <w:rFonts w:ascii="Times New Roman" w:hAnsi="Times New Roman" w:cs="Times New Roman"/>
+        </w:rPr>
+        <w:t xml:space="preserve"> (SCI Q1, IF=5.9)</w:t>
       </w:r>
       <w:r>
         <w:rPr>
@@ -10806,6 +10836,7 @@
   <w:style w:type="character" w:default="1" w:styleId="a0">
     <w:name w:val="Default Paragraph Font"/>
     <w:uiPriority w:val="1"/>
+    <w:semiHidden/>
     <w:unhideWhenUsed/>
   </w:style>
   <w:style w:type="table" w:default="1" w:styleId="a1">

--- a/CV/ZhangShuyang_CV_251006.docx
+++ b/CV/ZhangShuyang_CV_251006.docx
@@ -163,75 +163,6 @@
       </w:pPr>
     </w:p>
     <w:p>
-      <w:pPr>
-        <w:rPr>
-          <w:rFonts w:ascii="Times New Roman" w:hAnsi="Times New Roman" w:cs="Times New Roman"/>
-        </w:rPr>
-      </w:pPr>
-      <w:r>
-        <w:rPr>
-          <w:rFonts w:ascii="Times New Roman" w:hAnsi="Times New Roman" w:cs="Times New Roman"/>
-          <w:b/>
-          <w:bCs/>
-        </w:rPr>
-        <w:t>Citizenship</w:t>
-      </w:r>
-      <w:r>
-        <w:rPr>
-          <w:rFonts w:ascii="Times New Roman" w:hAnsi="Times New Roman" w:cs="Times New Roman"/>
-        </w:rPr>
-        <w:t>: Chinese</w:t>
-      </w:r>
-    </w:p>
-    <w:p>
-      <w:pPr>
-        <w:rPr>
-          <w:rFonts w:ascii="Times New Roman" w:hAnsi="Times New Roman" w:cs="Times New Roman"/>
-        </w:rPr>
-      </w:pPr>
-      <w:r>
-        <w:rPr>
-          <w:rFonts w:ascii="Times New Roman" w:hAnsi="Times New Roman" w:cs="Times New Roman"/>
-          <w:b/>
-          <w:bCs/>
-        </w:rPr>
-        <w:t>Date of birth</w:t>
-      </w:r>
-      <w:r>
-        <w:rPr>
-          <w:rFonts w:ascii="Times New Roman" w:hAnsi="Times New Roman" w:cs="Times New Roman"/>
-        </w:rPr>
-        <w:t>: 1994-08-29</w:t>
-      </w:r>
-    </w:p>
-    <w:p>
-      <w:pPr>
-        <w:rPr>
-          <w:rFonts w:ascii="Times New Roman" w:hAnsi="Times New Roman" w:cs="Times New Roman"/>
-        </w:rPr>
-      </w:pPr>
-      <w:r>
-        <w:rPr>
-          <w:rFonts w:ascii="Times New Roman" w:hAnsi="Times New Roman" w:cs="Times New Roman"/>
-          <w:b/>
-          <w:bCs/>
-        </w:rPr>
-        <w:t>Mobile</w:t>
-      </w:r>
-      <w:r>
-        <w:rPr>
-          <w:rFonts w:ascii="Times New Roman" w:hAnsi="Times New Roman" w:cs="Times New Roman"/>
-        </w:rPr>
-        <w:t>: +86 17576021765</w:t>
-      </w:r>
-    </w:p>
-    <w:p>
-      <w:pPr>
-        <w:rPr>
-          <w:rFonts w:ascii="Times New Roman" w:hAnsi="Times New Roman" w:cs="Times New Roman"/>
-          <w:spacing w:val="-4"/>
-        </w:rPr>
-      </w:pPr>
       <w:r>
         <w:rPr>
           <w:rFonts w:ascii="Times New Roman" w:hAnsi="Times New Roman" w:cs="Times New Roman"/>
@@ -276,6 +207,58 @@
     </w:p>
     <w:p>
       <w:pPr>
+        <w:rPr>
+          <w:rFonts w:ascii="Times New Roman" w:hAnsi="Times New Roman" w:cs="Times New Roman"/>
+          <w:spacing w:val="-4"/>
+        </w:rPr>
+      </w:pPr>
+      <w:r>
+        <w:rPr>
+          <w:rFonts w:ascii="Times New Roman" w:hAnsi="Times New Roman" w:cs="Times New Roman" w:hint="eastAsia"/>
+          <w:b/>
+          <w:bCs/>
+          <w:spacing w:val="-4"/>
+        </w:rPr>
+        <w:t>Mobile:</w:t>
+      </w:r>
+      <w:r>
+        <w:rPr>
+          <w:rFonts w:ascii="Times New Roman" w:hAnsi="Times New Roman" w:cs="Times New Roman" w:hint="eastAsia"/>
+          <w:spacing w:val="-4"/>
+        </w:rPr>
+        <w:t xml:space="preserve"> +</w:t>
+      </w:r>
+      <w:r>
+        <w:rPr>
+          <w:rFonts w:ascii="Times New Roman" w:hAnsi="Times New Roman" w:cs="Times New Roman" w:hint="eastAsia"/>
+          <w:spacing w:val="-4"/>
+        </w:rPr>
+        <w:t>65</w:t>
+      </w:r>
+      <w:r>
+        <w:rPr>
+          <w:rFonts w:ascii="Times New Roman" w:hAnsi="Times New Roman" w:cs="Times New Roman" w:hint="eastAsia"/>
+          <w:spacing w:val="-4"/>
+        </w:rPr>
+        <w:t xml:space="preserve"> </w:t>
+      </w:r>
+      <w:r>
+        <w:rPr>
+          <w:rFonts w:ascii="Times New Roman" w:hAnsi="Times New Roman" w:cs="Times New Roman" w:hint="eastAsia"/>
+          <w:spacing w:val="-4"/>
+        </w:rPr>
+        <w:t xml:space="preserve">80673069, </w:t>
+      </w:r>
+      <w:r>
+        <w:rPr>
+          <w:rFonts w:ascii="Times New Roman" w:hAnsi="Times New Roman" w:cs="Times New Roman" w:hint="eastAsia"/>
+          <w:spacing w:val="-4"/>
+        </w:rPr>
+        <w:t>+86 17576021765</w:t>
+      </w:r>
+    </w:p>
+    <w:p>
+      <w:pPr>
         <w:ind w:left="840" w:hangingChars="400" w:hanging="840"/>
         <w:rPr>
           <w:rFonts w:ascii="Times New Roman" w:hAnsi="Times New Roman" w:cs="Times New Roman"/>
@@ -450,6 +433,30 @@
           <w:rFonts w:ascii="Times New Roman" w:hAnsi="Times New Roman" w:cs="Times New Roman"/>
         </w:rPr>
       </w:pPr>
+      <w:r>
+        <w:rPr>
+          <w:rFonts w:ascii="Times New Roman" w:hAnsi="Times New Roman" w:cs="Times New Roman" w:hint="eastAsia"/>
+          <w:b/>
+          <w:bCs/>
+        </w:rPr>
+        <w:t>Scopus Author ID</w:t>
+      </w:r>
+      <w:r>
+        <w:rPr>
+          <w:rFonts w:ascii="Times New Roman" w:hAnsi="Times New Roman" w:cs="Times New Roman" w:hint="eastAsia"/>
+        </w:rPr>
+        <w:t xml:space="preserve">: </w:t>
+      </w:r>
+      <w:hyperlink r:id="rId11" w:history="1">
+        <w:r>
+          <w:rPr>
+            <w:rStyle w:val="af2"/>
+            <w:rFonts w:ascii="Times New Roman" w:hAnsi="Times New Roman" w:cs="Times New Roman"/>
+            <w:u w:val="none"/>
+          </w:rPr>
+          <w:t>57349228300</w:t>
+        </w:r>
+      </w:hyperlink>
     </w:p>
     <w:p>
       <w:pPr>
@@ -515,7 +522,7 @@
         <w:rPr>
           <w:rFonts w:ascii="Times New Roman" w:hAnsi="Times New Roman" w:cs="Times New Roman"/>
         </w:rPr>
-        <w:t>• Urban microclimate</w:t>
+        <w:t>• Urban climate</w:t>
       </w:r>
     </w:p>
     <w:p>
@@ -565,7 +572,13 @@
         <w:rPr>
           <w:rFonts w:ascii="Times New Roman" w:hAnsi="Times New Roman" w:cs="Times New Roman" w:hint="eastAsia"/>
         </w:rPr>
-        <w:t>Inequity in heat exposure</w:t>
+        <w:t>Inequity in heat</w:t>
+      </w:r>
+      <w:r>
+        <w:rPr>
+          <w:rFonts w:ascii="Times New Roman" w:hAnsi="Times New Roman" w:cs="Times New Roman" w:hint="eastAsia"/>
+        </w:rPr>
+        <w:t>wave</w:t>
       </w:r>
     </w:p>
     <w:p>
@@ -578,7 +591,31 @@
         <w:rPr>
           <w:rFonts w:ascii="Times New Roman" w:hAnsi="Times New Roman" w:cs="Times New Roman"/>
         </w:rPr>
-        <w:t>• Resilient urban design under extreme weather</w:t>
+        <w:t xml:space="preserve">• </w:t>
+      </w:r>
+      <w:r>
+        <w:rPr>
+          <w:rFonts w:ascii="Times New Roman" w:hAnsi="Times New Roman" w:cs="Times New Roman" w:hint="eastAsia"/>
+        </w:rPr>
+        <w:t xml:space="preserve">Shading </w:t>
+      </w:r>
+      <w:r>
+        <w:rPr>
+          <w:rFonts w:ascii="Times New Roman" w:hAnsi="Times New Roman" w:cs="Times New Roman" w:hint="eastAsia"/>
+        </w:rPr>
+        <w:t>structure</w:t>
+      </w:r>
+      <w:r>
+        <w:rPr>
+          <w:rFonts w:ascii="Times New Roman" w:hAnsi="Times New Roman" w:cs="Times New Roman" w:hint="eastAsia"/>
+        </w:rPr>
+        <w:t xml:space="preserve"> c</w:t>
+      </w:r>
+      <w:r>
+        <w:rPr>
+          <w:rFonts w:ascii="Times New Roman" w:hAnsi="Times New Roman" w:cs="Times New Roman" w:hint="eastAsia"/>
+        </w:rPr>
+        <w:t>onstruction</w:t>
       </w:r>
     </w:p>
     <w:p>
@@ -592,6 +629,15 @@
     </w:p>
     <w:p>
       <w:pPr>
+        <w:rPr>
+          <w:rFonts w:ascii="Times New Roman" w:hAnsi="Times New Roman" w:cs="Times New Roman"/>
+          <w:b/>
+          <w:bCs/>
+        </w:rPr>
+      </w:pPr>
+    </w:p>
+    <w:p>
+      <w:pPr>
         <w:spacing w:after="60"/>
         <w:outlineLvl w:val="1"/>
         <w:rPr>
@@ -817,6 +863,13 @@
         </w:rPr>
         <w:t>• Video Editing: Premiere, Audition</w:t>
       </w:r>
+    </w:p>
+    <w:p>
+      <w:pPr>
+        <w:rPr>
+          <w:rFonts w:ascii="Times New Roman" w:hAnsi="Times New Roman" w:cs="Times New Roman"/>
+        </w:rPr>
+      </w:pPr>
     </w:p>
     <w:p>
       <w:pPr>
@@ -1426,13 +1479,23 @@
                 <w:iCs/>
               </w:rPr>
             </w:pPr>
+            <w:proofErr w:type="gramStart"/>
             <w:r>
               <w:rPr>
                 <w:rFonts w:ascii="Times New Roman" w:hAnsi="Times New Roman" w:cs="Times New Roman"/>
                 <w:i/>
                 <w:iCs/>
               </w:rPr>
-              <w:t>B.arch of Architecture</w:t>
+              <w:t>B.arch</w:t>
+            </w:r>
+            <w:proofErr w:type="gramEnd"/>
+            <w:r>
+              <w:rPr>
+                <w:rFonts w:ascii="Times New Roman" w:hAnsi="Times New Roman" w:cs="Times New Roman"/>
+                <w:i/>
+                <w:iCs/>
+              </w:rPr>
+              <w:t xml:space="preserve"> of Architecture</w:t>
             </w:r>
           </w:p>
         </w:tc>
@@ -1441,7 +1504,7 @@
     <w:p>
       <w:pPr>
         <w:rPr>
-          <w:rFonts w:ascii="Times New Roman" w:hAnsi="Times New Roman" w:cs="Times New Roman"/>
+          <w:rFonts w:ascii="Times New Roman" w:hAnsi="Times New Roman" w:cs="Times New Roman" w:hint="eastAsia"/>
         </w:rPr>
       </w:pPr>
     </w:p>
@@ -1510,7 +1573,7 @@
     <w:p>
       <w:pPr>
         <w:rPr>
-          <w:rFonts w:ascii="Times New Roman" w:hAnsi="Times New Roman" w:cs="Times New Roman"/>
+          <w:rFonts w:hint="eastAsia"/>
         </w:rPr>
       </w:pPr>
       <w:r>
@@ -1519,14 +1582,14 @@
         </w:rPr>
         <w:t xml:space="preserve">ORCID: </w:t>
       </w:r>
-      <w:hyperlink r:id="rId11" w:history="1">
+      <w:hyperlink r:id="rId12" w:history="1">
         <w:r>
           <w:rPr>
             <w:rStyle w:val="af2"/>
             <w:rFonts w:ascii="Times New Roman" w:hAnsi="Times New Roman" w:cs="Times New Roman"/>
             <w:u w:val="none"/>
           </w:rPr>
-          <w:t>https://orcid.org/0000-0002-3677-1363</w:t>
+          <w:t>0000-0002-3677-1363</w:t>
         </w:r>
       </w:hyperlink>
     </w:p>
@@ -1540,6 +1603,41 @@
         <w:rPr>
           <w:rFonts w:ascii="Times New Roman" w:hAnsi="Times New Roman" w:cs="Times New Roman"/>
         </w:rPr>
+        <w:t>Scopus</w:t>
+      </w:r>
+      <w:r>
+        <w:rPr>
+          <w:rFonts w:ascii="Times New Roman" w:hAnsi="Times New Roman" w:cs="Times New Roman" w:hint="eastAsia"/>
+        </w:rPr>
+        <w:t xml:space="preserve"> Author ID</w:t>
+      </w:r>
+      <w:r>
+        <w:rPr>
+          <w:rFonts w:ascii="Times New Roman" w:hAnsi="Times New Roman" w:cs="Times New Roman"/>
+        </w:rPr>
+        <w:t xml:space="preserve">: </w:t>
+      </w:r>
+      <w:hyperlink r:id="rId13" w:history="1">
+        <w:r>
+          <w:rPr>
+            <w:rStyle w:val="af2"/>
+            <w:rFonts w:ascii="Times New Roman" w:hAnsi="Times New Roman" w:cs="Times New Roman"/>
+            <w:u w:val="none"/>
+          </w:rPr>
+          <w:t>57349228300</w:t>
+        </w:r>
+      </w:hyperlink>
+    </w:p>
+    <w:p>
+      <w:pPr>
+        <w:rPr>
+          <w:rFonts w:ascii="Times New Roman" w:hAnsi="Times New Roman" w:cs="Times New Roman"/>
+        </w:rPr>
+      </w:pPr>
+      <w:r>
+        <w:rPr>
+          <w:rFonts w:ascii="Times New Roman" w:hAnsi="Times New Roman" w:cs="Times New Roman"/>
+        </w:rPr>
         <w:t>Web of Science Researcher ID:</w:t>
       </w:r>
       <w:r>
@@ -1549,7 +1647,7 @@
         </w:rPr>
         <w:t xml:space="preserve"> </w:t>
       </w:r>
-      <w:hyperlink r:id="rId12" w:history="1">
+      <w:hyperlink r:id="rId14" w:history="1">
         <w:r>
           <w:rPr>
             <w:rStyle w:val="af2"/>
@@ -1563,104 +1661,7 @@
     <w:p>
       <w:pPr>
         <w:rPr>
-          <w:rStyle w:val="af2"/>
-          <w:rFonts w:ascii="Times New Roman" w:hAnsi="Times New Roman" w:cs="Times New Roman"/>
-          <w:color w:val="auto"/>
-          <w:u w:val="none"/>
-        </w:rPr>
-      </w:pPr>
-      <w:r>
-        <w:rPr>
-          <w:rFonts w:ascii="Times New Roman" w:hAnsi="Times New Roman" w:cs="Times New Roman"/>
-        </w:rPr>
-        <w:t xml:space="preserve">Google Scholar: </w:t>
-      </w:r>
-      <w:hyperlink r:id="rId13" w:history="1">
-        <w:r>
-          <w:rPr>
-            <w:rStyle w:val="af2"/>
-            <w:rFonts w:ascii="Times New Roman" w:hAnsi="Times New Roman" w:cs="Times New Roman"/>
-            <w:u w:val="none"/>
-          </w:rPr>
-          <w:t>https://scholar.google.com/citations?user=GW_6fuUAAAAJ</w:t>
-        </w:r>
-      </w:hyperlink>
-      <w:r>
-        <w:rPr>
-          <w:rFonts w:ascii="Times New Roman" w:hAnsi="Times New Roman" w:cs="Times New Roman"/>
-        </w:rPr>
-        <w:t xml:space="preserve"> (</w:t>
-      </w:r>
-      <w:r>
-        <w:rPr>
-          <w:rFonts w:ascii="Times New Roman" w:hAnsi="Times New Roman" w:cs="Times New Roman"/>
-        </w:rPr>
-        <w:t xml:space="preserve">H-index: </w:t>
-      </w:r>
-      <w:r>
-        <w:rPr>
-          <w:rFonts w:ascii="Times New Roman" w:hAnsi="Times New Roman" w:cs="Times New Roman" w:hint="eastAsia"/>
-        </w:rPr>
-        <w:t>8</w:t>
-      </w:r>
-      <w:r>
-        <w:rPr>
-          <w:rFonts w:ascii="Times New Roman" w:hAnsi="Times New Roman" w:cs="Times New Roman"/>
-        </w:rPr>
-        <w:t xml:space="preserve">, </w:t>
-      </w:r>
-      <w:r>
-        <w:rPr>
-          <w:rFonts w:ascii="Times New Roman" w:hAnsi="Times New Roman" w:cs="Times New Roman"/>
-        </w:rPr>
-        <w:t xml:space="preserve">Total citations: </w:t>
-      </w:r>
-      <w:r>
-        <w:rPr>
-          <w:rFonts w:ascii="Times New Roman" w:hAnsi="Times New Roman" w:cs="Times New Roman" w:hint="eastAsia"/>
-        </w:rPr>
-        <w:t>1</w:t>
-      </w:r>
-      <w:r>
-        <w:rPr>
-          <w:rFonts w:ascii="Times New Roman" w:hAnsi="Times New Roman" w:cs="Times New Roman" w:hint="eastAsia"/>
-        </w:rPr>
-        <w:t>94</w:t>
-      </w:r>
-      <w:r>
-        <w:rPr>
-          <w:rFonts w:ascii="Times New Roman" w:hAnsi="Times New Roman" w:cs="Times New Roman"/>
-        </w:rPr>
-        <w:t>)</w:t>
-      </w:r>
-    </w:p>
-    <w:p>
-      <w:pPr>
-        <w:rPr>
-          <w:rFonts w:ascii="Times New Roman" w:hAnsi="Times New Roman" w:cs="Times New Roman"/>
-        </w:rPr>
-      </w:pPr>
-      <w:r>
-        <w:rPr>
-          <w:rFonts w:ascii="Times New Roman" w:hAnsi="Times New Roman" w:cs="Times New Roman"/>
-        </w:rPr>
-        <w:t xml:space="preserve">Scopus: </w:t>
-      </w:r>
-      <w:hyperlink r:id="rId14" w:history="1">
-        <w:r>
-          <w:rPr>
-            <w:rStyle w:val="af2"/>
-            <w:rFonts w:ascii="Times New Roman" w:hAnsi="Times New Roman" w:cs="Times New Roman"/>
-            <w:u w:val="none"/>
-          </w:rPr>
-          <w:t>https://www.scopus.com/authid/detail.uri?authorId=57349228300</w:t>
-        </w:r>
-      </w:hyperlink>
-    </w:p>
-    <w:p>
-      <w:pPr>
-        <w:rPr>
-          <w:rFonts w:ascii="Times New Roman" w:hAnsi="Times New Roman" w:cs="Times New Roman"/>
+          <w:rFonts w:hint="eastAsia"/>
         </w:rPr>
       </w:pPr>
       <w:r>
@@ -1684,13 +1685,66 @@
       <w:pPr>
         <w:rPr>
           <w:rFonts w:ascii="Times New Roman" w:hAnsi="Times New Roman" w:cs="Times New Roman"/>
-          <w:b/>
-          <w:bCs/>
-        </w:rPr>
-      </w:pPr>
+        </w:rPr>
+      </w:pPr>
+      <w:r>
+        <w:rPr>
+          <w:rFonts w:ascii="Times New Roman" w:hAnsi="Times New Roman" w:cs="Times New Roman"/>
+        </w:rPr>
+        <w:t xml:space="preserve">Google Scholar: </w:t>
+      </w:r>
+      <w:hyperlink r:id="rId16" w:history="1">
+        <w:r>
+          <w:rPr>
+            <w:rStyle w:val="af2"/>
+            <w:rFonts w:ascii="Times New Roman" w:hAnsi="Times New Roman" w:cs="Times New Roman"/>
+            <w:u w:val="none"/>
+          </w:rPr>
+          <w:t>https://scholar.google.com/citations?user=GW_6fuUAAAAJ</w:t>
+        </w:r>
+      </w:hyperlink>
+      <w:r>
+        <w:rPr>
+          <w:rFonts w:ascii="Times New Roman" w:hAnsi="Times New Roman" w:cs="Times New Roman"/>
+        </w:rPr>
+        <w:t xml:space="preserve"> (H-index: </w:t>
+      </w:r>
+      <w:r>
+        <w:rPr>
+          <w:rFonts w:ascii="Times New Roman" w:hAnsi="Times New Roman" w:cs="Times New Roman" w:hint="eastAsia"/>
+        </w:rPr>
+        <w:t>8</w:t>
+      </w:r>
+      <w:r>
+        <w:rPr>
+          <w:rFonts w:ascii="Times New Roman" w:hAnsi="Times New Roman" w:cs="Times New Roman"/>
+        </w:rPr>
+        <w:t xml:space="preserve">, Total citations: </w:t>
+      </w:r>
+      <w:r>
+        <w:rPr>
+          <w:rFonts w:ascii="Times New Roman" w:hAnsi="Times New Roman" w:cs="Times New Roman" w:hint="eastAsia"/>
+        </w:rPr>
+        <w:t>195</w:t>
+      </w:r>
+      <w:r>
+        <w:rPr>
+          <w:rFonts w:ascii="Times New Roman" w:hAnsi="Times New Roman" w:cs="Times New Roman"/>
+        </w:rPr>
+        <w:t>)</w:t>
+      </w:r>
     </w:p>
     <w:p>
       <w:pPr>
+        <w:rPr>
+          <w:rFonts w:ascii="Times New Roman" w:hAnsi="Times New Roman" w:cs="Times New Roman"/>
+          <w:b/>
+          <w:bCs/>
+        </w:rPr>
+      </w:pPr>
+    </w:p>
+    <w:p>
+      <w:pPr>
         <w:spacing w:after="60"/>
         <w:outlineLvl w:val="2"/>
         <w:rPr>
@@ -1775,7 +1829,7 @@
         <w:rPr>
           <w:rFonts w:ascii="Times New Roman" w:hAnsi="Times New Roman" w:cs="Times New Roman" w:hint="eastAsia"/>
         </w:rPr>
-        <w:t>6</w:t>
+        <w:t>8</w:t>
       </w:r>
       <w:r>
         <w:rPr>
@@ -2033,7 +2087,7 @@
         <w:rPr>
           <w:rFonts w:ascii="Times New Roman" w:hAnsi="Times New Roman" w:cs="Times New Roman" w:hint="eastAsia"/>
         </w:rPr>
-        <w:t>7.6</w:t>
+        <w:t>8.4</w:t>
       </w:r>
       <w:r>
         <w:rPr>
@@ -2056,7 +2110,7 @@
         </w:rPr>
         <w:t>https://doi.org/10.1016/j.buildenv.2026.115168</w:t>
       </w:r>
-      <w:hyperlink r:id="rId16" w:history="1"/>
+      <w:hyperlink r:id="rId17" w:history="1"/>
     </w:p>
     <w:p>
       <w:pPr>
@@ -2145,7 +2199,19 @@
         <w:rPr>
           <w:rFonts w:ascii="Times New Roman" w:hAnsi="Times New Roman" w:cs="Times New Roman"/>
         </w:rPr>
-        <w:t xml:space="preserve"> (SCI Q1, IF=5.9)</w:t>
+        <w:t xml:space="preserve"> (SCI Q1, IF=</w:t>
+      </w:r>
+      <w:r>
+        <w:rPr>
+          <w:rFonts w:ascii="Times New Roman" w:hAnsi="Times New Roman" w:cs="Times New Roman" w:hint="eastAsia"/>
+        </w:rPr>
+        <w:t>6</w:t>
+      </w:r>
+      <w:r>
+        <w:rPr>
+          <w:rFonts w:ascii="Times New Roman" w:hAnsi="Times New Roman" w:cs="Times New Roman"/>
+        </w:rPr>
+        <w:t>.9)</w:t>
       </w:r>
       <w:r>
         <w:rPr>
@@ -2153,7 +2219,7 @@
         </w:rPr>
         <w:t xml:space="preserve"> </w:t>
       </w:r>
-      <w:hyperlink r:id="rId17" w:history="1">
+      <w:hyperlink r:id="rId18" w:history="1">
         <w:r>
           <w:rPr>
             <w:rStyle w:val="af2"/>
@@ -2257,7 +2323,25 @@
         <w:rPr>
           <w:rFonts w:ascii="Times New Roman" w:hAnsi="Times New Roman" w:cs="Times New Roman"/>
         </w:rPr>
-        <w:t xml:space="preserve"> (SCI Q1, IF=15.7</w:t>
+        <w:t xml:space="preserve"> (SCI Q1, IF=1</w:t>
+      </w:r>
+      <w:r>
+        <w:rPr>
+          <w:rFonts w:ascii="Times New Roman" w:hAnsi="Times New Roman" w:cs="Times New Roman" w:hint="eastAsia"/>
+        </w:rPr>
+        <w:t>8</w:t>
+      </w:r>
+      <w:r>
+        <w:rPr>
+          <w:rFonts w:ascii="Times New Roman" w:hAnsi="Times New Roman" w:cs="Times New Roman"/>
+        </w:rPr>
+        <w:t>.</w:t>
+      </w:r>
+      <w:r>
+        <w:rPr>
+          <w:rFonts w:ascii="Times New Roman" w:hAnsi="Times New Roman" w:cs="Times New Roman" w:hint="eastAsia"/>
+        </w:rPr>
+        <w:t>1</w:t>
       </w:r>
       <w:r>
         <w:rPr>
@@ -2358,7 +2442,7 @@
         </w:rPr>
         <w:t xml:space="preserve">) </w:t>
       </w:r>
-      <w:hyperlink r:id="rId18" w:history="1">
+      <w:hyperlink r:id="rId19" w:history="1">
         <w:r>
           <w:rPr>
             <w:rStyle w:val="af2"/>
@@ -2368,7 +2452,7 @@
           <w:t>https://doi.org/10.1038/s41467-025-66491-4</w:t>
         </w:r>
       </w:hyperlink>
-      <w:hyperlink r:id="rId19" w:history="1"/>
+      <w:hyperlink r:id="rId20" w:history="1"/>
     </w:p>
     <w:p>
       <w:pPr>
@@ -2427,9 +2511,21 @@
         <w:rPr>
           <w:rFonts w:ascii="Times New Roman" w:hAnsi="Times New Roman" w:cs="Times New Roman"/>
         </w:rPr>
-        <w:t xml:space="preserve">113824. (SCI Q1, IF=7.6) </w:t>
-      </w:r>
-      <w:hyperlink r:id="rId20" w:tgtFrame="_blank" w:tooltip="Persistent link using digital object identifier" w:history="1">
+        <w:t>113824. (SCI Q1, IF=</w:t>
+      </w:r>
+      <w:r>
+        <w:rPr>
+          <w:rFonts w:ascii="Times New Roman" w:hAnsi="Times New Roman" w:cs="Times New Roman" w:hint="eastAsia"/>
+        </w:rPr>
+        <w:t>8.4</w:t>
+      </w:r>
+      <w:r>
+        <w:rPr>
+          <w:rFonts w:ascii="Times New Roman" w:hAnsi="Times New Roman" w:cs="Times New Roman"/>
+        </w:rPr>
+        <w:t xml:space="preserve">) </w:t>
+      </w:r>
+      <w:hyperlink r:id="rId21" w:tgtFrame="_blank" w:tooltip="Persistent link using digital object identifier" w:history="1">
         <w:r>
           <w:rPr>
             <w:rStyle w:val="af2"/>
@@ -2527,27 +2623,9 @@
       </w:r>
       <w:r>
         <w:rPr>
-          <w:rFonts w:ascii="Times New Roman" w:hAnsi="Times New Roman" w:cs="Times New Roman"/>
-        </w:rPr>
-        <w:t>12</w:t>
-      </w:r>
-      <w:r>
-        <w:rPr>
-          <w:rFonts w:ascii="Times New Roman" w:hAnsi="Times New Roman" w:cs="Times New Roman"/>
-        </w:rPr>
-        <w:t xml:space="preserve">, </w:t>
-      </w:r>
-      <w:r>
-        <w:rPr>
-          <w:rFonts w:ascii="Times New Roman" w:hAnsi="Times New Roman" w:cs="Times New Roman" w:hint="eastAsia"/>
-        </w:rPr>
-        <w:t>7</w:t>
-      </w:r>
-      <w:r>
-        <w:rPr>
-          <w:rFonts w:ascii="Times New Roman" w:hAnsi="Times New Roman" w:cs="Times New Roman"/>
-        </w:rPr>
-        <w:t xml:space="preserve"> citations</w:t>
+          <w:rFonts w:ascii="Times New Roman" w:hAnsi="Times New Roman" w:cs="Times New Roman" w:hint="eastAsia"/>
+        </w:rPr>
+        <w:t>13.3</w:t>
       </w:r>
       <w:r>
         <w:rPr>
@@ -2561,7 +2639,7 @@
         </w:rPr>
         <w:t xml:space="preserve"> </w:t>
       </w:r>
-      <w:hyperlink r:id="rId21" w:tgtFrame="_blank" w:tooltip="Persistent link using digital object identifier" w:history="1">
+      <w:hyperlink r:id="rId22" w:tgtFrame="_blank" w:tooltip="Persistent link using digital object identifier" w:history="1">
         <w:r>
           <w:rPr>
             <w:rStyle w:val="af2"/>
@@ -2635,13 +2713,13 @@
         <w:rPr>
           <w:rFonts w:ascii="Times New Roman" w:hAnsi="Times New Roman" w:cs="Times New Roman"/>
         </w:rPr>
-        <w:t xml:space="preserve"> (SCI Q1, IF=7.</w:t>
-      </w:r>
-      <w:r>
-        <w:rPr>
-          <w:rFonts w:ascii="Times New Roman" w:hAnsi="Times New Roman" w:cs="Times New Roman"/>
-        </w:rPr>
-        <w:t>6</w:t>
+        <w:t xml:space="preserve"> (SCI Q1, IF=</w:t>
+      </w:r>
+      <w:r>
+        <w:rPr>
+          <w:rFonts w:ascii="Times New Roman" w:hAnsi="Times New Roman" w:cs="Times New Roman" w:hint="eastAsia"/>
+        </w:rPr>
+        <w:t>8.4</w:t>
       </w:r>
       <w:r>
         <w:rPr>
@@ -2655,7 +2733,7 @@
         </w:rPr>
         <w:t xml:space="preserve"> </w:t>
       </w:r>
-      <w:hyperlink r:id="rId22" w:tgtFrame="_blank" w:tooltip="Persistent link using digital object identifier" w:history="1">
+      <w:hyperlink r:id="rId23" w:tgtFrame="_blank" w:tooltip="Persistent link using digital object identifier" w:history="1">
         <w:r>
           <w:rPr>
             <w:rStyle w:val="af2"/>
@@ -2717,9 +2795,21 @@
         <w:rPr>
           <w:rFonts w:ascii="Times New Roman" w:hAnsi="Times New Roman" w:cs="Times New Roman"/>
         </w:rPr>
-        <w:t xml:space="preserve">, 51(2), 529-545. (SSCI Q1, IF=3.1) </w:t>
-      </w:r>
-      <w:hyperlink r:id="rId23" w:history="1">
+        <w:t>, 51(2), 529-545. (SSCI Q1, IF=</w:t>
+      </w:r>
+      <w:r>
+        <w:rPr>
+          <w:rFonts w:ascii="Times New Roman" w:hAnsi="Times New Roman" w:cs="Times New Roman" w:hint="eastAsia"/>
+        </w:rPr>
+        <w:t>2.9</w:t>
+      </w:r>
+      <w:r>
+        <w:rPr>
+          <w:rFonts w:ascii="Times New Roman" w:hAnsi="Times New Roman" w:cs="Times New Roman"/>
+        </w:rPr>
+        <w:t xml:space="preserve">) </w:t>
+      </w:r>
+      <w:hyperlink r:id="rId24" w:history="1">
         <w:r>
           <w:rPr>
             <w:rStyle w:val="af2"/>
@@ -2798,9 +2888,9 @@
       </w:r>
       <w:r>
         <w:rPr>
-          <w:rFonts w:ascii="Times New Roman" w:hAnsi="Times New Roman" w:cs="Times New Roman"/>
-        </w:rPr>
-        <w:t>7.4</w:t>
+          <w:rFonts w:ascii="Times New Roman" w:hAnsi="Times New Roman" w:cs="Times New Roman" w:hint="eastAsia"/>
+        </w:rPr>
+        <w:t>8.1</w:t>
       </w:r>
       <w:r>
         <w:rPr>
@@ -2905,7 +2995,7 @@
         </w:rPr>
         <w:t xml:space="preserve"> </w:t>
       </w:r>
-      <w:hyperlink r:id="rId24" w:tgtFrame="_blank" w:tooltip="Persistent link using digital object identifier" w:history="1">
+      <w:hyperlink r:id="rId25" w:tgtFrame="_blank" w:tooltip="Persistent link using digital object identifier" w:history="1">
         <w:r>
           <w:rPr>
             <w:rStyle w:val="af2"/>
@@ -3096,7 +3186,7 @@
         </w:rPr>
         <w:t xml:space="preserve"> </w:t>
       </w:r>
-      <w:hyperlink r:id="rId25" w:history="1">
+      <w:hyperlink r:id="rId26" w:history="1">
         <w:r>
           <w:rPr>
             <w:rStyle w:val="af2"/>
@@ -3208,7 +3298,19 @@
         <w:rPr>
           <w:rFonts w:ascii="Times New Roman" w:hAnsi="Times New Roman" w:cs="Times New Roman"/>
         </w:rPr>
-        <w:t>, 4 citations</w:t>
+        <w:t xml:space="preserve">, </w:t>
+      </w:r>
+      <w:r>
+        <w:rPr>
+          <w:rFonts w:ascii="Times New Roman" w:hAnsi="Times New Roman" w:cs="Times New Roman" w:hint="eastAsia"/>
+        </w:rPr>
+        <w:t>7</w:t>
+      </w:r>
+      <w:r>
+        <w:rPr>
+          <w:rFonts w:ascii="Times New Roman" w:hAnsi="Times New Roman" w:cs="Times New Roman"/>
+        </w:rPr>
+        <w:t xml:space="preserve"> citations</w:t>
       </w:r>
       <w:r>
         <w:rPr>
@@ -3222,7 +3324,7 @@
         </w:rPr>
         <w:t xml:space="preserve"> </w:t>
       </w:r>
-      <w:hyperlink r:id="rId26" w:history="1">
+      <w:hyperlink r:id="rId27" w:history="1">
         <w:r>
           <w:rPr>
             <w:rStyle w:val="af2"/>
@@ -3272,6 +3374,7 @@
         </w:rPr>
         <w:t>Wang Y</w:t>
       </w:r>
+      <w:proofErr w:type="gramStart"/>
       <w:r>
         <w:rPr>
           <w:rFonts w:ascii="Times New Roman" w:hAnsi="Times New Roman" w:cs="Times New Roman"/>
@@ -3288,7 +3391,14 @@
         <w:rPr>
           <w:rFonts w:ascii="Times New Roman" w:hAnsi="Times New Roman" w:cs="Times New Roman"/>
         </w:rPr>
-        <w:t>(2019).</w:t>
+        <w:t>(</w:t>
+      </w:r>
+      <w:proofErr w:type="gramEnd"/>
+      <w:r>
+        <w:rPr>
+          <w:rFonts w:ascii="Times New Roman" w:hAnsi="Times New Roman" w:cs="Times New Roman"/>
+        </w:rPr>
+        <w:t>2019).</w:t>
       </w:r>
       <w:r>
         <w:rPr>
@@ -3358,7 +3468,19 @@
         <w:rPr>
           <w:rFonts w:ascii="Times New Roman" w:hAnsi="Times New Roman" w:cs="Times New Roman"/>
         </w:rPr>
-        <w:t>, 10 citations</w:t>
+        <w:t>, 1</w:t>
+      </w:r>
+      <w:r>
+        <w:rPr>
+          <w:rFonts w:ascii="Times New Roman" w:hAnsi="Times New Roman" w:cs="Times New Roman" w:hint="eastAsia"/>
+        </w:rPr>
+        <w:t>3</w:t>
+      </w:r>
+      <w:r>
+        <w:rPr>
+          <w:rFonts w:ascii="Times New Roman" w:hAnsi="Times New Roman" w:cs="Times New Roman"/>
+        </w:rPr>
+        <w:t xml:space="preserve"> citations</w:t>
       </w:r>
       <w:r>
         <w:rPr>
@@ -3372,7 +3494,7 @@
         </w:rPr>
         <w:t xml:space="preserve"> </w:t>
       </w:r>
-      <w:hyperlink r:id="rId27" w:history="1">
+      <w:hyperlink r:id="rId28" w:history="1">
         <w:r>
           <w:rPr>
             <w:rStyle w:val="af2"/>
@@ -3472,27 +3594,9 @@
       </w:r>
       <w:r>
         <w:rPr>
-          <w:rFonts w:ascii="Times New Roman" w:hAnsi="Times New Roman" w:cs="Times New Roman"/>
-        </w:rPr>
-        <w:t>12</w:t>
-      </w:r>
-      <w:r>
-        <w:rPr>
-          <w:rFonts w:ascii="Times New Roman" w:hAnsi="Times New Roman" w:cs="Times New Roman"/>
-        </w:rPr>
-        <w:t xml:space="preserve">, </w:t>
-      </w:r>
-      <w:r>
-        <w:rPr>
-          <w:rFonts w:ascii="Times New Roman" w:hAnsi="Times New Roman" w:cs="Times New Roman" w:hint="eastAsia"/>
-        </w:rPr>
-        <w:t>2</w:t>
-      </w:r>
-      <w:r>
-        <w:rPr>
-          <w:rFonts w:ascii="Times New Roman" w:hAnsi="Times New Roman" w:cs="Times New Roman"/>
-        </w:rPr>
-        <w:t xml:space="preserve"> citations</w:t>
+          <w:rFonts w:ascii="Times New Roman" w:hAnsi="Times New Roman" w:cs="Times New Roman" w:hint="eastAsia"/>
+        </w:rPr>
+        <w:t>13.3</w:t>
       </w:r>
       <w:r>
         <w:rPr>
@@ -3506,7 +3610,7 @@
         </w:rPr>
         <w:t xml:space="preserve"> </w:t>
       </w:r>
-      <w:hyperlink r:id="rId28" w:tgtFrame="_blank" w:tooltip="Persistent link using digital object identifier" w:history="1">
+      <w:hyperlink r:id="rId29" w:tgtFrame="_blank" w:tooltip="Persistent link using digital object identifier" w:history="1">
         <w:r>
           <w:rPr>
             <w:rStyle w:val="af2"/>
@@ -3580,7 +3684,19 @@
         <w:rPr>
           <w:rFonts w:ascii="Times New Roman" w:hAnsi="Times New Roman" w:cs="Times New Roman"/>
         </w:rPr>
-        <w:t>. (SCI Q1, IF=7.6)</w:t>
+        <w:t>. (SCI Q1, IF=</w:t>
+      </w:r>
+      <w:r>
+        <w:rPr>
+          <w:rFonts w:ascii="Times New Roman" w:hAnsi="Times New Roman" w:cs="Times New Roman" w:hint="eastAsia"/>
+        </w:rPr>
+        <w:t>8.4</w:t>
+      </w:r>
+      <w:r>
+        <w:rPr>
+          <w:rFonts w:ascii="Times New Roman" w:hAnsi="Times New Roman" w:cs="Times New Roman"/>
+        </w:rPr>
+        <w:t>)</w:t>
       </w:r>
       <w:r>
         <w:rPr>
@@ -3588,7 +3704,7 @@
         </w:rPr>
         <w:t xml:space="preserve"> </w:t>
       </w:r>
-      <w:hyperlink r:id="rId29" w:tgtFrame="_blank" w:tooltip="Persistent link using digital object identifier" w:history="1">
+      <w:hyperlink r:id="rId30" w:tgtFrame="_blank" w:tooltip="Persistent link using digital object identifier" w:history="1">
         <w:r>
           <w:rPr>
             <w:rStyle w:val="af2"/>
@@ -3668,13 +3784,13 @@
         <w:rPr>
           <w:rFonts w:ascii="Times New Roman" w:hAnsi="Times New Roman" w:cs="Times New Roman"/>
         </w:rPr>
-        <w:t>(SCI Q2, IF= 3.1</w:t>
-      </w:r>
-      <w:r>
-        <w:rPr>
-          <w:rFonts w:ascii="Times New Roman" w:hAnsi="Times New Roman" w:cs="Times New Roman"/>
-        </w:rPr>
-        <w:t>, 5 citations</w:t>
+        <w:t>(SCI Q2, IF= 3.</w:t>
+      </w:r>
+      <w:r>
+        <w:rPr>
+          <w:rFonts w:ascii="Times New Roman" w:hAnsi="Times New Roman" w:cs="Times New Roman" w:hint="eastAsia"/>
+        </w:rPr>
+        <w:t>4</w:t>
       </w:r>
       <w:r>
         <w:rPr>
@@ -3688,7 +3804,7 @@
         </w:rPr>
         <w:t xml:space="preserve"> </w:t>
       </w:r>
-      <w:hyperlink r:id="rId30" w:history="1">
+      <w:hyperlink r:id="rId31" w:history="1">
         <w:r>
           <w:rPr>
             <w:rStyle w:val="af2"/>
@@ -3744,9 +3860,33 @@
         <w:rPr>
           <w:rFonts w:ascii="Times New Roman" w:hAnsi="Times New Roman" w:cs="Times New Roman"/>
         </w:rPr>
-        <w:t xml:space="preserve">, 40, 204. (SCI Q1) </w:t>
-      </w:r>
-      <w:hyperlink r:id="rId31" w:history="1">
+        <w:t>, 40, 204. (SCI Q1</w:t>
+      </w:r>
+      <w:r>
+        <w:rPr>
+          <w:rFonts w:ascii="Times New Roman" w:hAnsi="Times New Roman" w:cs="Times New Roman" w:hint="eastAsia"/>
+        </w:rPr>
+        <w:t>,</w:t>
+      </w:r>
+      <w:r>
+        <w:rPr>
+          <w:rFonts w:ascii="Times New Roman" w:hAnsi="Times New Roman" w:cs="Times New Roman"/>
+        </w:rPr>
+        <w:t xml:space="preserve"> IF= 3.</w:t>
+      </w:r>
+      <w:r>
+        <w:rPr>
+          <w:rFonts w:ascii="Times New Roman" w:hAnsi="Times New Roman" w:cs="Times New Roman" w:hint="eastAsia"/>
+        </w:rPr>
+        <w:t>8</w:t>
+      </w:r>
+      <w:r>
+        <w:rPr>
+          <w:rFonts w:ascii="Times New Roman" w:hAnsi="Times New Roman" w:cs="Times New Roman"/>
+        </w:rPr>
+        <w:t xml:space="preserve">) </w:t>
+      </w:r>
+      <w:hyperlink r:id="rId32" w:history="1">
         <w:r>
           <w:rPr>
             <w:rStyle w:val="af2"/>
@@ -3886,7 +4026,19 @@
         <w:rPr>
           <w:rFonts w:ascii="Times New Roman" w:hAnsi="Times New Roman" w:cs="Times New Roman" w:hint="eastAsia"/>
         </w:rPr>
-        <w:t>, 114281. (SCI Q1, IF=7.6)</w:t>
+        <w:t>, 114281. (SCI Q1, IF=</w:t>
+      </w:r>
+      <w:r>
+        <w:rPr>
+          <w:rFonts w:ascii="Times New Roman" w:hAnsi="Times New Roman" w:cs="Times New Roman" w:hint="eastAsia"/>
+        </w:rPr>
+        <w:t>8.4</w:t>
+      </w:r>
+      <w:r>
+        <w:rPr>
+          <w:rFonts w:ascii="Times New Roman" w:hAnsi="Times New Roman" w:cs="Times New Roman" w:hint="eastAsia"/>
+        </w:rPr>
+        <w:t>)</w:t>
       </w:r>
       <w:r>
         <w:rPr>
@@ -3894,7 +4046,7 @@
         </w:rPr>
         <w:t xml:space="preserve"> </w:t>
       </w:r>
-      <w:hyperlink r:id="rId32" w:history="1">
+      <w:hyperlink r:id="rId33" w:history="1">
         <w:r>
           <w:rPr>
             <w:rStyle w:val="af2"/>
@@ -4011,12 +4163,6 @@
         <w:rPr>
           <w:rFonts w:ascii="Times New Roman" w:hAnsi="Times New Roman" w:cs="Times New Roman"/>
         </w:rPr>
-        <w:t>, 5 citations</w:t>
-      </w:r>
-      <w:r>
-        <w:rPr>
-          <w:rFonts w:ascii="Times New Roman" w:hAnsi="Times New Roman" w:cs="Times New Roman"/>
-        </w:rPr>
         <w:t xml:space="preserve">, </w:t>
       </w:r>
       <w:r>
@@ -4081,7 +4227,7 @@
         </w:rPr>
         <w:t xml:space="preserve"> </w:t>
       </w:r>
-      <w:hyperlink r:id="rId33" w:tgtFrame="_blank" w:history="1">
+      <w:hyperlink r:id="rId34" w:tgtFrame="_blank" w:history="1">
         <w:r>
           <w:rPr>
             <w:rStyle w:val="af2"/>
@@ -4261,7 +4407,21 @@
         <w:rPr>
           <w:rFonts w:ascii="Times New Roman" w:hAnsi="Times New Roman" w:cs="Times New Roman"/>
         </w:rPr>
-        <w:t>, M.Arch thesis, (Supervisor: Prof. Yang Wang)</w:t>
+        <w:t xml:space="preserve">, </w:t>
+      </w:r>
+      <w:proofErr w:type="gramStart"/>
+      <w:r>
+        <w:rPr>
+          <w:rFonts w:ascii="Times New Roman" w:hAnsi="Times New Roman" w:cs="Times New Roman"/>
+        </w:rPr>
+        <w:t>M.Arch</w:t>
+      </w:r>
+      <w:proofErr w:type="gramEnd"/>
+      <w:r>
+        <w:rPr>
+          <w:rFonts w:ascii="Times New Roman" w:hAnsi="Times New Roman" w:cs="Times New Roman"/>
+        </w:rPr>
+        <w:t xml:space="preserve"> thesis, (Supervisor: Prof. Yang Wang)</w:t>
       </w:r>
     </w:p>
     <w:p>
@@ -5098,7 +5258,23 @@
                 <w:b/>
                 <w:bCs/>
               </w:rPr>
-              <w:t>Graduate (Univ. Level)</w:t>
+              <w:t>Graduate (Univ</w:t>
+            </w:r>
+            <w:r>
+              <w:rPr>
+                <w:rFonts w:ascii="Times New Roman" w:hAnsi="Times New Roman" w:cs="Times New Roman" w:hint="eastAsia"/>
+                <w:b/>
+                <w:bCs/>
+              </w:rPr>
+              <w:t>ersity</w:t>
+            </w:r>
+            <w:r>
+              <w:rPr>
+                <w:rFonts w:ascii="Times New Roman" w:hAnsi="Times New Roman" w:cs="Times New Roman" w:hint="eastAsia"/>
+                <w:b/>
+                <w:bCs/>
+              </w:rPr>
+              <w:t xml:space="preserve"> Level)</w:t>
             </w:r>
           </w:p>
           <w:p>
@@ -8849,7 +9025,7 @@
           <w:sz w:val="24"/>
           <w:szCs w:val="28"/>
         </w:rPr>
-        <w:t>07</w:t>
+        <w:t>16</w:t>
       </w:r>
       <w:r>
         <w:rPr>
@@ -8873,8 +9049,8 @@
       </w:r>
     </w:p>
     <w:sectPr>
-      <w:headerReference w:type="default" r:id="rId34"/>
-      <w:footerReference w:type="default" r:id="rId35"/>
+      <w:headerReference w:type="default" r:id="rId35"/>
+      <w:footerReference w:type="default" r:id="rId36"/>
       <w:pgSz w:w="11906" w:h="16838"/>
       <w:pgMar w:top="1077" w:right="1077" w:bottom="1077" w:left="1077" w:header="737" w:footer="992" w:gutter="0"/>
       <w:cols w:space="425"/>
@@ -10836,7 +11012,6 @@
   <w:style w:type="character" w:default="1" w:styleId="a0">
     <w:name w:val="Default Paragraph Font"/>
     <w:uiPriority w:val="1"/>
-    <w:semiHidden/>
     <w:unhideWhenUsed/>
   </w:style>
   <w:style w:type="table" w:default="1" w:styleId="a1">

--- a/CV/ZhangShuyang_CV_251006.docx
+++ b/CV/ZhangShuyang_CV_251006.docx
@@ -163,6 +163,11 @@
       </w:pPr>
     </w:p>
     <w:p>
+      <w:pPr>
+        <w:rPr>
+          <w:rFonts w:hint="eastAsia"/>
+        </w:rPr>
+      </w:pPr>
       <w:r>
         <w:rPr>
           <w:rFonts w:ascii="Times New Roman" w:hAnsi="Times New Roman" w:cs="Times New Roman"/>
@@ -1504,7 +1509,7 @@
     <w:p>
       <w:pPr>
         <w:rPr>
-          <w:rFonts w:ascii="Times New Roman" w:hAnsi="Times New Roman" w:cs="Times New Roman" w:hint="eastAsia"/>
+          <w:rFonts w:ascii="Times New Roman" w:hAnsi="Times New Roman" w:cs="Times New Roman"/>
         </w:rPr>
       </w:pPr>
     </w:p>
@@ -8674,15 +8679,13 @@
             <w:pPr>
               <w:rPr>
                 <w:rFonts w:ascii="Times New Roman" w:hAnsi="Times New Roman" w:cs="Times New Roman"/>
-                <w:b/>
-                <w:bCs/>
-              </w:rPr>
-            </w:pPr>
-            <w:r>
-              <w:rPr>
-                <w:rFonts w:ascii="Times New Roman" w:hAnsi="Times New Roman" w:cs="Times New Roman"/>
-                <w:b/>
-                <w:bCs/>
+                <w:i/>
+                <w:iCs/>
+              </w:rPr>
+            </w:pPr>
+            <w:r>
+              <w:rPr>
+                <w:rFonts w:ascii="Times New Roman" w:hAnsi="Times New Roman" w:cs="Times New Roman"/>
                 <w:i/>
                 <w:iCs/>
               </w:rPr>
@@ -8696,11 +8699,18 @@
               </w:rPr>
               <w:t xml:space="preserve">, </w:t>
             </w:r>
-            <w:r>
-              <w:rPr>
-                <w:rFonts w:ascii="Times New Roman" w:hAnsi="Times New Roman" w:cs="Times New Roman"/>
-                <w:b/>
-                <w:bCs/>
+          </w:p>
+          <w:p>
+            <w:pPr>
+              <w:rPr>
+                <w:rFonts w:ascii="Times New Roman" w:hAnsi="Times New Roman" w:cs="Times New Roman"/>
+                <w:i/>
+                <w:iCs/>
+              </w:rPr>
+            </w:pPr>
+            <w:r>
+              <w:rPr>
+                <w:rFonts w:ascii="Times New Roman" w:hAnsi="Times New Roman" w:cs="Times New Roman"/>
                 <w:i/>
                 <w:iCs/>
               </w:rPr>
@@ -8712,17 +8722,24 @@
                 <w:i/>
                 <w:iCs/>
               </w:rPr>
-              <w:t>,</w:t>
-            </w:r>
+              <w:t xml:space="preserve">, </w:t>
+            </w:r>
+          </w:p>
+          <w:p>
+            <w:pPr>
+              <w:rPr>
+                <w:rFonts w:ascii="Times New Roman" w:hAnsi="Times New Roman" w:cs="Times New Roman"/>
+                <w:b/>
+                <w:bCs/>
+              </w:rPr>
+            </w:pPr>
             <w:r>
               <w:rPr>
                 <w:rFonts w:ascii="Times New Roman" w:hAnsi="Times New Roman" w:cs="Times New Roman" w:hint="eastAsia"/>
-                <w:b/>
-                <w:bCs/>
                 <w:i/>
                 <w:iCs/>
               </w:rPr>
-              <w:t xml:space="preserve"> Environment and Planning B: Urban Analytics and City Science</w:t>
+              <w:t>Environment and Planning B: Urban Analytics and City Science</w:t>
             </w:r>
           </w:p>
         </w:tc>
@@ -11012,6 +11029,7 @@
   <w:style w:type="character" w:default="1" w:styleId="a0">
     <w:name w:val="Default Paragraph Font"/>
     <w:uiPriority w:val="1"/>
+    <w:semiHidden/>
     <w:unhideWhenUsed/>
   </w:style>
   <w:style w:type="table" w:default="1" w:styleId="a1">

--- a/CV/ZhangShuyang_CV_251006.docx
+++ b/CV/ZhangShuyang_CV_251006.docx
@@ -3983,7 +3983,33 @@
         <w:rPr>
           <w:rFonts w:ascii="Times New Roman" w:hAnsi="Times New Roman" w:cs="Times New Roman" w:hint="eastAsia"/>
         </w:rPr>
-        <w:t>, 2025(11), 107-114 (in Chinese, Tier 2 Chinese National Core Journal in Building Science) https://doi.org/10.19819/j.cnki.ISSN0529-1399.202511014</w:t>
+        <w:t xml:space="preserve">, 2025(11), 107-114 (in Chinese, Tier </w:t>
+      </w:r>
+      <w:r>
+        <w:rPr>
+          <w:rFonts w:ascii="Times New Roman" w:hAnsi="Times New Roman" w:cs="Times New Roman" w:hint="eastAsia"/>
+        </w:rPr>
+        <w:t>1</w:t>
+      </w:r>
+      <w:r>
+        <w:rPr>
+          <w:rFonts w:ascii="Times New Roman" w:hAnsi="Times New Roman" w:cs="Times New Roman" w:hint="eastAsia"/>
+        </w:rPr>
+        <w:t xml:space="preserve"> Chinese National Core Journal in Building Science)</w:t>
+      </w:r>
+      <w:r>
+        <w:rPr>
+          <w:rFonts w:ascii="Times New Roman" w:hAnsi="Times New Roman" w:cs="Times New Roman"/>
+        </w:rPr>
+        <w:t xml:space="preserve"> </w:t>
+      </w:r>
+      <w:r>
+        <w:rPr>
+          <w:rStyle w:val="af2"/>
+          <w:rFonts w:ascii="Times New Roman" w:hAnsi="Times New Roman" w:cs="Times New Roman"/>
+          <w:u w:val="none"/>
+        </w:rPr>
+        <w:t>https://doi.org/10.19819/j.cnki.ISSN0529-1399.202511014</w:t>
       </w:r>
     </w:p>
     <w:p>

--- a/CV/ZhangShuyang_CV_251006.docx
+++ b/CV/ZhangShuyang_CV_251006.docx
@@ -64,16 +64,6 @@
           <w:szCs w:val="32"/>
         </w:rPr>
         <w:t>yang</w:t>
-      </w:r>
-      <w:r>
-        <w:rPr>
-          <w:rFonts w:ascii="Times New Roman" w:hAnsi="Times New Roman" w:cs="Times New Roman"/>
-          <w:b/>
-          <w:bCs/>
-          <w:sz w:val="28"/>
-          <w:szCs w:val="32"/>
-        </w:rPr>
-        <w:t xml:space="preserve"> (Shawn)</w:t>
       </w:r>
       <w:r>
         <w:rPr>
@@ -4295,6 +4285,193 @@
       </w:r>
       <w:r>
         <w:rPr>
+          <w:rFonts w:ascii="Times New Roman" w:hAnsi="Times New Roman" w:cs="Times New Roman" w:hint="eastAsia"/>
+          <w:b/>
+          <w:bCs/>
+        </w:rPr>
+        <w:t xml:space="preserve">Conference </w:t>
+      </w:r>
+      <w:r>
+        <w:rPr>
+          <w:rFonts w:ascii="Times New Roman" w:hAnsi="Times New Roman" w:cs="Times New Roman" w:hint="eastAsia"/>
+          <w:b/>
+          <w:bCs/>
+        </w:rPr>
+        <w:t>p</w:t>
+      </w:r>
+      <w:r>
+        <w:rPr>
+          <w:rFonts w:ascii="Times New Roman" w:hAnsi="Times New Roman" w:cs="Times New Roman" w:hint="eastAsia"/>
+          <w:b/>
+          <w:bCs/>
+        </w:rPr>
+        <w:t>apers</w:t>
+      </w:r>
+      <w:r>
+        <w:rPr>
+          <w:rFonts w:ascii="Times New Roman" w:hAnsi="Times New Roman" w:cs="Times New Roman"/>
+          <w:b/>
+          <w:bCs/>
+        </w:rPr>
+        <w:t>:</w:t>
+      </w:r>
+    </w:p>
+    <w:p>
+      <w:pPr>
+        <w:pStyle w:val="a9"/>
+        <w:numPr>
+          <w:ilvl w:val="0"/>
+          <w:numId w:val="13"/>
+        </w:numPr>
+        <w:rPr>
+          <w:rFonts w:ascii="Times New Roman" w:hAnsi="Times New Roman" w:cs="Times New Roman"/>
+        </w:rPr>
+      </w:pPr>
+      <w:r>
+        <w:rPr>
+          <w:rFonts w:ascii="Times New Roman" w:hAnsi="Times New Roman" w:cs="Times New Roman"/>
+          <w:b/>
+          <w:bCs/>
+        </w:rPr>
+        <w:t>Zhang S</w:t>
+      </w:r>
+      <w:r>
+        <w:rPr>
+          <w:rFonts w:ascii="Times New Roman" w:hAnsi="Times New Roman" w:cs="Times New Roman"/>
+        </w:rPr>
+        <w:t xml:space="preserve">, </w:t>
+      </w:r>
+      <w:r>
+        <w:rPr>
+          <w:rFonts w:ascii="Times New Roman" w:hAnsi="Times New Roman" w:cs="Times New Roman" w:hint="eastAsia"/>
+        </w:rPr>
+        <w:t>Yu</w:t>
+      </w:r>
+      <w:r>
+        <w:rPr>
+          <w:rFonts w:ascii="Times New Roman" w:hAnsi="Times New Roman" w:cs="Times New Roman"/>
+        </w:rPr>
+        <w:t xml:space="preserve"> </w:t>
+      </w:r>
+      <w:r>
+        <w:rPr>
+          <w:rFonts w:ascii="Times New Roman" w:hAnsi="Times New Roman" w:cs="Times New Roman" w:hint="eastAsia"/>
+        </w:rPr>
+        <w:t>Q*</w:t>
+      </w:r>
+      <w:r>
+        <w:rPr>
+          <w:rFonts w:ascii="Times New Roman" w:hAnsi="Times New Roman" w:cs="Times New Roman"/>
+        </w:rPr>
+        <w:t xml:space="preserve">. </w:t>
+      </w:r>
+      <w:r>
+        <w:rPr>
+          <w:rFonts w:ascii="Times New Roman" w:hAnsi="Times New Roman" w:cs="Times New Roman" w:hint="eastAsia"/>
+        </w:rPr>
+        <w:t xml:space="preserve">(2026). </w:t>
+      </w:r>
+      <w:r>
+        <w:rPr>
+          <w:rFonts w:ascii="Times New Roman" w:hAnsi="Times New Roman" w:cs="Times New Roman" w:hint="eastAsia"/>
+        </w:rPr>
+        <w:t xml:space="preserve">A </w:t>
+      </w:r>
+      <w:r>
+        <w:rPr>
+          <w:rFonts w:ascii="Times New Roman" w:hAnsi="Times New Roman" w:cs="Times New Roman"/>
+        </w:rPr>
+        <w:t>future climate-responsi</w:t>
+      </w:r>
+      <w:r>
+        <w:rPr>
+          <w:rFonts w:ascii="Times New Roman" w:hAnsi="Times New Roman" w:cs="Times New Roman" w:hint="eastAsia"/>
+        </w:rPr>
+        <w:t>ve UBEM</w:t>
+      </w:r>
+      <w:r>
+        <w:rPr>
+          <w:rFonts w:ascii="Times New Roman" w:hAnsi="Times New Roman" w:cs="Times New Roman"/>
+        </w:rPr>
+        <w:t xml:space="preserve"> framework for building energy resilience under compound extreme heatwaves an</w:t>
+      </w:r>
+      <w:r>
+        <w:rPr>
+          <w:rFonts w:ascii="Times New Roman" w:hAnsi="Times New Roman" w:cs="Times New Roman" w:hint="eastAsia"/>
+        </w:rPr>
+        <w:t xml:space="preserve">d UHI </w:t>
+      </w:r>
+      <w:r>
+        <w:rPr>
+          <w:rFonts w:ascii="Times New Roman" w:hAnsi="Times New Roman" w:cs="Times New Roman" w:hint="eastAsia"/>
+        </w:rPr>
+        <w:t>e</w:t>
+      </w:r>
+      <w:r>
+        <w:rPr>
+          <w:rFonts w:ascii="Times New Roman" w:hAnsi="Times New Roman" w:cs="Times New Roman" w:hint="eastAsia"/>
+        </w:rPr>
+        <w:t xml:space="preserve">ffects: </w:t>
+      </w:r>
+      <w:r>
+        <w:rPr>
+          <w:rFonts w:ascii="Times New Roman" w:hAnsi="Times New Roman" w:cs="Times New Roman"/>
+        </w:rPr>
+        <w:t>a case study of</w:t>
+      </w:r>
+      <w:r>
+        <w:rPr>
+          <w:rFonts w:ascii="Times New Roman" w:hAnsi="Times New Roman" w:cs="Times New Roman" w:hint="eastAsia"/>
+        </w:rPr>
+        <w:t xml:space="preserve"> Singapore</w:t>
+      </w:r>
+      <w:r>
+        <w:rPr>
+          <w:rFonts w:ascii="Times New Roman" w:hAnsi="Times New Roman" w:cs="Times New Roman" w:hint="eastAsia"/>
+        </w:rPr>
+        <w:t xml:space="preserve">. In </w:t>
+      </w:r>
+      <w:r>
+        <w:rPr>
+          <w:rFonts w:ascii="Times New Roman" w:hAnsi="Times New Roman" w:cs="Times New Roman" w:hint="eastAsia"/>
+          <w:i/>
+          <w:iCs/>
+        </w:rPr>
+        <w:t>ASim 2026</w:t>
+      </w:r>
+      <w:r>
+        <w:rPr>
+          <w:rFonts w:ascii="Times New Roman" w:hAnsi="Times New Roman" w:cs="Times New Roman" w:hint="eastAsia"/>
+        </w:rPr>
+        <w:t>, Singapore.</w:t>
+      </w:r>
+    </w:p>
+    <w:p>
+      <w:pPr>
+        <w:spacing w:after="60"/>
+        <w:rPr>
+          <w:rFonts w:ascii="Times New Roman" w:hAnsi="Times New Roman" w:cs="Times New Roman" w:hint="eastAsia"/>
+        </w:rPr>
+      </w:pPr>
+    </w:p>
+    <w:p>
+      <w:pPr>
+        <w:spacing w:after="60"/>
+        <w:outlineLvl w:val="2"/>
+        <w:rPr>
+          <w:rFonts w:ascii="Times New Roman" w:hAnsi="Times New Roman" w:cs="Times New Roman"/>
+          <w:b/>
+          <w:bCs/>
+        </w:rPr>
+      </w:pPr>
+      <w:r>
+        <w:rPr>
+          <w:rFonts w:ascii="Times New Roman" w:hAnsi="Times New Roman" w:cs="Times New Roman"/>
+        </w:rPr>
+        <w:t xml:space="preserve">• </w:t>
+      </w:r>
+      <w:r>
+        <w:rPr>
           <w:rFonts w:ascii="Times New Roman" w:hAnsi="Times New Roman" w:cs="Times New Roman"/>
           <w:b/>
           <w:bCs/>
@@ -4779,19 +4956,12 @@
     <w:p>
       <w:pPr>
         <w:rPr>
-          <w:rFonts w:ascii="Times New Roman" w:hAnsi="Times New Roman" w:cs="Times New Roman"/>
+          <w:rFonts w:ascii="Times New Roman" w:hAnsi="Times New Roman" w:cs="Times New Roman" w:hint="eastAsia"/>
         </w:rPr>
       </w:pPr>
     </w:p>
     <w:p>
       <w:pPr>
-        <w:rPr>
-          <w:rFonts w:ascii="Times New Roman" w:hAnsi="Times New Roman" w:cs="Times New Roman"/>
-        </w:rPr>
-      </w:pPr>
-    </w:p>
-    <w:p>
-      <w:pPr>
         <w:spacing w:after="60"/>
         <w:outlineLvl w:val="1"/>
         <w:rPr>
@@ -4806,6 +4976,7 @@
           <w:b/>
           <w:bCs/>
         </w:rPr>
+        <w:lastRenderedPageBreak/>
         <w:t>PATENTS</w:t>
       </w:r>
     </w:p>
@@ -4899,14 +5070,7 @@
         <w:rPr>
           <w:rFonts w:ascii="Times New Roman" w:hAnsi="Times New Roman" w:cs="Times New Roman"/>
         </w:rPr>
-        <w:t xml:space="preserve">High airtight flush doors with replaceable </w:t>
-      </w:r>
-      <w:r>
-        <w:rPr>
-          <w:rFonts w:ascii="Times New Roman" w:hAnsi="Times New Roman" w:cs="Times New Roman"/>
-        </w:rPr>
-        <w:lastRenderedPageBreak/>
-        <w:t>thresholds and construction methods. China: CN113914746A. (Invention patents)</w:t>
+        <w:t>High airtight flush doors with replaceable thresholds and construction methods. China: CN113914746A. (Invention patents)</w:t>
       </w:r>
     </w:p>
     <w:p>
@@ -6310,6 +6474,7 @@
               <w:rPr>
                 <w:rFonts w:ascii="Times New Roman" w:hAnsi="Times New Roman" w:cs="Times New Roman"/>
               </w:rPr>
+              <w:lastRenderedPageBreak/>
               <w:t>• 2019.06 - 2019.07</w:t>
             </w:r>
           </w:p>
@@ -6513,7 +6678,6 @@
                 <w:b/>
                 <w:bCs/>
               </w:rPr>
-              <w:lastRenderedPageBreak/>
               <w:t>Ceramic Arts and Craf</w:t>
             </w:r>
             <w:r>
@@ -6559,7 +6723,6 @@
               <w:rPr>
                 <w:rFonts w:ascii="Times New Roman" w:hAnsi="Times New Roman" w:cs="Times New Roman"/>
               </w:rPr>
-              <w:lastRenderedPageBreak/>
               <w:t>Jingdezhen, Jiangxi, China</w:t>
             </w:r>
           </w:p>
@@ -8450,6 +8613,7 @@
               <w:rPr>
                 <w:rFonts w:ascii="Times New Roman" w:hAnsi="Times New Roman" w:cs="Times New Roman"/>
               </w:rPr>
+              <w:lastRenderedPageBreak/>
               <w:t>•</w:t>
             </w:r>
             <w:r>
@@ -8755,8 +8919,8 @@
             <w:pPr>
               <w:rPr>
                 <w:rFonts w:ascii="Times New Roman" w:hAnsi="Times New Roman" w:cs="Times New Roman"/>
-                <w:b/>
-                <w:bCs/>
+                <w:i/>
+                <w:iCs/>
               </w:rPr>
             </w:pPr>
             <w:r>
@@ -8766,6 +8930,45 @@
                 <w:iCs/>
               </w:rPr>
               <w:t>Environment and Planning B: Urban Analytics and City Science</w:t>
+            </w:r>
+          </w:p>
+          <w:p>
+            <w:pPr>
+              <w:rPr>
+                <w:rFonts w:ascii="Times New Roman" w:hAnsi="Times New Roman" w:cs="Times New Roman"/>
+              </w:rPr>
+            </w:pPr>
+            <w:r>
+              <w:rPr>
+                <w:rFonts w:ascii="Times New Roman" w:hAnsi="Times New Roman" w:cs="Times New Roman" w:hint="eastAsia"/>
+                <w:i/>
+                <w:iCs/>
+              </w:rPr>
+              <w:t>Building Simulation 2027</w:t>
+            </w:r>
+            <w:r>
+              <w:rPr>
+                <w:rFonts w:ascii="Times New Roman" w:hAnsi="Times New Roman" w:cs="Times New Roman" w:hint="eastAsia"/>
+                <w:i/>
+                <w:iCs/>
+              </w:rPr>
+              <w:t>(</w:t>
+            </w:r>
+            <w:r>
+              <w:rPr>
+                <w:rFonts w:ascii="Times New Roman" w:hAnsi="Times New Roman" w:cs="Times New Roman" w:hint="eastAsia"/>
+                <w:i/>
+                <w:iCs/>
+              </w:rPr>
+              <w:t>Conference</w:t>
+            </w:r>
+            <w:r>
+              <w:rPr>
+                <w:rFonts w:ascii="Times New Roman" w:hAnsi="Times New Roman" w:cs="Times New Roman" w:hint="eastAsia"/>
+                <w:i/>
+                <w:iCs/>
+              </w:rPr>
+              <w:t>)</w:t>
             </w:r>
           </w:p>
         </w:tc>
@@ -10236,6 +10439,92 @@
     </w:lvl>
   </w:abstractNum>
   <w:abstractNum w:abstractNumId="10" w15:restartNumberingAfterBreak="0">
+    <w:nsid w:val="6B0909C0"/>
+    <w:multiLevelType w:val="hybridMultilevel"/>
+    <w:tmpl w:val="718803B8"/>
+    <w:lvl w:ilvl="0" w:tplc="0409000F">
+      <w:start w:val="1"/>
+      <w:numFmt w:val="decimal"/>
+      <w:lvlText w:val="%1."/>
+      <w:lvlJc w:val="left"/>
+      <w:pPr>
+        <w:ind w:left="440" w:hanging="440"/>
+      </w:pPr>
+    </w:lvl>
+    <w:lvl w:ilvl="1" w:tplc="04090019" w:tentative="1">
+      <w:start w:val="1"/>
+      <w:numFmt w:val="lowerLetter"/>
+      <w:lvlText w:val="%2)"/>
+      <w:lvlJc w:val="left"/>
+      <w:pPr>
+        <w:ind w:left="880" w:hanging="440"/>
+      </w:pPr>
+    </w:lvl>
+    <w:lvl w:ilvl="2" w:tplc="0409001B" w:tentative="1">
+      <w:start w:val="1"/>
+      <w:numFmt w:val="lowerRoman"/>
+      <w:lvlText w:val="%3."/>
+      <w:lvlJc w:val="right"/>
+      <w:pPr>
+        <w:ind w:left="1320" w:hanging="440"/>
+      </w:pPr>
+    </w:lvl>
+    <w:lvl w:ilvl="3" w:tplc="0409000F" w:tentative="1">
+      <w:start w:val="1"/>
+      <w:numFmt w:val="decimal"/>
+      <w:lvlText w:val="%4."/>
+      <w:lvlJc w:val="left"/>
+      <w:pPr>
+        <w:ind w:left="1760" w:hanging="440"/>
+      </w:pPr>
+    </w:lvl>
+    <w:lvl w:ilvl="4" w:tplc="04090019" w:tentative="1">
+      <w:start w:val="1"/>
+      <w:numFmt w:val="lowerLetter"/>
+      <w:lvlText w:val="%5)"/>
+      <w:lvlJc w:val="left"/>
+      <w:pPr>
+        <w:ind w:left="2200" w:hanging="440"/>
+      </w:pPr>
+    </w:lvl>
+    <w:lvl w:ilvl="5" w:tplc="0409001B" w:tentative="1">
+      <w:start w:val="1"/>
+      <w:numFmt w:val="lowerRoman"/>
+      <w:lvlText w:val="%6."/>
+      <w:lvlJc w:val="right"/>
+      <w:pPr>
+        <w:ind w:left="2640" w:hanging="440"/>
+      </w:pPr>
+    </w:lvl>
+    <w:lvl w:ilvl="6" w:tplc="0409000F" w:tentative="1">
+      <w:start w:val="1"/>
+      <w:numFmt w:val="decimal"/>
+      <w:lvlText w:val="%7."/>
+      <w:lvlJc w:val="left"/>
+      <w:pPr>
+        <w:ind w:left="3080" w:hanging="440"/>
+      </w:pPr>
+    </w:lvl>
+    <w:lvl w:ilvl="7" w:tplc="04090019" w:tentative="1">
+      <w:start w:val="1"/>
+      <w:numFmt w:val="lowerLetter"/>
+      <w:lvlText w:val="%8)"/>
+      <w:lvlJc w:val="left"/>
+      <w:pPr>
+        <w:ind w:left="3520" w:hanging="440"/>
+      </w:pPr>
+    </w:lvl>
+    <w:lvl w:ilvl="8" w:tplc="0409001B" w:tentative="1">
+      <w:start w:val="1"/>
+      <w:numFmt w:val="lowerRoman"/>
+      <w:lvlText w:val="%9."/>
+      <w:lvlJc w:val="right"/>
+      <w:pPr>
+        <w:ind w:left="3960" w:hanging="440"/>
+      </w:pPr>
+    </w:lvl>
+  </w:abstractNum>
+  <w:abstractNum w:abstractNumId="11" w15:restartNumberingAfterBreak="0">
     <w:nsid w:val="6DEE1717"/>
     <w:multiLevelType w:val="hybridMultilevel"/>
     <w:tmpl w:val="5788559C"/>
@@ -10324,7 +10613,7 @@
       </w:pPr>
     </w:lvl>
   </w:abstractNum>
-  <w:abstractNum w:abstractNumId="11" w15:restartNumberingAfterBreak="0">
+  <w:abstractNum w:abstractNumId="12" w15:restartNumberingAfterBreak="0">
     <w:nsid w:val="7D853C8B"/>
     <w:multiLevelType w:val="hybridMultilevel"/>
     <w:tmpl w:val="18EEC018"/>
@@ -10417,10 +10706,10 @@
     <w:abstractNumId w:val="4"/>
   </w:num>
   <w:num w:numId="2" w16cid:durableId="1818182385">
-    <w:abstractNumId w:val="10"/>
+    <w:abstractNumId w:val="11"/>
   </w:num>
   <w:num w:numId="3" w16cid:durableId="531765600">
-    <w:abstractNumId w:val="11"/>
+    <w:abstractNumId w:val="12"/>
   </w:num>
   <w:num w:numId="4" w16cid:durableId="1700426919">
     <w:abstractNumId w:val="1"/>
@@ -10448,6 +10737,9 @@
   </w:num>
   <w:num w:numId="12" w16cid:durableId="1196429879">
     <w:abstractNumId w:val="8"/>
+  </w:num>
+  <w:num w:numId="13" w16cid:durableId="426275056">
+    <w:abstractNumId w:val="10"/>
   </w:num>
 </w:numbering>
 </file>
@@ -10847,7 +11139,7 @@
   <w:style w:type="paragraph" w:default="1" w:styleId="a">
     <w:name w:val="Normal"/>
     <w:qFormat/>
-    <w:rsid w:val="005A0C68"/>
+    <w:rsid w:val="008B316F"/>
     <w:pPr>
       <w:widowControl w:val="0"/>
       <w:jc w:val="both"/>

--- a/CV/ZhangShuyang_CV_251006.docx
+++ b/CV/ZhangShuyang_CV_251006.docx
@@ -3516,28 +3516,15 @@
           <w:ilvl w:val="0"/>
           <w:numId w:val="1"/>
         </w:numPr>
-        <w:ind w:left="357" w:hanging="357"/>
-        <w:rPr>
-          <w:rFonts w:ascii="Times New Roman" w:hAnsi="Times New Roman" w:cs="Times New Roman"/>
-        </w:rPr>
-      </w:pPr>
-      <w:r>
-        <w:rPr>
-          <w:rFonts w:ascii="Times New Roman" w:hAnsi="Times New Roman" w:cs="Times New Roman"/>
-        </w:rPr>
-        <w:t>Zhang X, Chen T</w:t>
-      </w:r>
-      <w:r>
-        <w:rPr>
-          <w:rFonts w:ascii="Times New Roman" w:hAnsi="Times New Roman" w:cs="Times New Roman"/>
-        </w:rPr>
-        <w:t>*</w:t>
-      </w:r>
-      <w:r>
-        <w:rPr>
-          <w:rFonts w:ascii="Times New Roman" w:hAnsi="Times New Roman" w:cs="Times New Roman"/>
-        </w:rPr>
-        <w:t xml:space="preserve">, </w:t>
+        <w:rPr>
+          <w:rFonts w:ascii="Times New Roman" w:hAnsi="Times New Roman" w:cs="Times New Roman"/>
+        </w:rPr>
+      </w:pPr>
+      <w:r>
+        <w:rPr>
+          <w:rFonts w:ascii="Times New Roman" w:hAnsi="Times New Roman" w:cs="Times New Roman"/>
+        </w:rPr>
+        <w:t xml:space="preserve">Wang G, Zhang X, </w:t>
       </w:r>
       <w:r>
         <w:rPr>
@@ -3551,13 +3538,7 @@
         <w:rPr>
           <w:rFonts w:ascii="Times New Roman" w:hAnsi="Times New Roman" w:cs="Times New Roman"/>
         </w:rPr>
-        <w:t>, Yuan C, PY Tan.</w:t>
-      </w:r>
-      <w:r>
-        <w:rPr>
-          <w:rFonts w:ascii="Times New Roman" w:hAnsi="Times New Roman" w:cs="Times New Roman"/>
-        </w:rPr>
-        <w:t xml:space="preserve"> (2025). Toward healthy neighborhood thermal environments: Interpretation of thermal comfort and rapid identification of hotspot areas using image-based metrics and explainable machine learning. </w:t>
+        <w:t xml:space="preserve">, Wang X, Chen T, Heng CK. (2026). The rural-urban gradient modulates ecosystem health’s impact on environmental factors: evidence from Middle Yangtze. </w:t>
       </w:r>
       <w:r>
         <w:rPr>
@@ -3567,52 +3548,46 @@
           <w:i/>
           <w:iCs/>
         </w:rPr>
-        <w:t>Sustainable Cities and Society</w:t>
-      </w:r>
-      <w:r>
-        <w:rPr>
-          <w:rFonts w:ascii="Times New Roman" w:hAnsi="Times New Roman" w:cs="Times New Roman"/>
-        </w:rPr>
-        <w:t>, 106648</w:t>
-      </w:r>
-      <w:r>
-        <w:rPr>
-          <w:rFonts w:ascii="Times New Roman" w:hAnsi="Times New Roman" w:cs="Times New Roman"/>
-        </w:rPr>
-        <w:t xml:space="preserve"> (SCI Q1</w:t>
-      </w:r>
-      <w:r>
-        <w:rPr>
-          <w:rFonts w:ascii="Times New Roman" w:hAnsi="Times New Roman" w:cs="Times New Roman"/>
-        </w:rPr>
-        <w:t>, IF=</w:t>
-      </w:r>
-      <w:r>
-        <w:rPr>
-          <w:rFonts w:ascii="Times New Roman" w:hAnsi="Times New Roman" w:cs="Times New Roman" w:hint="eastAsia"/>
-        </w:rPr>
-        <w:t>13.3</w:t>
-      </w:r>
-      <w:r>
-        <w:rPr>
-          <w:rFonts w:ascii="Times New Roman" w:hAnsi="Times New Roman" w:cs="Times New Roman"/>
-        </w:rPr>
-        <w:t>)</w:t>
-      </w:r>
-      <w:r>
-        <w:rPr>
-          <w:rFonts w:ascii="Times New Roman" w:hAnsi="Times New Roman" w:cs="Times New Roman"/>
-        </w:rPr>
-        <w:t xml:space="preserve"> </w:t>
-      </w:r>
-      <w:hyperlink r:id="rId29" w:tgtFrame="_blank" w:tooltip="Persistent link using digital object identifier" w:history="1">
+        <w:t>Stochastic Environmental Research and Risk Assessment</w:t>
+      </w:r>
+      <w:r>
+        <w:rPr>
+          <w:rFonts w:ascii="Times New Roman" w:hAnsi="Times New Roman" w:cs="Times New Roman"/>
+        </w:rPr>
+        <w:t>, 40, 204. (SCI Q1</w:t>
+      </w:r>
+      <w:r>
+        <w:rPr>
+          <w:rFonts w:ascii="Times New Roman" w:hAnsi="Times New Roman" w:cs="Times New Roman" w:hint="eastAsia"/>
+        </w:rPr>
+        <w:t>,</w:t>
+      </w:r>
+      <w:r>
+        <w:rPr>
+          <w:rFonts w:ascii="Times New Roman" w:hAnsi="Times New Roman" w:cs="Times New Roman"/>
+        </w:rPr>
+        <w:t xml:space="preserve"> IF= 3.</w:t>
+      </w:r>
+      <w:r>
+        <w:rPr>
+          <w:rFonts w:ascii="Times New Roman" w:hAnsi="Times New Roman" w:cs="Times New Roman" w:hint="eastAsia"/>
+        </w:rPr>
+        <w:t>8</w:t>
+      </w:r>
+      <w:r>
+        <w:rPr>
+          <w:rFonts w:ascii="Times New Roman" w:hAnsi="Times New Roman" w:cs="Times New Roman"/>
+        </w:rPr>
+        <w:t xml:space="preserve">) </w:t>
+      </w:r>
+      <w:hyperlink r:id="rId29" w:history="1">
         <w:r>
           <w:rPr>
             <w:rStyle w:val="af2"/>
             <w:rFonts w:ascii="Times New Roman" w:hAnsi="Times New Roman" w:cs="Times New Roman"/>
             <w:u w:val="none"/>
           </w:rPr>
-          <w:t>https://doi.org/10.1016/j.scs.2025.106648</w:t>
+          <w:t>https://doi.org/10.1007/s00477-026-03341-9</w:t>
         </w:r>
       </w:hyperlink>
     </w:p>
@@ -3624,18 +3599,18 @@
           <w:numId w:val="1"/>
         </w:numPr>
         <w:rPr>
-          <w:rFonts w:ascii="Times New Roman" w:hAnsi="Times New Roman" w:cs="Times New Roman"/>
-        </w:rPr>
-      </w:pPr>
-      <w:r>
-        <w:rPr>
-          <w:rFonts w:ascii="Times New Roman" w:hAnsi="Times New Roman" w:cs="Times New Roman"/>
-        </w:rPr>
-        <w:t xml:space="preserve">Chen T, Singh V K, </w:t>
-      </w:r>
-      <w:r>
-        <w:rPr>
-          <w:rFonts w:ascii="Times New Roman" w:hAnsi="Times New Roman" w:cs="Times New Roman"/>
+          <w:rFonts w:ascii="Times New Roman" w:hAnsi="Times New Roman" w:cs="Times New Roman" w:hint="eastAsia"/>
+        </w:rPr>
+      </w:pPr>
+      <w:r>
+        <w:rPr>
+          <w:rFonts w:ascii="Times New Roman" w:hAnsi="Times New Roman" w:cs="Times New Roman" w:hint="eastAsia"/>
+        </w:rPr>
+        <w:t xml:space="preserve">Xu P, Zhao P, </w:t>
+      </w:r>
+      <w:r>
+        <w:rPr>
+          <w:rFonts w:ascii="Times New Roman" w:hAnsi="Times New Roman" w:cs="Times New Roman" w:hint="eastAsia"/>
           <w:b/>
           <w:bCs/>
         </w:rPr>
@@ -3643,43 +3618,147 @@
       </w:r>
       <w:r>
         <w:rPr>
-          <w:rFonts w:ascii="Times New Roman" w:hAnsi="Times New Roman" w:cs="Times New Roman"/>
-        </w:rPr>
-        <w:t xml:space="preserve">, Zhang L, Yuan C*. </w:t>
-      </w:r>
-      <w:r>
-        <w:rPr>
-          <w:rFonts w:ascii="Times New Roman" w:hAnsi="Times New Roman" w:cs="Times New Roman" w:hint="eastAsia"/>
-        </w:rPr>
-        <w:t xml:space="preserve">(2025). </w:t>
-      </w:r>
-      <w:r>
-        <w:rPr>
-          <w:rFonts w:ascii="Times New Roman" w:hAnsi="Times New Roman" w:cs="Times New Roman"/>
-        </w:rPr>
-        <w:t xml:space="preserve">A city-scale mapping tool for assessing effects of urban greenery and morphologies on thermal comfort: A case study in Singapore. </w:t>
-      </w:r>
-      <w:r>
-        <w:rPr>
-          <w:rFonts w:ascii="Times New Roman" w:hAnsi="Times New Roman" w:cs="Times New Roman"/>
+          <w:rFonts w:ascii="Times New Roman" w:hAnsi="Times New Roman" w:cs="Times New Roman" w:hint="eastAsia"/>
+        </w:rPr>
+        <w:t xml:space="preserve">, Xu Z*. (2025). </w:t>
+      </w:r>
+      <w:r>
+        <w:rPr>
+          <w:rFonts w:ascii="Times New Roman" w:hAnsi="Times New Roman" w:cs="Times New Roman" w:hint="eastAsia"/>
+        </w:rPr>
+        <w:t>A</w:t>
+      </w:r>
+      <w:r>
+        <w:rPr>
+          <w:rFonts w:ascii="Times New Roman" w:hAnsi="Times New Roman" w:cs="Times New Roman"/>
+        </w:rPr>
+        <w:t xml:space="preserve">n intelligent construction system for timber structures without human intervention a case study of </w:t>
+      </w:r>
+      <w:r>
+        <w:rPr>
+          <w:rFonts w:ascii="Times New Roman" w:hAnsi="Times New Roman" w:cs="Times New Roman" w:hint="eastAsia"/>
+        </w:rPr>
+        <w:t>C</w:t>
+      </w:r>
+      <w:r>
+        <w:rPr>
+          <w:rFonts w:ascii="Times New Roman" w:hAnsi="Times New Roman" w:cs="Times New Roman"/>
+        </w:rPr>
+        <w:t>hinese timber reciprocal structures</w:t>
+      </w:r>
+      <w:r>
+        <w:rPr>
+          <w:rFonts w:ascii="Times New Roman" w:hAnsi="Times New Roman" w:cs="Times New Roman"/>
+        </w:rPr>
+        <w:t>.</w:t>
+      </w:r>
+      <w:r>
+        <w:rPr>
+          <w:rFonts w:ascii="Times New Roman" w:hAnsi="Times New Roman" w:cs="Times New Roman" w:hint="eastAsia"/>
+        </w:rPr>
+        <w:t xml:space="preserve"> </w:t>
+      </w:r>
+      <w:r>
+        <w:rPr>
+          <w:rFonts w:ascii="Times New Roman" w:hAnsi="Times New Roman" w:cs="Times New Roman" w:hint="eastAsia"/>
           <w:b/>
           <w:bCs/>
           <w:i/>
           <w:iCs/>
         </w:rPr>
+        <w:t>Architectural Journal</w:t>
+      </w:r>
+      <w:r>
+        <w:rPr>
+          <w:rFonts w:ascii="Times New Roman" w:hAnsi="Times New Roman" w:cs="Times New Roman" w:hint="eastAsia"/>
+        </w:rPr>
+        <w:t xml:space="preserve">, 2025(11), 107-114 (in Chinese, Tier </w:t>
+      </w:r>
+      <w:r>
+        <w:rPr>
+          <w:rFonts w:ascii="Times New Roman" w:hAnsi="Times New Roman" w:cs="Times New Roman" w:hint="eastAsia"/>
+        </w:rPr>
+        <w:t>1</w:t>
+      </w:r>
+      <w:r>
+        <w:rPr>
+          <w:rFonts w:ascii="Times New Roman" w:hAnsi="Times New Roman" w:cs="Times New Roman" w:hint="eastAsia"/>
+        </w:rPr>
+        <w:t xml:space="preserve"> Chinese National Core Journal in Building Science)</w:t>
+      </w:r>
+      <w:r>
+        <w:rPr>
+          <w:rFonts w:ascii="Times New Roman" w:hAnsi="Times New Roman" w:cs="Times New Roman"/>
+        </w:rPr>
+        <w:t xml:space="preserve"> </w:t>
+      </w:r>
+      <w:r>
+        <w:rPr>
+          <w:rStyle w:val="af2"/>
+          <w:rFonts w:ascii="Times New Roman" w:hAnsi="Times New Roman" w:cs="Times New Roman"/>
+          <w:u w:val="none"/>
+        </w:rPr>
+        <w:t>https://doi.org/10.19819/j.cnki.ISSN0529-1399.202511014</w:t>
+      </w:r>
+    </w:p>
+    <w:p>
+      <w:pPr>
+        <w:pStyle w:val="a9"/>
+        <w:numPr>
+          <w:ilvl w:val="0"/>
+          <w:numId w:val="1"/>
+        </w:numPr>
+        <w:rPr>
+          <w:rFonts w:ascii="Times New Roman" w:hAnsi="Times New Roman" w:cs="Times New Roman" w:hint="eastAsia"/>
+        </w:rPr>
+      </w:pPr>
+      <w:r>
+        <w:rPr>
+          <w:rFonts w:ascii="Times New Roman" w:hAnsi="Times New Roman" w:cs="Times New Roman"/>
+        </w:rPr>
+        <w:t xml:space="preserve">Chen T, Singh V K, </w:t>
+      </w:r>
+      <w:r>
+        <w:rPr>
+          <w:rFonts w:ascii="Times New Roman" w:hAnsi="Times New Roman" w:cs="Times New Roman"/>
+          <w:b/>
+          <w:bCs/>
+        </w:rPr>
+        <w:t>Zhang S</w:t>
+      </w:r>
+      <w:r>
+        <w:rPr>
+          <w:rFonts w:ascii="Times New Roman" w:hAnsi="Times New Roman" w:cs="Times New Roman"/>
+        </w:rPr>
+        <w:t xml:space="preserve">, Zhang L, Yuan C*. </w:t>
+      </w:r>
+      <w:r>
+        <w:rPr>
+          <w:rFonts w:ascii="Times New Roman" w:hAnsi="Times New Roman" w:cs="Times New Roman" w:hint="eastAsia"/>
+        </w:rPr>
+        <w:t xml:space="preserve">(2025). </w:t>
+      </w:r>
+      <w:r>
+        <w:rPr>
+          <w:rFonts w:ascii="Times New Roman" w:hAnsi="Times New Roman" w:cs="Times New Roman"/>
+        </w:rPr>
+        <w:t xml:space="preserve">A city-scale mapping tool for assessing effects of urban greenery and morphologies on thermal comfort: A case study in Singapore. </w:t>
+      </w:r>
+      <w:r>
+        <w:rPr>
+          <w:rFonts w:ascii="Times New Roman" w:hAnsi="Times New Roman" w:cs="Times New Roman"/>
+          <w:b/>
+          <w:bCs/>
+          <w:i/>
+          <w:iCs/>
+        </w:rPr>
         <w:t>Building and Environment</w:t>
       </w:r>
       <w:r>
         <w:rPr>
           <w:rFonts w:ascii="Times New Roman" w:hAnsi="Times New Roman" w:cs="Times New Roman"/>
         </w:rPr>
-        <w:t>, 113760</w:t>
-      </w:r>
-      <w:r>
-        <w:rPr>
-          <w:rFonts w:ascii="Times New Roman" w:hAnsi="Times New Roman" w:cs="Times New Roman"/>
-        </w:rPr>
-        <w:t>. (SCI Q1, IF=</w:t>
+        <w:t>, 113760. (SCI Q1, IF=</w:t>
       </w:r>
       <w:r>
         <w:rPr>
@@ -3691,13 +3770,7 @@
         <w:rPr>
           <w:rFonts w:ascii="Times New Roman" w:hAnsi="Times New Roman" w:cs="Times New Roman"/>
         </w:rPr>
-        <w:t>)</w:t>
-      </w:r>
-      <w:r>
-        <w:rPr>
-          <w:rFonts w:ascii="Times New Roman" w:hAnsi="Times New Roman" w:cs="Times New Roman"/>
-        </w:rPr>
-        <w:t xml:space="preserve"> </w:t>
+        <w:t xml:space="preserve">) </w:t>
       </w:r>
       <w:hyperlink r:id="rId30" w:tgtFrame="_blank" w:tooltip="Persistent link using digital object identifier" w:history="1">
         <w:r>
@@ -3717,15 +3790,16 @@
           <w:ilvl w:val="0"/>
           <w:numId w:val="1"/>
         </w:numPr>
-        <w:rPr>
-          <w:rFonts w:ascii="Times New Roman" w:hAnsi="Times New Roman" w:cs="Times New Roman"/>
-        </w:rPr>
-      </w:pPr>
-      <w:r>
-        <w:rPr>
-          <w:rFonts w:ascii="Times New Roman" w:hAnsi="Times New Roman" w:cs="Times New Roman"/>
-        </w:rPr>
-        <w:t>Li W, Zhou Z</w:t>
+        <w:ind w:left="357" w:hanging="357"/>
+        <w:rPr>
+          <w:rFonts w:ascii="Times New Roman" w:hAnsi="Times New Roman" w:cs="Times New Roman"/>
+        </w:rPr>
+      </w:pPr>
+      <w:r>
+        <w:rPr>
+          <w:rFonts w:ascii="Times New Roman" w:hAnsi="Times New Roman" w:cs="Times New Roman"/>
+        </w:rPr>
+        <w:t>Zhang X, Chen T</w:t>
       </w:r>
       <w:r>
         <w:rPr>
@@ -3751,13 +3825,13 @@
         <w:rPr>
           <w:rFonts w:ascii="Times New Roman" w:hAnsi="Times New Roman" w:cs="Times New Roman"/>
         </w:rPr>
-        <w:t xml:space="preserve">, Feng J. </w:t>
-      </w:r>
-      <w:r>
-        <w:rPr>
-          <w:rFonts w:ascii="Times New Roman" w:hAnsi="Times New Roman" w:cs="Times New Roman"/>
-        </w:rPr>
-        <w:t xml:space="preserve">(2022). Study on relationship between shading and outdoor air temperature based on the comparison of two high-rise residential estates with field measurements. </w:t>
+        <w:t>, Yuan C, PY Tan.</w:t>
+      </w:r>
+      <w:r>
+        <w:rPr>
+          <w:rFonts w:ascii="Times New Roman" w:hAnsi="Times New Roman" w:cs="Times New Roman"/>
+        </w:rPr>
+        <w:t xml:space="preserve"> (2025). Toward healthy neighborhood thermal environments: Interpretation of thermal comfort and rapid identification of hotspot areas using image-based metrics and explainable machine learning. </w:t>
       </w:r>
       <w:r>
         <w:rPr>
@@ -3767,6 +3841,112 @@
           <w:i/>
           <w:iCs/>
         </w:rPr>
+        <w:t>Sustainable Cities and Society</w:t>
+      </w:r>
+      <w:r>
+        <w:rPr>
+          <w:rFonts w:ascii="Times New Roman" w:hAnsi="Times New Roman" w:cs="Times New Roman"/>
+        </w:rPr>
+        <w:t>, 106648</w:t>
+      </w:r>
+      <w:r>
+        <w:rPr>
+          <w:rFonts w:ascii="Times New Roman" w:hAnsi="Times New Roman" w:cs="Times New Roman"/>
+        </w:rPr>
+        <w:t xml:space="preserve"> (SCI Q1</w:t>
+      </w:r>
+      <w:r>
+        <w:rPr>
+          <w:rFonts w:ascii="Times New Roman" w:hAnsi="Times New Roman" w:cs="Times New Roman"/>
+        </w:rPr>
+        <w:t>, IF=</w:t>
+      </w:r>
+      <w:r>
+        <w:rPr>
+          <w:rFonts w:ascii="Times New Roman" w:hAnsi="Times New Roman" w:cs="Times New Roman" w:hint="eastAsia"/>
+        </w:rPr>
+        <w:t>13.3</w:t>
+      </w:r>
+      <w:r>
+        <w:rPr>
+          <w:rFonts w:ascii="Times New Roman" w:hAnsi="Times New Roman" w:cs="Times New Roman"/>
+        </w:rPr>
+        <w:t>)</w:t>
+      </w:r>
+      <w:r>
+        <w:rPr>
+          <w:rFonts w:ascii="Times New Roman" w:hAnsi="Times New Roman" w:cs="Times New Roman"/>
+        </w:rPr>
+        <w:t xml:space="preserve"> </w:t>
+      </w:r>
+      <w:hyperlink r:id="rId31" w:tgtFrame="_blank" w:tooltip="Persistent link using digital object identifier" w:history="1">
+        <w:r>
+          <w:rPr>
+            <w:rStyle w:val="af2"/>
+            <w:rFonts w:ascii="Times New Roman" w:hAnsi="Times New Roman" w:cs="Times New Roman"/>
+            <w:u w:val="none"/>
+          </w:rPr>
+          <w:t>https://doi.org/10.1016/j.scs.2025.106648</w:t>
+        </w:r>
+      </w:hyperlink>
+    </w:p>
+    <w:p>
+      <w:pPr>
+        <w:pStyle w:val="a9"/>
+        <w:numPr>
+          <w:ilvl w:val="0"/>
+          <w:numId w:val="1"/>
+        </w:numPr>
+        <w:rPr>
+          <w:rFonts w:ascii="Times New Roman" w:hAnsi="Times New Roman" w:cs="Times New Roman"/>
+        </w:rPr>
+      </w:pPr>
+      <w:r>
+        <w:rPr>
+          <w:rFonts w:ascii="Times New Roman" w:hAnsi="Times New Roman" w:cs="Times New Roman"/>
+        </w:rPr>
+        <w:t>Li W, Zhou Z</w:t>
+      </w:r>
+      <w:r>
+        <w:rPr>
+          <w:rFonts w:ascii="Times New Roman" w:hAnsi="Times New Roman" w:cs="Times New Roman"/>
+        </w:rPr>
+        <w:t>*</w:t>
+      </w:r>
+      <w:r>
+        <w:rPr>
+          <w:rFonts w:ascii="Times New Roman" w:hAnsi="Times New Roman" w:cs="Times New Roman"/>
+        </w:rPr>
+        <w:t xml:space="preserve">, </w:t>
+      </w:r>
+      <w:r>
+        <w:rPr>
+          <w:rFonts w:ascii="Times New Roman" w:hAnsi="Times New Roman" w:cs="Times New Roman"/>
+          <w:b/>
+          <w:bCs/>
+        </w:rPr>
+        <w:t>Zhang S</w:t>
+      </w:r>
+      <w:r>
+        <w:rPr>
+          <w:rFonts w:ascii="Times New Roman" w:hAnsi="Times New Roman" w:cs="Times New Roman"/>
+        </w:rPr>
+        <w:t xml:space="preserve">, Feng J. </w:t>
+      </w:r>
+      <w:r>
+        <w:rPr>
+          <w:rFonts w:ascii="Times New Roman" w:hAnsi="Times New Roman" w:cs="Times New Roman"/>
+        </w:rPr>
+        <w:t xml:space="preserve">(2022). Study on relationship between shading and outdoor air temperature based on the comparison of two high-rise residential estates with field measurements. </w:t>
+      </w:r>
+      <w:r>
+        <w:rPr>
+          <w:rFonts w:ascii="Times New Roman" w:hAnsi="Times New Roman" w:cs="Times New Roman"/>
+          <w:b/>
+          <w:bCs/>
+          <w:i/>
+          <w:iCs/>
+        </w:rPr>
         <w:t>Buildings</w:t>
       </w:r>
       <w:r>
@@ -3799,7 +3979,7 @@
         </w:rPr>
         <w:t xml:space="preserve"> </w:t>
       </w:r>
-      <w:hyperlink r:id="rId31" w:history="1">
+      <w:hyperlink r:id="rId32" w:history="1">
         <w:r>
           <w:rPr>
             <w:rStyle w:val="af2"/>
@@ -3809,198 +3989,6 @@
           <w:t>https://doi.org/10.3390/buildings12111813</w:t>
         </w:r>
       </w:hyperlink>
-    </w:p>
-    <w:p>
-      <w:pPr>
-        <w:pStyle w:val="a9"/>
-        <w:numPr>
-          <w:ilvl w:val="0"/>
-          <w:numId w:val="1"/>
-        </w:numPr>
-        <w:rPr>
-          <w:rFonts w:ascii="Times New Roman" w:hAnsi="Times New Roman" w:cs="Times New Roman"/>
-        </w:rPr>
-      </w:pPr>
-      <w:r>
-        <w:rPr>
-          <w:rFonts w:ascii="Times New Roman" w:hAnsi="Times New Roman" w:cs="Times New Roman"/>
-        </w:rPr>
-        <w:t xml:space="preserve">Wang G, Zhang X, </w:t>
-      </w:r>
-      <w:r>
-        <w:rPr>
-          <w:rFonts w:ascii="Times New Roman" w:hAnsi="Times New Roman" w:cs="Times New Roman"/>
-          <w:b/>
-          <w:bCs/>
-        </w:rPr>
-        <w:t>Zhang S</w:t>
-      </w:r>
-      <w:r>
-        <w:rPr>
-          <w:rFonts w:ascii="Times New Roman" w:hAnsi="Times New Roman" w:cs="Times New Roman"/>
-        </w:rPr>
-        <w:t xml:space="preserve">, Wang X, Chen T, Heng CK. (2026). The rural-urban gradient modulates ecosystem health’s impact on environmental factors: evidence from Middle Yangtze. </w:t>
-      </w:r>
-      <w:r>
-        <w:rPr>
-          <w:rFonts w:ascii="Times New Roman" w:hAnsi="Times New Roman" w:cs="Times New Roman"/>
-          <w:b/>
-          <w:bCs/>
-          <w:i/>
-          <w:iCs/>
-        </w:rPr>
-        <w:t>Stochastic Environmental Research and Risk Assessment</w:t>
-      </w:r>
-      <w:r>
-        <w:rPr>
-          <w:rFonts w:ascii="Times New Roman" w:hAnsi="Times New Roman" w:cs="Times New Roman"/>
-        </w:rPr>
-        <w:t>, 40, 204. (SCI Q1</w:t>
-      </w:r>
-      <w:r>
-        <w:rPr>
-          <w:rFonts w:ascii="Times New Roman" w:hAnsi="Times New Roman" w:cs="Times New Roman" w:hint="eastAsia"/>
-        </w:rPr>
-        <w:t>,</w:t>
-      </w:r>
-      <w:r>
-        <w:rPr>
-          <w:rFonts w:ascii="Times New Roman" w:hAnsi="Times New Roman" w:cs="Times New Roman"/>
-        </w:rPr>
-        <w:t xml:space="preserve"> IF= 3.</w:t>
-      </w:r>
-      <w:r>
-        <w:rPr>
-          <w:rFonts w:ascii="Times New Roman" w:hAnsi="Times New Roman" w:cs="Times New Roman" w:hint="eastAsia"/>
-        </w:rPr>
-        <w:t>8</w:t>
-      </w:r>
-      <w:r>
-        <w:rPr>
-          <w:rFonts w:ascii="Times New Roman" w:hAnsi="Times New Roman" w:cs="Times New Roman"/>
-        </w:rPr>
-        <w:t xml:space="preserve">) </w:t>
-      </w:r>
-      <w:hyperlink r:id="rId32" w:history="1">
-        <w:r>
-          <w:rPr>
-            <w:rStyle w:val="af2"/>
-            <w:rFonts w:ascii="Times New Roman" w:hAnsi="Times New Roman" w:cs="Times New Roman"/>
-            <w:u w:val="none"/>
-          </w:rPr>
-          <w:t>https://doi.org/10.1007/s00477-026-03341-9</w:t>
-        </w:r>
-      </w:hyperlink>
-    </w:p>
-    <w:p>
-      <w:pPr>
-        <w:pStyle w:val="a9"/>
-        <w:numPr>
-          <w:ilvl w:val="0"/>
-          <w:numId w:val="1"/>
-        </w:numPr>
-        <w:rPr>
-          <w:rFonts w:ascii="Times New Roman" w:hAnsi="Times New Roman" w:cs="Times New Roman"/>
-        </w:rPr>
-      </w:pPr>
-      <w:r>
-        <w:rPr>
-          <w:rFonts w:ascii="Times New Roman" w:hAnsi="Times New Roman" w:cs="Times New Roman" w:hint="eastAsia"/>
-        </w:rPr>
-        <w:t xml:space="preserve">Xu P, Zhao P, </w:t>
-      </w:r>
-      <w:r>
-        <w:rPr>
-          <w:rFonts w:ascii="Times New Roman" w:hAnsi="Times New Roman" w:cs="Times New Roman" w:hint="eastAsia"/>
-          <w:b/>
-          <w:bCs/>
-        </w:rPr>
-        <w:t>Zhang S</w:t>
-      </w:r>
-      <w:r>
-        <w:rPr>
-          <w:rFonts w:ascii="Times New Roman" w:hAnsi="Times New Roman" w:cs="Times New Roman" w:hint="eastAsia"/>
-        </w:rPr>
-        <w:t xml:space="preserve">, Xu Z*. (2025). </w:t>
-      </w:r>
-      <w:r>
-        <w:rPr>
-          <w:rFonts w:ascii="Times New Roman" w:hAnsi="Times New Roman" w:cs="Times New Roman" w:hint="eastAsia"/>
-        </w:rPr>
-        <w:t>A</w:t>
-      </w:r>
-      <w:r>
-        <w:rPr>
-          <w:rFonts w:ascii="Times New Roman" w:hAnsi="Times New Roman" w:cs="Times New Roman"/>
-        </w:rPr>
-        <w:t xml:space="preserve">n intelligent construction system for timber structures without human intervention a case study of </w:t>
-      </w:r>
-      <w:r>
-        <w:rPr>
-          <w:rFonts w:ascii="Times New Roman" w:hAnsi="Times New Roman" w:cs="Times New Roman" w:hint="eastAsia"/>
-        </w:rPr>
-        <w:t>C</w:t>
-      </w:r>
-      <w:r>
-        <w:rPr>
-          <w:rFonts w:ascii="Times New Roman" w:hAnsi="Times New Roman" w:cs="Times New Roman"/>
-        </w:rPr>
-        <w:t>hinese timber reciprocal structures</w:t>
-      </w:r>
-      <w:r>
-        <w:rPr>
-          <w:rFonts w:ascii="Times New Roman" w:hAnsi="Times New Roman" w:cs="Times New Roman"/>
-        </w:rPr>
-        <w:t>.</w:t>
-      </w:r>
-      <w:r>
-        <w:rPr>
-          <w:rFonts w:ascii="Times New Roman" w:hAnsi="Times New Roman" w:cs="Times New Roman" w:hint="eastAsia"/>
-        </w:rPr>
-        <w:t xml:space="preserve"> </w:t>
-      </w:r>
-      <w:r>
-        <w:rPr>
-          <w:rFonts w:ascii="Times New Roman" w:hAnsi="Times New Roman" w:cs="Times New Roman" w:hint="eastAsia"/>
-          <w:b/>
-          <w:bCs/>
-          <w:i/>
-          <w:iCs/>
-        </w:rPr>
-        <w:t>Architectural Journal</w:t>
-      </w:r>
-      <w:r>
-        <w:rPr>
-          <w:rFonts w:ascii="Times New Roman" w:hAnsi="Times New Roman" w:cs="Times New Roman" w:hint="eastAsia"/>
-        </w:rPr>
-        <w:t xml:space="preserve">, 2025(11), 107-114 (in Chinese, Tier </w:t>
-      </w:r>
-      <w:r>
-        <w:rPr>
-          <w:rFonts w:ascii="Times New Roman" w:hAnsi="Times New Roman" w:cs="Times New Roman" w:hint="eastAsia"/>
-        </w:rPr>
-        <w:t>1</w:t>
-      </w:r>
-      <w:r>
-        <w:rPr>
-          <w:rFonts w:ascii="Times New Roman" w:hAnsi="Times New Roman" w:cs="Times New Roman" w:hint="eastAsia"/>
-        </w:rPr>
-        <w:t xml:space="preserve"> Chinese National Core Journal in Building Science)</w:t>
-      </w:r>
-      <w:r>
-        <w:rPr>
-          <w:rFonts w:ascii="Times New Roman" w:hAnsi="Times New Roman" w:cs="Times New Roman"/>
-        </w:rPr>
-        <w:t xml:space="preserve"> </w:t>
-      </w:r>
-      <w:r>
-        <w:rPr>
-          <w:rStyle w:val="af2"/>
-          <w:rFonts w:ascii="Times New Roman" w:hAnsi="Times New Roman" w:cs="Times New Roman"/>
-          <w:u w:val="none"/>
-        </w:rPr>
-        <w:t>https://doi.org/10.19819/j.cnki.ISSN0529-1399.202511014</w:t>
-      </w:r>
     </w:p>
     <w:p>
       <w:pPr>
@@ -4345,7 +4333,7 @@
         <w:rPr>
           <w:rFonts w:ascii="Times New Roman" w:hAnsi="Times New Roman" w:cs="Times New Roman" w:hint="eastAsia"/>
         </w:rPr>
-        <w:t>Yu</w:t>
+        <w:t>Ang</w:t>
       </w:r>
       <w:r>
         <w:rPr>
@@ -4357,7 +4345,13 @@
         <w:rPr>
           <w:rFonts w:ascii="Times New Roman" w:hAnsi="Times New Roman" w:cs="Times New Roman" w:hint="eastAsia"/>
         </w:rPr>
-        <w:t>Q*</w:t>
+        <w:t>Y</w:t>
+      </w:r>
+      <w:r>
+        <w:rPr>
+          <w:rFonts w:ascii="Times New Roman" w:hAnsi="Times New Roman" w:cs="Times New Roman" w:hint="eastAsia"/>
+        </w:rPr>
+        <w:t>*</w:t>
       </w:r>
       <w:r>
         <w:rPr>
@@ -4450,7 +4444,7 @@
       <w:pPr>
         <w:spacing w:after="60"/>
         <w:rPr>
-          <w:rFonts w:ascii="Times New Roman" w:hAnsi="Times New Roman" w:cs="Times New Roman" w:hint="eastAsia"/>
+          <w:rFonts w:ascii="Times New Roman" w:hAnsi="Times New Roman" w:cs="Times New Roman"/>
         </w:rPr>
       </w:pPr>
     </w:p>
@@ -4956,7 +4950,7 @@
     <w:p>
       <w:pPr>
         <w:rPr>
-          <w:rFonts w:ascii="Times New Roman" w:hAnsi="Times New Roman" w:cs="Times New Roman" w:hint="eastAsia"/>
+          <w:rFonts w:ascii="Times New Roman" w:hAnsi="Times New Roman" w:cs="Times New Roman"/>
         </w:rPr>
       </w:pPr>
     </w:p>

--- a/CV/ZhangShuyang_CV_251006.docx
+++ b/CV/ZhangShuyang_CV_251006.docx
@@ -548,7 +548,7 @@
         <w:rPr>
           <w:rFonts w:ascii="Times New Roman" w:hAnsi="Times New Roman" w:cs="Times New Roman" w:hint="eastAsia"/>
         </w:rPr>
-        <w:t>risk</w:t>
+        <w:t>exposure</w:t>
       </w:r>
     </w:p>
     <w:p>
@@ -1474,23 +1474,13 @@
                 <w:iCs/>
               </w:rPr>
             </w:pPr>
-            <w:proofErr w:type="gramStart"/>
             <w:r>
               <w:rPr>
                 <w:rFonts w:ascii="Times New Roman" w:hAnsi="Times New Roman" w:cs="Times New Roman"/>
                 <w:i/>
                 <w:iCs/>
               </w:rPr>
-              <w:t>B.arch</w:t>
-            </w:r>
-            <w:proofErr w:type="gramEnd"/>
-            <w:r>
-              <w:rPr>
-                <w:rFonts w:ascii="Times New Roman" w:hAnsi="Times New Roman" w:cs="Times New Roman"/>
-                <w:i/>
-                <w:iCs/>
-              </w:rPr>
-              <w:t xml:space="preserve"> of Architecture</w:t>
+              <w:t>B.arch of Architecture</w:t>
             </w:r>
           </w:p>
         </w:tc>
@@ -3369,7 +3359,6 @@
         </w:rPr>
         <w:t>Wang Y</w:t>
       </w:r>
-      <w:proofErr w:type="gramStart"/>
       <w:r>
         <w:rPr>
           <w:rFonts w:ascii="Times New Roman" w:hAnsi="Times New Roman" w:cs="Times New Roman"/>
@@ -3386,14 +3375,7 @@
         <w:rPr>
           <w:rFonts w:ascii="Times New Roman" w:hAnsi="Times New Roman" w:cs="Times New Roman"/>
         </w:rPr>
-        <w:t>(</w:t>
-      </w:r>
-      <w:proofErr w:type="gramEnd"/>
-      <w:r>
-        <w:rPr>
-          <w:rFonts w:ascii="Times New Roman" w:hAnsi="Times New Roman" w:cs="Times New Roman"/>
-        </w:rPr>
-        <w:t>2019).</w:t>
+        <w:t>(2019).</w:t>
       </w:r>
       <w:r>
         <w:rPr>
@@ -3599,7 +3581,7 @@
           <w:numId w:val="1"/>
         </w:numPr>
         <w:rPr>
-          <w:rFonts w:ascii="Times New Roman" w:hAnsi="Times New Roman" w:cs="Times New Roman" w:hint="eastAsia"/>
+          <w:rFonts w:ascii="Times New Roman" w:hAnsi="Times New Roman" w:cs="Times New Roman"/>
         </w:rPr>
       </w:pPr>
       <w:r>
@@ -3709,7 +3691,7 @@
           <w:numId w:val="1"/>
         </w:numPr>
         <w:rPr>
-          <w:rFonts w:ascii="Times New Roman" w:hAnsi="Times New Roman" w:cs="Times New Roman" w:hint="eastAsia"/>
+          <w:rFonts w:ascii="Times New Roman" w:hAnsi="Times New Roman" w:cs="Times New Roman"/>
         </w:rPr>
       </w:pPr>
       <w:r>
@@ -4609,21 +4591,7 @@
         <w:rPr>
           <w:rFonts w:ascii="Times New Roman" w:hAnsi="Times New Roman" w:cs="Times New Roman"/>
         </w:rPr>
-        <w:t xml:space="preserve">, </w:t>
-      </w:r>
-      <w:proofErr w:type="gramStart"/>
-      <w:r>
-        <w:rPr>
-          <w:rFonts w:ascii="Times New Roman" w:hAnsi="Times New Roman" w:cs="Times New Roman"/>
-        </w:rPr>
-        <w:t>M.Arch</w:t>
-      </w:r>
-      <w:proofErr w:type="gramEnd"/>
-      <w:r>
-        <w:rPr>
-          <w:rFonts w:ascii="Times New Roman" w:hAnsi="Times New Roman" w:cs="Times New Roman"/>
-        </w:rPr>
-        <w:t xml:space="preserve"> thesis, (Supervisor: Prof. Yang Wang)</w:t>
+        <w:t>, M.Arch thesis, (Supervisor: Prof. Yang Wang)</w:t>
       </w:r>
     </w:p>
     <w:p>

--- a/CV/ZhangShuyang_CV_251006.docx
+++ b/CV/ZhangShuyang_CV_251006.docx
@@ -393,7 +393,7 @@
       </w:pPr>
       <w:r>
         <w:rPr>
-          <w:rFonts w:ascii="Times New Roman" w:hAnsi="Times New Roman" w:cs="Times New Roman" w:hint="eastAsia"/>
+          <w:rFonts w:ascii="Times New Roman" w:hAnsi="Times New Roman" w:cs="Times New Roman"/>
           <w:b/>
           <w:bCs/>
         </w:rPr>
@@ -401,21 +401,15 @@
       </w:r>
       <w:r>
         <w:rPr>
-          <w:rFonts w:ascii="Times New Roman" w:hAnsi="Times New Roman" w:cs="Times New Roman" w:hint="eastAsia"/>
-        </w:rPr>
-        <w:t>:</w:t>
-      </w:r>
-      <w:r>
-        <w:rPr>
-          <w:rFonts w:ascii="Times New Roman" w:hAnsi="Times New Roman" w:cs="Times New Roman" w:hint="eastAsia"/>
-        </w:rPr>
-        <w:t xml:space="preserve"> </w:t>
+          <w:rFonts w:ascii="Times New Roman" w:hAnsi="Times New Roman" w:cs="Times New Roman"/>
+        </w:rPr>
+        <w:t xml:space="preserve">: </w:t>
       </w:r>
       <w:hyperlink r:id="rId10" w:history="1">
         <w:r>
           <w:rPr>
             <w:rStyle w:val="af2"/>
-            <w:rFonts w:ascii="Times New Roman" w:hAnsi="Times New Roman" w:cs="Times New Roman" w:hint="eastAsia"/>
+            <w:rFonts w:ascii="Times New Roman" w:hAnsi="Times New Roman" w:cs="Times New Roman"/>
             <w:u w:val="none"/>
           </w:rPr>
           <w:t>https://shawnzhang7829.github.io/</w:t>
@@ -430,7 +424,7 @@
       </w:pPr>
       <w:r>
         <w:rPr>
-          <w:rFonts w:ascii="Times New Roman" w:hAnsi="Times New Roman" w:cs="Times New Roman" w:hint="eastAsia"/>
+          <w:rFonts w:ascii="Times New Roman" w:hAnsi="Times New Roman" w:cs="Times New Roman"/>
           <w:b/>
           <w:bCs/>
         </w:rPr>
@@ -438,7 +432,7 @@
       </w:r>
       <w:r>
         <w:rPr>
-          <w:rFonts w:ascii="Times New Roman" w:hAnsi="Times New Roman" w:cs="Times New Roman" w:hint="eastAsia"/>
+          <w:rFonts w:ascii="Times New Roman" w:hAnsi="Times New Roman" w:cs="Times New Roman"/>
         </w:rPr>
         <w:t xml:space="preserve">: </w:t>
       </w:r>
@@ -452,6 +446,42 @@
           <w:t>57349228300</w:t>
         </w:r>
       </w:hyperlink>
+      <w:r>
+        <w:rPr>
+          <w:rFonts w:ascii="Times New Roman" w:hAnsi="Times New Roman" w:cs="Times New Roman"/>
+        </w:rPr>
+        <w:t xml:space="preserve"> (</w:t>
+      </w:r>
+      <w:r>
+        <w:rPr>
+          <w:rFonts w:ascii="Times New Roman" w:hAnsi="Times New Roman" w:cs="Times New Roman" w:hint="eastAsia"/>
+        </w:rPr>
+        <w:t>FWCI</w:t>
+      </w:r>
+      <w:r>
+        <w:rPr>
+          <w:rFonts w:ascii="Times New Roman" w:hAnsi="Times New Roman" w:cs="Times New Roman" w:hint="eastAsia"/>
+        </w:rPr>
+        <w:t xml:space="preserve"> </w:t>
+      </w:r>
+      <w:r>
+        <w:rPr>
+          <w:rFonts w:ascii="Times New Roman" w:hAnsi="Times New Roman" w:cs="Times New Roman" w:hint="eastAsia"/>
+        </w:rPr>
+        <w:t>of first-author publications</w:t>
+      </w:r>
+      <w:r>
+        <w:rPr>
+          <w:rFonts w:ascii="Times New Roman" w:hAnsi="Times New Roman" w:cs="Times New Roman" w:hint="eastAsia"/>
+        </w:rPr>
+        <w:t>: 2.569</w:t>
+      </w:r>
+      <w:r>
+        <w:rPr>
+          <w:rFonts w:ascii="Times New Roman" w:hAnsi="Times New Roman" w:cs="Times New Roman"/>
+        </w:rPr>
+        <w:t>)</w:t>
+      </w:r>
     </w:p>
     <w:p>
       <w:pPr>
@@ -1612,6 +1642,36 @@
           <w:t>57349228300</w:t>
         </w:r>
       </w:hyperlink>
+      <w:r>
+        <w:rPr>
+          <w:rFonts w:ascii="Times New Roman" w:hAnsi="Times New Roman" w:cs="Times New Roman"/>
+        </w:rPr>
+        <w:t xml:space="preserve"> (</w:t>
+      </w:r>
+      <w:r>
+        <w:rPr>
+          <w:rFonts w:ascii="Times New Roman" w:hAnsi="Times New Roman" w:cs="Times New Roman" w:hint="eastAsia"/>
+        </w:rPr>
+        <w:t xml:space="preserve">FWCI </w:t>
+      </w:r>
+      <w:r>
+        <w:rPr>
+          <w:rFonts w:ascii="Times New Roman" w:hAnsi="Times New Roman" w:cs="Times New Roman" w:hint="eastAsia"/>
+        </w:rPr>
+        <w:t>of first-author publications</w:t>
+      </w:r>
+      <w:r>
+        <w:rPr>
+          <w:rFonts w:ascii="Times New Roman" w:hAnsi="Times New Roman" w:cs="Times New Roman" w:hint="eastAsia"/>
+        </w:rPr>
+        <w:t>: 2.569</w:t>
+      </w:r>
+      <w:r>
+        <w:rPr>
+          <w:rFonts w:ascii="Times New Roman" w:hAnsi="Times New Roman" w:cs="Times New Roman"/>
+        </w:rPr>
+        <w:t>)</w:t>
+      </w:r>
     </w:p>
     <w:p>
       <w:pPr>

--- a/CV/ZhangShuyang_CV_251006.docx
+++ b/CV/ZhangShuyang_CV_251006.docx
@@ -456,25 +456,13 @@
         <w:rPr>
           <w:rFonts w:ascii="Times New Roman" w:hAnsi="Times New Roman" w:cs="Times New Roman" w:hint="eastAsia"/>
         </w:rPr>
-        <w:t>FWCI</w:t>
-      </w:r>
-      <w:r>
-        <w:rPr>
-          <w:rFonts w:ascii="Times New Roman" w:hAnsi="Times New Roman" w:cs="Times New Roman" w:hint="eastAsia"/>
-        </w:rPr>
-        <w:t xml:space="preserve"> </w:t>
-      </w:r>
-      <w:r>
-        <w:rPr>
-          <w:rFonts w:ascii="Times New Roman" w:hAnsi="Times New Roman" w:cs="Times New Roman" w:hint="eastAsia"/>
-        </w:rPr>
-        <w:t>of first-author publications</w:t>
-      </w:r>
-      <w:r>
-        <w:rPr>
-          <w:rFonts w:ascii="Times New Roman" w:hAnsi="Times New Roman" w:cs="Times New Roman" w:hint="eastAsia"/>
-        </w:rPr>
-        <w:t>: 2.569</w:t>
+        <w:t>FWCI: 2.</w:t>
+      </w:r>
+      <w:r>
+        <w:rPr>
+          <w:rFonts w:ascii="Times New Roman" w:hAnsi="Times New Roman" w:cs="Times New Roman" w:hint="eastAsia"/>
+        </w:rPr>
+        <w:t>61</w:t>
       </w:r>
       <w:r>
         <w:rPr>
@@ -1652,19 +1640,13 @@
         <w:rPr>
           <w:rFonts w:ascii="Times New Roman" w:hAnsi="Times New Roman" w:cs="Times New Roman" w:hint="eastAsia"/>
         </w:rPr>
-        <w:t xml:space="preserve">FWCI </w:t>
-      </w:r>
-      <w:r>
-        <w:rPr>
-          <w:rFonts w:ascii="Times New Roman" w:hAnsi="Times New Roman" w:cs="Times New Roman" w:hint="eastAsia"/>
-        </w:rPr>
-        <w:t>of first-author publications</w:t>
-      </w:r>
-      <w:r>
-        <w:rPr>
-          <w:rFonts w:ascii="Times New Roman" w:hAnsi="Times New Roman" w:cs="Times New Roman" w:hint="eastAsia"/>
-        </w:rPr>
-        <w:t>: 2.569</w:t>
+        <w:t>FWCI: 2.</w:t>
+      </w:r>
+      <w:r>
+        <w:rPr>
+          <w:rFonts w:ascii="Times New Roman" w:hAnsi="Times New Roman" w:cs="Times New Roman" w:hint="eastAsia"/>
+        </w:rPr>
+        <w:t>61</w:t>
       </w:r>
       <w:r>
         <w:rPr>

--- a/CV/ZhangShuyang_CV_251006.docx
+++ b/CV/ZhangShuyang_CV_251006.docx
@@ -1741,18 +1741,6 @@
           <w:rFonts w:ascii="Times New Roman" w:hAnsi="Times New Roman" w:cs="Times New Roman" w:hint="eastAsia"/>
         </w:rPr>
         <w:t>8</w:t>
-      </w:r>
-      <w:r>
-        <w:rPr>
-          <w:rFonts w:ascii="Times New Roman" w:hAnsi="Times New Roman" w:cs="Times New Roman"/>
-        </w:rPr>
-        <w:t xml:space="preserve">, Total citations: </w:t>
-      </w:r>
-      <w:r>
-        <w:rPr>
-          <w:rFonts w:ascii="Times New Roman" w:hAnsi="Times New Roman" w:cs="Times New Roman" w:hint="eastAsia"/>
-        </w:rPr>
-        <w:t>195</w:t>
       </w:r>
       <w:r>
         <w:rPr>

--- a/CV/ZhangShuyang_CV_251006.docx
+++ b/CV/ZhangShuyang_CV_251006.docx
@@ -1492,13 +1492,23 @@
                 <w:iCs/>
               </w:rPr>
             </w:pPr>
+            <w:proofErr w:type="gramStart"/>
             <w:r>
               <w:rPr>
                 <w:rFonts w:ascii="Times New Roman" w:hAnsi="Times New Roman" w:cs="Times New Roman"/>
                 <w:i/>
                 <w:iCs/>
               </w:rPr>
-              <w:t>B.arch of Architecture</w:t>
+              <w:t>B.arch</w:t>
+            </w:r>
+            <w:proofErr w:type="gramEnd"/>
+            <w:r>
+              <w:rPr>
+                <w:rFonts w:ascii="Times New Roman" w:hAnsi="Times New Roman" w:cs="Times New Roman"/>
+                <w:i/>
+                <w:iCs/>
+              </w:rPr>
+              <w:t xml:space="preserve"> of Architecture</w:t>
             </w:r>
           </w:p>
         </w:tc>
@@ -3389,6 +3399,7 @@
         </w:rPr>
         <w:t>Wang Y</w:t>
       </w:r>
+      <w:proofErr w:type="gramStart"/>
       <w:r>
         <w:rPr>
           <w:rFonts w:ascii="Times New Roman" w:hAnsi="Times New Roman" w:cs="Times New Roman"/>
@@ -3405,7 +3416,14 @@
         <w:rPr>
           <w:rFonts w:ascii="Times New Roman" w:hAnsi="Times New Roman" w:cs="Times New Roman"/>
         </w:rPr>
-        <w:t>(2019).</w:t>
+        <w:t>(</w:t>
+      </w:r>
+      <w:proofErr w:type="gramEnd"/>
+      <w:r>
+        <w:rPr>
+          <w:rFonts w:ascii="Times New Roman" w:hAnsi="Times New Roman" w:cs="Times New Roman"/>
+        </w:rPr>
+        <w:t>2019).</w:t>
       </w:r>
       <w:r>
         <w:rPr>
@@ -4449,7 +4467,31 @@
         <w:rPr>
           <w:rFonts w:ascii="Times New Roman" w:hAnsi="Times New Roman" w:cs="Times New Roman" w:hint="eastAsia"/>
         </w:rPr>
-        <w:t>, Singapore.</w:t>
+        <w:t>, Singapore</w:t>
+      </w:r>
+      <w:r>
+        <w:rPr>
+          <w:rFonts w:ascii="Times New Roman" w:hAnsi="Times New Roman" w:cs="Times New Roman" w:hint="eastAsia"/>
+        </w:rPr>
+        <w:t xml:space="preserve"> (</w:t>
+      </w:r>
+      <w:r>
+        <w:rPr>
+          <w:rFonts w:ascii="Times New Roman" w:hAnsi="Times New Roman" w:cs="Times New Roman" w:hint="eastAsia"/>
+        </w:rPr>
+        <w:t>ASim 2026 Best Paper Award Nomination</w:t>
+      </w:r>
+      <w:r>
+        <w:rPr>
+          <w:rFonts w:ascii="Times New Roman" w:hAnsi="Times New Roman" w:cs="Times New Roman" w:hint="eastAsia"/>
+        </w:rPr>
+        <w:t>)</w:t>
+      </w:r>
+      <w:r>
+        <w:rPr>
+          <w:rFonts w:ascii="Times New Roman" w:hAnsi="Times New Roman" w:cs="Times New Roman" w:hint="eastAsia"/>
+        </w:rPr>
+        <w:t>.</w:t>
       </w:r>
     </w:p>
     <w:p>
@@ -4621,7 +4663,21 @@
         <w:rPr>
           <w:rFonts w:ascii="Times New Roman" w:hAnsi="Times New Roman" w:cs="Times New Roman"/>
         </w:rPr>
-        <w:t>, M.Arch thesis, (Supervisor: Prof. Yang Wang)</w:t>
+        <w:t xml:space="preserve">, </w:t>
+      </w:r>
+      <w:proofErr w:type="gramStart"/>
+      <w:r>
+        <w:rPr>
+          <w:rFonts w:ascii="Times New Roman" w:hAnsi="Times New Roman" w:cs="Times New Roman"/>
+        </w:rPr>
+        <w:t>M.Arch</w:t>
+      </w:r>
+      <w:proofErr w:type="gramEnd"/>
+      <w:r>
+        <w:rPr>
+          <w:rFonts w:ascii="Times New Roman" w:hAnsi="Times New Roman" w:cs="Times New Roman"/>
+        </w:rPr>
+        <w:t xml:space="preserve"> thesis, (Supervisor: Prof. Yang Wang)</w:t>
       </w:r>
     </w:p>
     <w:p>
@@ -4831,7 +4887,7 @@
           <w:numId w:val="3"/>
         </w:numPr>
         <w:rPr>
-          <w:rFonts w:ascii="Times New Roman" w:hAnsi="Times New Roman" w:cs="Times New Roman"/>
+          <w:rFonts w:ascii="Times New Roman" w:hAnsi="Times New Roman" w:cs="Times New Roman" w:hint="eastAsia"/>
         </w:rPr>
       </w:pPr>
       <w:r>
@@ -4944,13 +5000,6 @@
         </w:rPr>
         <w:t>)</w:t>
       </w:r>
-    </w:p>
-    <w:p>
-      <w:pPr>
-        <w:rPr>
-          <w:rFonts w:ascii="Times New Roman" w:hAnsi="Times New Roman" w:cs="Times New Roman"/>
-        </w:rPr>
-      </w:pPr>
     </w:p>
     <w:p>
       <w:pPr>
@@ -11339,7 +11388,6 @@
   <w:style w:type="character" w:default="1" w:styleId="a0">
     <w:name w:val="Default Paragraph Font"/>
     <w:uiPriority w:val="1"/>
-    <w:semiHidden/>
     <w:unhideWhenUsed/>
   </w:style>
   <w:style w:type="table" w:default="1" w:styleId="a1">

--- a/CV/ZhangShuyang_CV_251006.docx
+++ b/CV/ZhangShuyang_CV_251006.docx
@@ -1492,23 +1492,13 @@
                 <w:iCs/>
               </w:rPr>
             </w:pPr>
-            <w:proofErr w:type="gramStart"/>
             <w:r>
               <w:rPr>
                 <w:rFonts w:ascii="Times New Roman" w:hAnsi="Times New Roman" w:cs="Times New Roman"/>
                 <w:i/>
                 <w:iCs/>
               </w:rPr>
-              <w:t>B.arch</w:t>
-            </w:r>
-            <w:proofErr w:type="gramEnd"/>
-            <w:r>
-              <w:rPr>
-                <w:rFonts w:ascii="Times New Roman" w:hAnsi="Times New Roman" w:cs="Times New Roman"/>
-                <w:i/>
-                <w:iCs/>
-              </w:rPr>
-              <w:t xml:space="preserve"> of Architecture</w:t>
+              <w:t>B.arch of Architecture</w:t>
             </w:r>
           </w:p>
         </w:tc>
@@ -3399,7 +3389,6 @@
         </w:rPr>
         <w:t>Wang Y</w:t>
       </w:r>
-      <w:proofErr w:type="gramStart"/>
       <w:r>
         <w:rPr>
           <w:rFonts w:ascii="Times New Roman" w:hAnsi="Times New Roman" w:cs="Times New Roman"/>
@@ -3416,14 +3405,7 @@
         <w:rPr>
           <w:rFonts w:ascii="Times New Roman" w:hAnsi="Times New Roman" w:cs="Times New Roman"/>
         </w:rPr>
-        <w:t>(</w:t>
-      </w:r>
-      <w:proofErr w:type="gramEnd"/>
-      <w:r>
-        <w:rPr>
-          <w:rFonts w:ascii="Times New Roman" w:hAnsi="Times New Roman" w:cs="Times New Roman"/>
-        </w:rPr>
-        <w:t>2019).</w:t>
+        <w:t>(2019).</w:t>
       </w:r>
       <w:r>
         <w:rPr>
@@ -4663,21 +4645,7 @@
         <w:rPr>
           <w:rFonts w:ascii="Times New Roman" w:hAnsi="Times New Roman" w:cs="Times New Roman"/>
         </w:rPr>
-        <w:t xml:space="preserve">, </w:t>
-      </w:r>
-      <w:proofErr w:type="gramStart"/>
-      <w:r>
-        <w:rPr>
-          <w:rFonts w:ascii="Times New Roman" w:hAnsi="Times New Roman" w:cs="Times New Roman"/>
-        </w:rPr>
-        <w:t>M.Arch</w:t>
-      </w:r>
-      <w:proofErr w:type="gramEnd"/>
-      <w:r>
-        <w:rPr>
-          <w:rFonts w:ascii="Times New Roman" w:hAnsi="Times New Roman" w:cs="Times New Roman"/>
-        </w:rPr>
-        <w:t xml:space="preserve"> thesis, (Supervisor: Prof. Yang Wang)</w:t>
+        <w:t>, M.Arch thesis, (Supervisor: Prof. Yang Wang)</w:t>
       </w:r>
     </w:p>
     <w:p>
@@ -4887,7 +4855,7 @@
           <w:numId w:val="3"/>
         </w:numPr>
         <w:rPr>
-          <w:rFonts w:ascii="Times New Roman" w:hAnsi="Times New Roman" w:cs="Times New Roman" w:hint="eastAsia"/>
+          <w:rFonts w:ascii="Times New Roman" w:hAnsi="Times New Roman" w:cs="Times New Roman"/>
         </w:rPr>
       </w:pPr>
       <w:r>
@@ -5527,7 +5495,7 @@
                 <w:b/>
                 <w:bCs/>
               </w:rPr>
-              <w:t>Nomination for the Excellent Doctoral Dissertation Award</w:t>
+              <w:t>Excellent Doctoral Dissertation Award</w:t>
             </w:r>
             <w:r>
               <w:rPr>
@@ -11388,6 +11356,7 @@
   <w:style w:type="character" w:default="1" w:styleId="a0">
     <w:name w:val="Default Paragraph Font"/>
     <w:uiPriority w:val="1"/>
+    <w:semiHidden/>
     <w:unhideWhenUsed/>
   </w:style>
   <w:style w:type="table" w:default="1" w:styleId="a1">

--- a/CV/ZhangShuyang_CV_251006.docx
+++ b/CV/ZhangShuyang_CV_251006.docx
@@ -5484,26 +5484,26 @@
           <w:p>
             <w:pPr>
               <w:rPr>
-                <w:rFonts w:ascii="Times New Roman" w:hAnsi="Times New Roman" w:cs="Times New Roman"/>
-                <w:b/>
-                <w:bCs/>
-              </w:rPr>
-            </w:pPr>
-            <w:r>
-              <w:rPr>
                 <w:rFonts w:ascii="Times New Roman" w:hAnsi="Times New Roman" w:cs="Times New Roman" w:hint="eastAsia"/>
                 <w:b/>
                 <w:bCs/>
               </w:rPr>
+            </w:pPr>
+            <w:r>
+              <w:rPr>
+                <w:rFonts w:ascii="Times New Roman" w:hAnsi="Times New Roman" w:cs="Times New Roman" w:hint="eastAsia"/>
+                <w:b/>
+                <w:bCs/>
+              </w:rPr>
+              <w:t xml:space="preserve">Nomination for Tsinghua </w:t>
+            </w:r>
+            <w:r>
+              <w:rPr>
+                <w:rFonts w:ascii="Times New Roman" w:hAnsi="Times New Roman" w:cs="Times New Roman" w:hint="eastAsia"/>
+                <w:b/>
+                <w:bCs/>
+              </w:rPr>
               <w:t>Excellent Doctoral Dissertation Award</w:t>
-            </w:r>
-            <w:r>
-              <w:rPr>
-                <w:rFonts w:ascii="Times New Roman" w:hAnsi="Times New Roman" w:cs="Times New Roman" w:hint="eastAsia"/>
-                <w:b/>
-                <w:bCs/>
-              </w:rPr>
-              <w:t xml:space="preserve"> (School Level)</w:t>
             </w:r>
           </w:p>
           <w:p>
@@ -5522,7 +5522,7 @@
                 <w:i/>
                 <w:iCs/>
               </w:rPr>
-              <w:t>Tsinghua University, School of Architecture</w:t>
+              <w:t>Tsinghua University</w:t>
             </w:r>
           </w:p>
         </w:tc>

--- a/CV/ZhangShuyang_CV_251006.docx
+++ b/CV/ZhangShuyang_CV_251006.docx
@@ -1492,13 +1492,23 @@
                 <w:iCs/>
               </w:rPr>
             </w:pPr>
+            <w:proofErr w:type="gramStart"/>
             <w:r>
               <w:rPr>
                 <w:rFonts w:ascii="Times New Roman" w:hAnsi="Times New Roman" w:cs="Times New Roman"/>
                 <w:i/>
                 <w:iCs/>
               </w:rPr>
-              <w:t>B.arch of Architecture</w:t>
+              <w:t>B.arch</w:t>
+            </w:r>
+            <w:proofErr w:type="gramEnd"/>
+            <w:r>
+              <w:rPr>
+                <w:rFonts w:ascii="Times New Roman" w:hAnsi="Times New Roman" w:cs="Times New Roman"/>
+                <w:i/>
+                <w:iCs/>
+              </w:rPr>
+              <w:t xml:space="preserve"> of Architecture</w:t>
             </w:r>
           </w:p>
         </w:tc>
@@ -2024,15 +2034,9 @@
       </w:r>
       <w:r>
         <w:rPr>
-          <w:rFonts w:ascii="Times New Roman" w:hAnsi="Times New Roman" w:cs="Times New Roman"/>
-        </w:rPr>
-        <w:t xml:space="preserve">Local UHI mitigation and utilization: </w:t>
-      </w:r>
-      <w:r>
-        <w:rPr>
-          <w:rFonts w:ascii="Times New Roman" w:hAnsi="Times New Roman" w:cs="Times New Roman" w:hint="eastAsia"/>
-        </w:rPr>
-        <w:t>UBEM driven by localized weather data for addressing urban building energy risks under compound heatwave and UHI: a campus-scale study</w:t>
+          <w:rFonts w:ascii="Times New Roman" w:hAnsi="Times New Roman" w:cs="Times New Roman" w:hint="eastAsia"/>
+        </w:rPr>
+        <w:t>UBEM driven by localized weather data for addressing urban building energy risks under compound heatwaves and UHI: a campus-scale study</w:t>
       </w:r>
       <w:r>
         <w:rPr>
@@ -3389,6 +3393,7 @@
         </w:rPr>
         <w:t>Wang Y</w:t>
       </w:r>
+      <w:proofErr w:type="gramStart"/>
       <w:r>
         <w:rPr>
           <w:rFonts w:ascii="Times New Roman" w:hAnsi="Times New Roman" w:cs="Times New Roman"/>
@@ -3405,7 +3410,14 @@
         <w:rPr>
           <w:rFonts w:ascii="Times New Roman" w:hAnsi="Times New Roman" w:cs="Times New Roman"/>
         </w:rPr>
-        <w:t>(2019).</w:t>
+        <w:t>(</w:t>
+      </w:r>
+      <w:proofErr w:type="gramEnd"/>
+      <w:r>
+        <w:rPr>
+          <w:rFonts w:ascii="Times New Roman" w:hAnsi="Times New Roman" w:cs="Times New Roman"/>
+        </w:rPr>
+        <w:t>2019).</w:t>
       </w:r>
       <w:r>
         <w:rPr>
@@ -3508,16 +3520,7 @@
             <w:rFonts w:ascii="Times New Roman" w:hAnsi="Times New Roman" w:cs="Times New Roman" w:hint="eastAsia"/>
             <w:u w:val="none"/>
           </w:rPr>
-          <w:t>https://d.wanfangdata.</w:t>
-        </w:r>
-        <w:r>
-          <w:rPr>
-            <w:rStyle w:val="af2"/>
-            <w:rFonts w:ascii="Times New Roman" w:hAnsi="Times New Roman" w:cs="Times New Roman" w:hint="eastAsia"/>
-            <w:u w:val="none"/>
-          </w:rPr>
-          <w:lastRenderedPageBreak/>
-          <w:t>com.cn/periodical/fcyyy201908022</w:t>
+          <w:t>https://d.wanfangdata.com.cn/periodical/fcyyy201908022</w:t>
         </w:r>
       </w:hyperlink>
     </w:p>
@@ -3536,6 +3539,7 @@
         <w:rPr>
           <w:rFonts w:ascii="Times New Roman" w:hAnsi="Times New Roman" w:cs="Times New Roman"/>
         </w:rPr>
+        <w:lastRenderedPageBreak/>
         <w:t xml:space="preserve">Wang G, Zhang X, </w:t>
       </w:r>
       <w:r>
@@ -4645,7 +4649,21 @@
         <w:rPr>
           <w:rFonts w:ascii="Times New Roman" w:hAnsi="Times New Roman" w:cs="Times New Roman"/>
         </w:rPr>
-        <w:t>, M.Arch thesis, (Supervisor: Prof. Yang Wang)</w:t>
+        <w:t xml:space="preserve">, </w:t>
+      </w:r>
+      <w:proofErr w:type="gramStart"/>
+      <w:r>
+        <w:rPr>
+          <w:rFonts w:ascii="Times New Roman" w:hAnsi="Times New Roman" w:cs="Times New Roman"/>
+        </w:rPr>
+        <w:t>M.Arch</w:t>
+      </w:r>
+      <w:proofErr w:type="gramEnd"/>
+      <w:r>
+        <w:rPr>
+          <w:rFonts w:ascii="Times New Roman" w:hAnsi="Times New Roman" w:cs="Times New Roman"/>
+        </w:rPr>
+        <w:t xml:space="preserve"> thesis, (Supervisor: Prof. Yang Wang)</w:t>
       </w:r>
     </w:p>
     <w:p>
@@ -4968,6 +4986,13 @@
         </w:rPr>
         <w:t>)</w:t>
       </w:r>
+    </w:p>
+    <w:p>
+      <w:pPr>
+        <w:rPr>
+          <w:rFonts w:ascii="Times New Roman" w:hAnsi="Times New Roman" w:cs="Times New Roman" w:hint="eastAsia"/>
+        </w:rPr>
+      </w:pPr>
     </w:p>
     <w:p>
       <w:pPr>
@@ -5484,7 +5509,7 @@
           <w:p>
             <w:pPr>
               <w:rPr>
-                <w:rFonts w:ascii="Times New Roman" w:hAnsi="Times New Roman" w:cs="Times New Roman" w:hint="eastAsia"/>
+                <w:rFonts w:ascii="Times New Roman" w:hAnsi="Times New Roman" w:cs="Times New Roman"/>
                 <w:b/>
                 <w:bCs/>
               </w:rPr>

--- a/CV/ZhangShuyang_CV_251006.docx
+++ b/CV/ZhangShuyang_CV_251006.docx
@@ -1492,23 +1492,13 @@
                 <w:iCs/>
               </w:rPr>
             </w:pPr>
-            <w:proofErr w:type="gramStart"/>
             <w:r>
               <w:rPr>
                 <w:rFonts w:ascii="Times New Roman" w:hAnsi="Times New Roman" w:cs="Times New Roman"/>
                 <w:i/>
                 <w:iCs/>
               </w:rPr>
-              <w:t>B.arch</w:t>
-            </w:r>
-            <w:proofErr w:type="gramEnd"/>
-            <w:r>
-              <w:rPr>
-                <w:rFonts w:ascii="Times New Roman" w:hAnsi="Times New Roman" w:cs="Times New Roman"/>
-                <w:i/>
-                <w:iCs/>
-              </w:rPr>
-              <w:t xml:space="preserve"> of Architecture</w:t>
+              <w:t>B.arch of Architecture</w:t>
             </w:r>
           </w:p>
         </w:tc>
@@ -1986,21 +1976,9 @@
       </w:r>
       <w:r>
         <w:rPr>
-          <w:rFonts w:ascii="Times New Roman" w:hAnsi="Times New Roman" w:cs="Times New Roman" w:hint="eastAsia"/>
-        </w:rPr>
-        <w:t>Chao</w:t>
-      </w:r>
-      <w:r>
-        <w:rPr>
-          <w:rFonts w:ascii="Times New Roman" w:hAnsi="Times New Roman" w:cs="Times New Roman"/>
-        </w:rPr>
-        <w:t xml:space="preserve"> </w:t>
-      </w:r>
-      <w:r>
-        <w:rPr>
-          <w:rFonts w:ascii="Times New Roman" w:hAnsi="Times New Roman" w:cs="Times New Roman" w:hint="eastAsia"/>
-        </w:rPr>
-        <w:t>Y</w:t>
+          <w:rFonts w:ascii="Times New Roman" w:hAnsi="Times New Roman" w:cs="Times New Roman"/>
+        </w:rPr>
+        <w:t>Yuan C</w:t>
       </w:r>
       <w:r>
         <w:rPr>
@@ -3393,7 +3371,6 @@
         </w:rPr>
         <w:t>Wang Y</w:t>
       </w:r>
-      <w:proofErr w:type="gramStart"/>
       <w:r>
         <w:rPr>
           <w:rFonts w:ascii="Times New Roman" w:hAnsi="Times New Roman" w:cs="Times New Roman"/>
@@ -3410,14 +3387,7 @@
         <w:rPr>
           <w:rFonts w:ascii="Times New Roman" w:hAnsi="Times New Roman" w:cs="Times New Roman"/>
         </w:rPr>
-        <w:t>(</w:t>
-      </w:r>
-      <w:proofErr w:type="gramEnd"/>
-      <w:r>
-        <w:rPr>
-          <w:rFonts w:ascii="Times New Roman" w:hAnsi="Times New Roman" w:cs="Times New Roman"/>
-        </w:rPr>
-        <w:t>2019).</w:t>
+        <w:t>(2019).</w:t>
       </w:r>
       <w:r>
         <w:rPr>
@@ -4649,21 +4619,7 @@
         <w:rPr>
           <w:rFonts w:ascii="Times New Roman" w:hAnsi="Times New Roman" w:cs="Times New Roman"/>
         </w:rPr>
-        <w:t xml:space="preserve">, </w:t>
-      </w:r>
-      <w:proofErr w:type="gramStart"/>
-      <w:r>
-        <w:rPr>
-          <w:rFonts w:ascii="Times New Roman" w:hAnsi="Times New Roman" w:cs="Times New Roman"/>
-        </w:rPr>
-        <w:t>M.Arch</w:t>
-      </w:r>
-      <w:proofErr w:type="gramEnd"/>
-      <w:r>
-        <w:rPr>
-          <w:rFonts w:ascii="Times New Roman" w:hAnsi="Times New Roman" w:cs="Times New Roman"/>
-        </w:rPr>
-        <w:t xml:space="preserve"> thesis, (Supervisor: Prof. Yang Wang)</w:t>
+        <w:t>, M.Arch thesis, (Supervisor: Prof. Yang Wang)</w:t>
       </w:r>
     </w:p>
     <w:p>
@@ -4990,7 +4946,7 @@
     <w:p>
       <w:pPr>
         <w:rPr>
-          <w:rFonts w:ascii="Times New Roman" w:hAnsi="Times New Roman" w:cs="Times New Roman" w:hint="eastAsia"/>
+          <w:rFonts w:ascii="Times New Roman" w:hAnsi="Times New Roman" w:cs="Times New Roman"/>
         </w:rPr>
       </w:pPr>
     </w:p>

--- a/CV/ZhangShuyang_CV_251006.docx
+++ b/CV/ZhangShuyang_CV_251006.docx
@@ -5427,6 +5427,22 @@
                 <w:b/>
                 <w:bCs/>
               </w:rPr>
+              <w:t xml:space="preserve">Tsinghua </w:t>
+            </w:r>
+            <w:r>
+              <w:rPr>
+                <w:rFonts w:ascii="Times New Roman" w:hAnsi="Times New Roman" w:cs="Times New Roman" w:hint="eastAsia"/>
+                <w:b/>
+                <w:bCs/>
+              </w:rPr>
+              <w:t xml:space="preserve">University </w:t>
+            </w:r>
+            <w:r>
+              <w:rPr>
+                <w:rFonts w:ascii="Times New Roman" w:hAnsi="Times New Roman" w:cs="Times New Roman" w:hint="eastAsia"/>
+                <w:b/>
+                <w:bCs/>
+              </w:rPr>
               <w:t>Merit</w:t>
             </w:r>
             <w:r>
@@ -5443,23 +5459,7 @@
                 <w:b/>
                 <w:bCs/>
               </w:rPr>
-              <w:t>Graduate (Univ</w:t>
-            </w:r>
-            <w:r>
-              <w:rPr>
-                <w:rFonts w:ascii="Times New Roman" w:hAnsi="Times New Roman" w:cs="Times New Roman" w:hint="eastAsia"/>
-                <w:b/>
-                <w:bCs/>
-              </w:rPr>
-              <w:t>ersity</w:t>
-            </w:r>
-            <w:r>
-              <w:rPr>
-                <w:rFonts w:ascii="Times New Roman" w:hAnsi="Times New Roman" w:cs="Times New Roman" w:hint="eastAsia"/>
-                <w:b/>
-                <w:bCs/>
-              </w:rPr>
-              <w:t xml:space="preserve"> Level)</w:t>
+              <w:t>Graduate</w:t>
             </w:r>
           </w:p>
           <w:p>
